--- a/samples/client_report_latest.docx
+++ b/samples/client_report_latest.docx
@@ -403,7 +403,7 @@
                 <w:rFonts w:ascii="IBM Plex Sans Arabic" w:hAnsi="IBM Plex Sans Arabic" w:cs="IBM Plex Sans Arabic"/>
                 <w:rtl/>
               </w:rPr>
-              <w:t>2026-08-26</w:t>
+              <w:t>2026-09-09</w:t>
             </w:r>
           </w:p>
         </w:tc>
@@ -4831,7 +4831,7 @@
           <w:rFonts w:ascii="IBM Plex Sans Arabic" w:hAnsi="IBM Plex Sans Arabic" w:cs="IBM Plex Sans Arabic"/>
           <w:rtl/>
         </w:rPr>
-        <w:t>تكلفة المصنع (‏EXW‏) غير مدخلة — أدخل سعر المصنع للكيلوغرام ليكتمل حساب سلسلة التكلفة حتى الرف</w:t>
+        <w:t>تكلفة المصنع (‏EXW‏) غير مدخلة — أدخل سعر المصنع للكيلوغرام لاستكمال أحد مدخلات سلسلة التكلفة حتى الرف</w:t>
       </w:r>
     </w:p>
     <w:p>
@@ -5545,7 +5545,7 @@
           <w:rFonts w:ascii="IBM Plex Sans Arabic" w:hAnsi="IBM Plex Sans Arabic" w:cs="IBM Plex Sans Arabic"/>
           <w:rtl/>
         </w:rPr>
-        <w:t>لحساب موقعك السعري الدقيق: سعر المصنع للكيلوغرام (التكلفة/كجم) هو المعطى الناقص الوحيد.</w:t>
+        <w:t>تتطلب المقارنة السعرية سعر المصنع وسعر المنافس بعملة ووحدة متطابقتين، مع توثيق حجم العبوة وأي تحويل مستخدم.</w:t>
       </w:r>
     </w:p>
     <w:p>
@@ -5948,6 +5948,188 @@
           <w:rtl/>
         </w:rPr>
         <w:t>لم نتمكّن من تأكيد قناة الدخول الأولى (موزّع أغذية حلال في أمستردام — مرشّح محتمل) من مصدر موثّق — إغلاق هذه الفجوة يتطلّب خدمة تحقّق جهات اتصال مدفوعة (قواعد بيانات تجارية) قبل الالتزام بالموزّع.</w:t>
+      </w:r>
+    </w:p>
+    <w:p>
+      <w:pPr>
+        <w:pStyle w:val="ListBullet"/>
+        <w:bidi/>
+        <w:jc w:val="start"/>
+      </w:pPr>
+      <w:r>
+        <w:rPr>
+          <w:rFonts w:ascii="IBM Plex Sans Arabic" w:hAnsi="IBM Plex Sans Arabic" w:cs="IBM Plex Sans Arabic"/>
+          <w:rtl/>
+        </w:rPr>
+        <w:t>لم يتحقّق بعد: التعاقد مع موزّع محلي مؤكَّد بالاسم في هولندا — إغلاق هذا الشرط يتطلّب التحقق من نشاط الجهة واهتمامها بالمنتج، ثم الاتفاق على شروط التوزيع وتوثيق العقد.</w:t>
+      </w:r>
+    </w:p>
+    <w:p>
+      <w:pPr>
+        <w:pStyle w:val="ListBullet"/>
+        <w:bidi/>
+        <w:jc w:val="start"/>
+      </w:pPr>
+      <w:r>
+        <w:rPr>
+          <w:rFonts w:ascii="IBM Plex Sans Arabic" w:hAnsi="IBM Plex Sans Arabic" w:cs="IBM Plex Sans Arabic"/>
+          <w:rtl/>
+        </w:rPr>
+        <w:t>لم يتحقّق بعد: استكمال بيانات معدّل نموّ الواردات وإعادة تقييم القرار — إغلاق هذا الشرط يتطلّب توثيق المدخلات من مصدر مناسب، ثم إعادة الحساب قبل الالتزام بالبيع.</w:t>
+      </w:r>
+    </w:p>
+    <w:p>
+      <w:pPr>
+        <w:pStyle w:val="ListBullet"/>
+        <w:bidi/>
+        <w:jc w:val="start"/>
+      </w:pPr>
+      <w:r>
+        <w:rPr>
+          <w:rFonts w:ascii="IBM Plex Sans Arabic" w:hAnsi="IBM Plex Sans Arabic" w:cs="IBM Plex Sans Arabic"/>
+          <w:rtl/>
+        </w:rPr>
+        <w:t>لم يتحقّق بعد: استكمال بيانات دخل الفرد وإعادة تقييم القرار — إغلاق هذا الشرط يتطلّب توثيق المدخلات من مصدر مناسب، ثم إعادة الحساب قبل الالتزام بالبيع.</w:t>
+      </w:r>
+    </w:p>
+    <w:p>
+      <w:pPr>
+        <w:pStyle w:val="ListBullet"/>
+        <w:bidi/>
+        <w:jc w:val="start"/>
+      </w:pPr>
+      <w:r>
+        <w:rPr>
+          <w:rFonts w:ascii="IBM Plex Sans Arabic" w:hAnsi="IBM Plex Sans Arabic" w:cs="IBM Plex Sans Arabic"/>
+          <w:rtl/>
+        </w:rPr>
+        <w:t>لم يتحقّق بعد: استكمال بيانات حصّة السعودية الحالية وإعادة تقييم القرار — إغلاق هذا الشرط يتطلّب توثيق المدخلات من مصدر مناسب، ثم إعادة الحساب قبل الالتزام بالبيع.</w:t>
+      </w:r>
+    </w:p>
+    <w:p>
+      <w:pPr>
+        <w:pStyle w:val="ListBullet"/>
+        <w:bidi/>
+        <w:jc w:val="start"/>
+      </w:pPr>
+      <w:r>
+        <w:rPr>
+          <w:rFonts w:ascii="IBM Plex Sans Arabic" w:hAnsi="IBM Plex Sans Arabic" w:cs="IBM Plex Sans Arabic"/>
+          <w:rtl/>
+        </w:rPr>
+        <w:t>لم يتحقّق بعد: استكمال بيانات حصّة المورّد الأكبر وإعادة تقييم القرار — إغلاق هذا الشرط يتطلّب توثيق المدخلات من مصدر مناسب، ثم إعادة الحساب قبل الالتزام بالبيع.</w:t>
+      </w:r>
+    </w:p>
+    <w:p>
+      <w:pPr>
+        <w:pStyle w:val="ListBullet"/>
+        <w:bidi/>
+        <w:jc w:val="start"/>
+      </w:pPr>
+      <w:r>
+        <w:rPr>
+          <w:rFonts w:ascii="IBM Plex Sans Arabic" w:hAnsi="IBM Plex Sans Arabic" w:cs="IBM Plex Sans Arabic"/>
+          <w:rtl/>
+        </w:rPr>
+        <w:t>لم يتحقّق بعد: استكمال بيانات منافسون مرصودون بالاسم وإعادة تقييم القرار — إغلاق هذا الشرط يتطلّب توثيق المدخلات من مصدر مناسب، ثم إعادة الحساب قبل الالتزام بالبيع.</w:t>
+      </w:r>
+    </w:p>
+    <w:p>
+      <w:pPr>
+        <w:pStyle w:val="ListBullet"/>
+        <w:bidi/>
+        <w:jc w:val="start"/>
+      </w:pPr>
+      <w:r>
+        <w:rPr>
+          <w:rFonts w:ascii="IBM Plex Sans Arabic" w:hAnsi="IBM Plex Sans Arabic" w:cs="IBM Plex Sans Arabic"/>
+          <w:rtl/>
+        </w:rPr>
+        <w:t>لم يتحقّق بعد: استكمال بيانات التعريفة الجمركية وإعادة تقييم القرار — إغلاق هذا الشرط يتطلّب توثيق المدخلات من مصدر مناسب، ثم إعادة الحساب قبل الالتزام بالبيع.</w:t>
+      </w:r>
+    </w:p>
+    <w:p>
+      <w:pPr>
+        <w:pStyle w:val="ListBullet"/>
+        <w:bidi/>
+        <w:jc w:val="start"/>
+      </w:pPr>
+      <w:r>
+        <w:rPr>
+          <w:rFonts w:ascii="IBM Plex Sans Arabic" w:hAnsi="IBM Plex Sans Arabic" w:cs="IBM Plex Sans Arabic"/>
+          <w:rtl/>
+        </w:rPr>
+        <w:t>لم يتحقّق بعد: استكمال بيانات هامش السعر عند الحدود وإعادة تقييم القرار — إغلاق هذا الشرط يتطلّب توثيق المدخلات من مصدر مناسب، ثم إعادة الحساب قبل الالتزام بالبيع.</w:t>
+      </w:r>
+    </w:p>
+    <w:p>
+      <w:pPr>
+        <w:pStyle w:val="ListBullet"/>
+        <w:bidi/>
+        <w:jc w:val="start"/>
+      </w:pPr>
+      <w:r>
+        <w:rPr>
+          <w:rFonts w:ascii="IBM Plex Sans Arabic" w:hAnsi="IBM Plex Sans Arabic" w:cs="IBM Plex Sans Arabic"/>
+          <w:rtl/>
+        </w:rPr>
+        <w:t>لم يتحقّق بعد: استكمال بيانات موقع سعرك مقابل السوق وإعادة تقييم القرار — إغلاق هذا الشرط يتطلّب توثيق المدخلات من مصدر مناسب، ثم إعادة الحساب قبل الالتزام بالبيع.</w:t>
+      </w:r>
+    </w:p>
+    <w:p>
+      <w:pPr>
+        <w:pStyle w:val="ListBullet"/>
+        <w:bidi/>
+        <w:jc w:val="start"/>
+      </w:pPr>
+      <w:r>
+        <w:rPr>
+          <w:rFonts w:ascii="IBM Plex Sans Arabic" w:hAnsi="IBM Plex Sans Arabic" w:cs="IBM Plex Sans Arabic"/>
+          <w:rtl/>
+        </w:rPr>
+        <w:t>لم يتحقّق بعد: استكمال بيانات الاستقرار السياسي وإعادة تقييم القرار — إغلاق هذا الشرط يتطلّب توثيق المدخلات من مصدر مناسب، ثم إعادة الحساب قبل الالتزام بالبيع.</w:t>
+      </w:r>
+    </w:p>
+    <w:p>
+      <w:pPr>
+        <w:pStyle w:val="ListBullet"/>
+        <w:bidi/>
+        <w:jc w:val="start"/>
+      </w:pPr>
+      <w:r>
+        <w:rPr>
+          <w:rFonts w:ascii="IBM Plex Sans Arabic" w:hAnsi="IBM Plex Sans Arabic" w:cs="IBM Plex Sans Arabic"/>
+          <w:rtl/>
+        </w:rPr>
+        <w:t>لم يتحقّق بعد: استكمال بيانات جودة التنظيم وإعادة تقييم القرار — إغلاق هذا الشرط يتطلّب توثيق المدخلات من مصدر مناسب، ثم إعادة الحساب قبل الالتزام بالبيع.</w:t>
+      </w:r>
+    </w:p>
+    <w:p>
+      <w:pPr>
+        <w:pStyle w:val="ListBullet"/>
+        <w:bidi/>
+        <w:jc w:val="start"/>
+      </w:pPr>
+      <w:r>
+        <w:rPr>
+          <w:rFonts w:ascii="IBM Plex Sans Arabic" w:hAnsi="IBM Plex Sans Arabic" w:cs="IBM Plex Sans Arabic"/>
+          <w:rtl/>
+        </w:rPr>
+        <w:t>لم يتحقّق بعد: استكمال بيانات أداء اللوجستيات وإعادة تقييم القرار — إغلاق هذا الشرط يتطلّب توثيق المدخلات من مصدر مناسب، ثم إعادة الحساب قبل الالتزام بالبيع.</w:t>
+      </w:r>
+    </w:p>
+    <w:p>
+      <w:pPr>
+        <w:pStyle w:val="ListBullet"/>
+        <w:bidi/>
+        <w:jc w:val="start"/>
+      </w:pPr>
+      <w:r>
+        <w:rPr>
+          <w:rFonts w:ascii="IBM Plex Sans Arabic" w:hAnsi="IBM Plex Sans Arabic" w:cs="IBM Plex Sans Arabic"/>
+          <w:rtl/>
+        </w:rPr>
+        <w:t>لم يتحقّق بعد: استكمال بيانات استقرار العملة وإعادة تقييم القرار — إغلاق هذا الشرط يتطلّب توثيق المدخلات من مصدر مناسب، ثم إعادة الحساب قبل الالتزام بالبيع.</w:t>
       </w:r>
     </w:p>
     <w:p>
@@ -6703,7 +6885,7 @@
                 <w:rFonts w:ascii="IBM Plex Sans Arabic" w:hAnsi="IBM Plex Sans Arabic" w:cs="IBM Plex Sans Arabic"/>
                 <w:rtl/>
               </w:rPr>
-              <w:t>2026-08-26</w:t>
+              <w:t>2026-09-09</w:t>
             </w:r>
           </w:p>
         </w:tc>

--- a/samples/client_report_latest.docx
+++ b/samples/client_report_latest.docx
@@ -403,7 +403,7 @@
                 <w:rFonts w:ascii="IBM Plex Sans Arabic" w:hAnsi="IBM Plex Sans Arabic" w:cs="IBM Plex Sans Arabic"/>
                 <w:rtl/>
               </w:rPr>
-              <w:t>2026-09-09</w:t>
+              <w:t>2026-09-16</w:t>
             </w:r>
           </w:p>
         </w:tc>
@@ -1182,7 +1182,7 @@
           <w:rFonts w:ascii="IBM Plex Sans Arabic" w:hAnsi="IBM Plex Sans Arabic" w:cs="IBM Plex Sans Arabic"/>
           <w:rtl/>
         </w:rPr>
-        <w:t>أقوى حجة ضد الدخول المشروط: من جهةٍ العمود الأقوى «جاذبية السوق» (‏84%‏) يدعم مضيّاً كاملاً، ومن جهةٍ العمود الأضعف «الملاءمة التنظيمية» (‏38%‏) يدعم رفضاً. لماذا لم تُعتمد أيٌّ منهما: الدرجة في النطاق الشرطي والشروط المفتوحة مسماة — الحسم قبل إغلاقها التزام بلا أساس.</w:t>
+        <w:t>أقوى حجة ضد الدخول المشروط: من جهةٍ أقوى الجوانب «جاذبية السوق» (‏84%‏) يدعم مضيّاً كاملاً، ومن جهةٍ أضعفها «الملاءمة التنظيمية» (‏38%‏) يدعم رفضاً. لماذا لم تُعتمد أيٌّ منهما: الدرجة في النطاق الشرطي والشروط المفتوحة مسماة — الحسم قبل إغلاقها التزام بلا أساس.</w:t>
       </w:r>
     </w:p>
     <w:p>
@@ -6885,7 +6885,7 @@
                 <w:rFonts w:ascii="IBM Plex Sans Arabic" w:hAnsi="IBM Plex Sans Arabic" w:cs="IBM Plex Sans Arabic"/>
                 <w:rtl/>
               </w:rPr>
-              <w:t>2026-09-09</w:t>
+              <w:t>2026-09-16</w:t>
             </w:r>
           </w:p>
         </w:tc>

--- a/samples/client_report_latest.docx
+++ b/samples/client_report_latest.docx
@@ -403,7 +403,7 @@
                 <w:rFonts w:ascii="IBM Plex Sans Arabic" w:hAnsi="IBM Plex Sans Arabic" w:cs="IBM Plex Sans Arabic"/>
                 <w:rtl/>
               </w:rPr>
-              <w:t>2026-09-16</w:t>
+              <w:t>2026-09-19</w:t>
             </w:r>
           </w:p>
         </w:tc>
@@ -6885,7 +6885,7 @@
                 <w:rFonts w:ascii="IBM Plex Sans Arabic" w:hAnsi="IBM Plex Sans Arabic" w:cs="IBM Plex Sans Arabic"/>
                 <w:rtl/>
               </w:rPr>
-              <w:t>2026-09-16</w:t>
+              <w:t>2026-09-19</w:t>
             </w:r>
           </w:p>
         </w:tc>

--- a/samples/client_report_latest.docx
+++ b/samples/client_report_latest.docx
@@ -6604,7 +6604,7 @@
                 <w:rFonts w:ascii="IBM Plex Sans Arabic" w:hAnsi="IBM Plex Sans Arabic" w:cs="IBM Plex Sans Arabic"/>
                 <w:rtl/>
               </w:rPr>
-              <w:t>ejmar.example</w:t>
+              <w:t>https://maps.google/ejmar</w:t>
             </w:r>
           </w:p>
         </w:tc>

--- a/samples/client_report_latest.docx
+++ b/samples/client_report_latest.docx
@@ -6132,6 +6132,133 @@
         <w:t>لم يتحقّق بعد: استكمال بيانات استقرار العملة وإعادة تقييم القرار — إغلاق هذا الشرط يتطلّب توثيق المدخلات من مصدر مناسب، ثم إعادة الحساب قبل الالتزام بالبيع.</w:t>
       </w:r>
     </w:p>
+    <w:tbl>
+      <w:tblPr>
+        <w:tblStyle w:val="TableGrid"/>
+        <w:tblW w:type="auto" w:w="0"/>
+        <w:tblLayout w:type="fixed"/>
+        <w:tblLook w:firstColumn="1" w:firstRow="1" w:lastColumn="0" w:lastRow="0" w:noHBand="0" w:noVBand="1" w:val="04A0"/>
+        <w:tblBorders>
+          <w:top w:val="single" w:sz="4" w:space="0" w:color="BBBBBB"/>
+          <w:left w:val="single" w:sz="4" w:space="0" w:color="BBBBBB"/>
+          <w:bottom w:val="single" w:sz="4" w:space="0" w:color="BBBBBB"/>
+          <w:right w:val="single" w:sz="4" w:space="0" w:color="BBBBBB"/>
+          <w:insideH w:val="single" w:sz="4" w:space="0" w:color="BBBBBB"/>
+          <w:insideV w:val="single" w:sz="4" w:space="0" w:color="BBBBBB"/>
+        </w:tblBorders>
+        <w:bidiVisual/>
+      </w:tblPr>
+      <w:tblGrid>
+        <w:gridCol w:w="4320"/>
+        <w:gridCol w:w="4320"/>
+      </w:tblGrid>
+      <w:tr>
+        <w:tc>
+          <w:tcPr>
+            <w:tcW w:type="dxa" w:w="4680"/>
+            <w:shd w:val="clear" w:fill="166534"/>
+            <w:tcMar>
+              <w:top w:w="100" w:type="dxa"/>
+              <w:bottom w:w="100" w:type="dxa"/>
+              <w:left w:w="120" w:type="dxa"/>
+              <w:right w:w="120" w:type="dxa"/>
+            </w:tcMar>
+          </w:tcPr>
+          <w:p>
+            <w:pPr>
+              <w:bidi/>
+              <w:jc w:val="start"/>
+            </w:pPr>
+            <w:r>
+              <w:rPr>
+                <w:rFonts w:ascii="IBM Plex Sans Arabic" w:hAnsi="IBM Plex Sans Arabic" w:cs="IBM Plex Sans Arabic"/>
+                <w:b/>
+                <w:color w:val="FFFFFF"/>
+                <w:rtl/>
+              </w:rPr>
+              <w:t>ما لم نعرفه بعد</w:t>
+            </w:r>
+          </w:p>
+        </w:tc>
+        <w:tc>
+          <w:tcPr>
+            <w:tcW w:type="dxa" w:w="4680"/>
+            <w:shd w:val="clear" w:fill="166534"/>
+            <w:tcMar>
+              <w:top w:w="100" w:type="dxa"/>
+              <w:bottom w:w="100" w:type="dxa"/>
+              <w:left w:w="120" w:type="dxa"/>
+              <w:right w:w="120" w:type="dxa"/>
+            </w:tcMar>
+          </w:tcPr>
+          <w:p>
+            <w:pPr>
+              <w:bidi/>
+              <w:jc w:val="start"/>
+            </w:pPr>
+            <w:r>
+              <w:rPr>
+                <w:rFonts w:ascii="IBM Plex Sans Arabic" w:hAnsi="IBM Plex Sans Arabic" w:cs="IBM Plex Sans Arabic"/>
+                <w:b/>
+                <w:color w:val="FFFFFF"/>
+                <w:rtl/>
+              </w:rPr>
+              <w:t>كيف تعرفه</w:t>
+            </w:r>
+          </w:p>
+        </w:tc>
+      </w:tr>
+      <w:tr>
+        <w:tc>
+          <w:tcPr>
+            <w:tcW w:type="dxa" w:w="4680"/>
+            <w:tcMar>
+              <w:top w:w="100" w:type="dxa"/>
+              <w:bottom w:w="100" w:type="dxa"/>
+              <w:left w:w="120" w:type="dxa"/>
+              <w:right w:w="120" w:type="dxa"/>
+            </w:tcMar>
+          </w:tcPr>
+          <w:p>
+            <w:pPr>
+              <w:bidi/>
+              <w:jc w:val="start"/>
+            </w:pPr>
+            <w:r>
+              <w:rPr>
+                <w:rFonts w:ascii="IBM Plex Sans Arabic" w:hAnsi="IBM Plex Sans Arabic" w:cs="IBM Plex Sans Arabic"/>
+                <w:rtl/>
+              </w:rPr>
+              <w:t>بنود الاشتراطات — لا يستند إلا إلى مصادر غير رسمية</w:t>
+            </w:r>
+          </w:p>
+        </w:tc>
+        <w:tc>
+          <w:tcPr>
+            <w:tcW w:type="dxa" w:w="4680"/>
+            <w:tcMar>
+              <w:top w:w="100" w:type="dxa"/>
+              <w:bottom w:w="100" w:type="dxa"/>
+              <w:left w:w="120" w:type="dxa"/>
+              <w:right w:w="120" w:type="dxa"/>
+            </w:tcMar>
+          </w:tcPr>
+          <w:p>
+            <w:pPr>
+              <w:bidi/>
+              <w:jc w:val="start"/>
+            </w:pPr>
+            <w:r>
+              <w:rPr>
+                <w:rFonts w:ascii="IBM Plex Sans Arabic" w:hAnsi="IBM Plex Sans Arabic" w:cs="IBM Plex Sans Arabic"/>
+                <w:rtl/>
+              </w:rPr>
+              <w:t>—</w:t>
+            </w:r>
+          </w:p>
+        </w:tc>
+      </w:tr>
+    </w:tbl>
     <w:p>
       <w:pPr>
         <w:pStyle w:val="Heading1"/>

--- a/samples/client_report_latest.docx
+++ b/samples/client_report_latest.docx
@@ -4817,7 +4817,7 @@
           <w:rFonts w:ascii="IBM Plex Sans Arabic" w:hAnsi="IBM Plex Sans Arabic" w:cs="IBM Plex Sans Arabic"/>
           <w:rtl/>
         </w:rPr>
-        <w:t>أقصى سعر مصنع (‏EXW‏) غير محسوب — الناقص: حجم العبوة (لتطبيع السعر إلى كجم/لتر)؛ عملة السعر المرصود</w:t>
+        <w:t>أقصى سعر مصنع (‏EXW‏) غير محسوب — يلزم: حجم العبوة (لتطبيع السعر إلى كجم/لتر)؛ عملة السعر المرصود</w:t>
       </w:r>
     </w:p>
     <w:p>
@@ -5125,7 +5125,7 @@
                 <w:rFonts w:ascii="IBM Plex Sans Arabic" w:hAnsi="IBM Plex Sans Arabic" w:cs="IBM Plex Sans Arabic"/>
                 <w:rtl/>
               </w:rPr>
-              <w:t>لا نعرفه بعد — الناقص: تكلفة إنتاج كجم الواحد لديك</w:t>
+              <w:t>لا نعرفه بعد — يلزم: تكلفة إنتاج كجم الواحد لديك</w:t>
             </w:r>
           </w:p>
         </w:tc>
@@ -5225,7 +5225,7 @@
                 <w:rFonts w:ascii="IBM Plex Sans Arabic" w:hAnsi="IBM Plex Sans Arabic" w:cs="IBM Plex Sans Arabic"/>
                 <w:rtl/>
               </w:rPr>
-              <w:t>لا نعرفه بعد — الناقص: تكلفتك + سعر رف منافس مرصود</w:t>
+              <w:t>لا نعرفه بعد — يلزم: تكلفتك + سعر رف منافس مرصود</w:t>
             </w:r>
           </w:p>
         </w:tc>
@@ -5325,7 +5325,7 @@
                 <w:rFonts w:ascii="IBM Plex Sans Arabic" w:hAnsi="IBM Plex Sans Arabic" w:cs="IBM Plex Sans Arabic"/>
                 <w:rtl/>
               </w:rPr>
-              <w:t>لا نعرفه بعد — الناقص: مدد التسجيل والاعتماد الرسمية للسوق المستهدف</w:t>
+              <w:t>لا نعرفه بعد — يلزم: مدد التسجيل والاعتماد الرسمية للسوق المستهدف</w:t>
             </w:r>
           </w:p>
         </w:tc>
@@ -5425,7 +5425,7 @@
                 <w:rFonts w:ascii="IBM Plex Sans Arabic" w:hAnsi="IBM Plex Sans Arabic" w:cs="IBM Plex Sans Arabic"/>
                 <w:rtl/>
               </w:rPr>
-              <w:t>لا نعرفه بعد — الناقص: كلفة الدخول (أعلاه)</w:t>
+              <w:t>لا نعرفه بعد — يلزم: كلفة الدخول (أعلاه)</w:t>
             </w:r>
           </w:p>
         </w:tc>

--- a/samples/client_report_latest.docx
+++ b/samples/client_report_latest.docx
@@ -403,7 +403,7 @@
                 <w:rFonts w:ascii="IBM Plex Sans Arabic" w:hAnsi="IBM Plex Sans Arabic" w:cs="IBM Plex Sans Arabic"/>
                 <w:rtl/>
               </w:rPr>
-              <w:t>2026-09-19</w:t>
+              <w:t>2026-09-20</w:t>
             </w:r>
           </w:p>
         </w:tc>
@@ -7012,7 +7012,7 @@
                 <w:rFonts w:ascii="IBM Plex Sans Arabic" w:hAnsi="IBM Plex Sans Arabic" w:cs="IBM Plex Sans Arabic"/>
                 <w:rtl/>
               </w:rPr>
-              <w:t>2026-09-19</w:t>
+              <w:t>2026-09-20</w:t>
             </w:r>
           </w:p>
         </w:tc>

--- a/samples/client_report_latest.docx
+++ b/samples/client_report_latest.docx
@@ -5925,6 +5925,132 @@
     </w:p>
     <w:p>
       <w:pPr>
+        <w:pStyle w:val="Heading2"/>
+        <w:bidi/>
+        <w:jc w:val="start"/>
+      </w:pPr>
+      <w:r>
+        <w:rPr>
+          <w:rFonts w:ascii="IBM Plex Sans Arabic" w:hAnsi="IBM Plex Sans Arabic" w:cs="IBM Plex Sans Arabic"/>
+          <w:rtl/>
+        </w:rPr>
+        <w:t>أسئلتك الحاسمة قبل القرار</w:t>
+      </w:r>
+    </w:p>
+    <w:p>
+      <w:pPr>
+        <w:pStyle w:val="ListBullet"/>
+        <w:bidi/>
+        <w:jc w:val="start"/>
+      </w:pPr>
+      <w:r>
+        <w:rPr>
+          <w:rFonts w:ascii="IBM Plex Sans Arabic" w:hAnsi="IBM Plex Sans Arabic" w:cs="IBM Plex Sans Arabic"/>
+          <w:rtl/>
+        </w:rPr>
+        <w:t>ما حجمُ هذا السوق فعلاً وهل ينمو؟ 38 مليون دولار (‏UN Comtrade‏)</w:t>
+      </w:r>
+    </w:p>
+    <w:p>
+      <w:pPr>
+        <w:pStyle w:val="ListBullet"/>
+        <w:bidi/>
+        <w:jc w:val="start"/>
+      </w:pPr>
+      <w:r>
+        <w:rPr>
+          <w:rFonts w:ascii="IBM Plex Sans Arabic" w:hAnsi="IBM Plex Sans Arabic" w:cs="IBM Plex Sans Arabic"/>
+          <w:rtl/>
+        </w:rPr>
+        <w:t>من ينافسني فعلاً — منتجون أم وسطاء يعيدون التصدير؟ لم نعرفه بعد — كيف تعرفه: اطلب شهادةَ منشأٍ لثلاث شحناتٍ منافسةٍ من المستورد أو من بيانات جمركية مدفوعة</w:t>
+      </w:r>
+    </w:p>
+    <w:p>
+      <w:pPr>
+        <w:pStyle w:val="ListBullet"/>
+        <w:bidi/>
+        <w:jc w:val="start"/>
+      </w:pPr>
+      <w:r>
+        <w:rPr>
+          <w:rFonts w:ascii="IBM Plex Sans Arabic" w:hAnsi="IBM Plex Sans Arabic" w:cs="IBM Plex Sans Arabic"/>
+          <w:rtl/>
+        </w:rPr>
+        <w:t>هل لي ميزةُ تكلفةٍ حقيقية أم أنافس على السعر بلا سند؟ لم نعرفه بعد — كيف تعرفه: قارن سعرَ مدخلك الخام الفعلي بعرضٍ من مورّدٍ في بلد المنافس</w:t>
+      </w:r>
+    </w:p>
+    <w:p>
+      <w:pPr>
+        <w:pStyle w:val="ListBullet"/>
+        <w:bidi/>
+        <w:jc w:val="start"/>
+      </w:pPr>
+      <w:r>
+        <w:rPr>
+          <w:rFonts w:ascii="IBM Plex Sans Arabic" w:hAnsi="IBM Plex Sans Arabic" w:cs="IBM Plex Sans Arabic"/>
+          <w:rtl/>
+        </w:rPr>
+        <w:t>بكم أبيع للمصنع كي أنافس على الرف؟ لم نعرفه بعد — كيف تعرفه: اطلب عرضَ سعرٍ من موزّعٍ محلّي واحدٍ يشمل هامشَه وهامشَ التجزئة</w:t>
+      </w:r>
+    </w:p>
+    <w:p>
+      <w:pPr>
+        <w:pStyle w:val="ListBullet"/>
+        <w:bidi/>
+        <w:jc w:val="start"/>
+      </w:pPr>
+      <w:r>
+        <w:rPr>
+          <w:rFonts w:ascii="IBM Plex Sans Arabic" w:hAnsi="IBM Plex Sans Arabic" w:cs="IBM Plex Sans Arabic"/>
+          <w:rtl/>
+        </w:rPr>
+        <w:t>ما الذي يمنع أوّلَ شحنةٍ من الدخول؟ جانب هامش الربحية غائب (غير متاح: هامش السعر عند الحدود، موقع سعرك مقابل السوق) — أكمل مصادره قبل قرار نهائي</w:t>
+      </w:r>
+    </w:p>
+    <w:p>
+      <w:pPr>
+        <w:pStyle w:val="ListBullet"/>
+        <w:bidi/>
+        <w:jc w:val="start"/>
+      </w:pPr>
+      <w:r>
+        <w:rPr>
+          <w:rFonts w:ascii="IBM Plex Sans Arabic" w:hAnsi="IBM Plex Sans Arabic" w:cs="IBM Plex Sans Arabic"/>
+          <w:rtl/>
+        </w:rPr>
+        <w:t>ما حجمُ أوّل شحنةٍ معقولة؟ بين 13,365 و26,730 كجم، إذا افترضنا حمولة حاوية 40 قدماً المنشورة ÷ وزن كجم الواحد (‏1 كجم‏)؛ والنطاقُ من نصف حمولةٍ إلى حمولةٍ كاملة</w:t>
+      </w:r>
+    </w:p>
+    <w:p>
+      <w:pPr>
+        <w:pStyle w:val="ListBullet"/>
+        <w:bidi/>
+        <w:jc w:val="start"/>
+      </w:pPr>
+      <w:r>
+        <w:rPr>
+          <w:rFonts w:ascii="IBM Plex Sans Arabic" w:hAnsi="IBM Plex Sans Arabic" w:cs="IBM Plex Sans Arabic"/>
+          <w:rtl/>
+        </w:rPr>
+        <w:t>كم يتضاعف سعري من الحدود إلى الرف؟ لم نعرفه بعد — كيف تعرفه: ارصد سعرَ الرف لثلاثة منتجاتٍ منافسةٍ واقسمه على سعر الاستيراد المعلن</w:t>
+      </w:r>
+    </w:p>
+    <w:p>
+      <w:pPr>
+        <w:pStyle w:val="ListBullet"/>
+        <w:bidi/>
+        <w:jc w:val="start"/>
+      </w:pPr>
+      <w:r>
+        <w:rPr>
+          <w:rFonts w:ascii="IBM Plex Sans Arabic" w:hAnsi="IBM Plex Sans Arabic" w:cs="IBM Plex Sans Arabic"/>
+          <w:rtl/>
+        </w:rPr>
+        <w:t>بمَ أتمايز عن المعروض على الرف اليوم؟ لم نعرفه بعد — كيف تعرفه: صوّر رفَّ الفئة في ثلاثة متاجر واقرأ بطاقاتِ المنافسين</w:t>
+      </w:r>
+    </w:p>
+    <w:p>
+      <w:pPr>
         <w:bidi/>
         <w:jc w:val="start"/>
       </w:pPr>

--- a/samples/client_report_latest.docx
+++ b/samples/client_report_latest.docx
@@ -403,7 +403,7 @@
                 <w:rFonts w:ascii="IBM Plex Sans Arabic" w:hAnsi="IBM Plex Sans Arabic" w:cs="IBM Plex Sans Arabic"/>
                 <w:rtl/>
               </w:rPr>
-              <w:t>2026-09-20</w:t>
+              <w:t>2026-09-23</w:t>
             </w:r>
           </w:p>
         </w:tc>
@@ -4794,7 +4794,6 @@
     </w:p>
     <w:p>
       <w:pPr>
-        <w:pStyle w:val="ListBullet"/>
         <w:bidi/>
         <w:jc w:val="start"/>
       </w:pPr>
@@ -4803,12 +4802,11 @@
           <w:rFonts w:ascii="IBM Plex Sans Arabic" w:hAnsi="IBM Plex Sans Arabic" w:cs="IBM Plex Sans Arabic"/>
           <w:rtl/>
         </w:rPr>
-        <w:t>التعرفة غير متاحة — اعتُمدت 0% معلنةً في الحل العكسي</w:t>
+        <w:t>أدنى سعر رف منافس مرصود في السوق: 14.0 € (أساس التقييم: تجزئة).</w:t>
       </w:r>
     </w:p>
     <w:p>
       <w:pPr>
-        <w:pStyle w:val="ListBullet"/>
         <w:bidi/>
         <w:jc w:val="start"/>
       </w:pPr>
@@ -4817,12 +4815,543 @@
           <w:rFonts w:ascii="IBM Plex Sans Arabic" w:hAnsi="IBM Plex Sans Arabic" w:cs="IBM Plex Sans Arabic"/>
           <w:rtl/>
         </w:rPr>
-        <w:t>أقصى سعر مصنع (‏EXW‏) غير محسوب — يلزم: حجم العبوة (لتطبيع السعر إلى كجم/لتر)؛ عملة السعر المرصود</w:t>
+        <w:t>لكي تجاري هذا السعر بعد الشحن والرسوم وهوامش التوزيع، يلزم ألا تتجاوز تكلفة منتجك خارج المصنع 15.29 €/كجم (بافتراضات السيناريو متوسط أدناه).</w:t>
       </w:r>
     </w:p>
+    <w:tbl>
+      <w:tblPr>
+        <w:tblStyle w:val="TableGrid"/>
+        <w:tblW w:type="auto" w:w="0"/>
+        <w:tblLayout w:type="fixed"/>
+        <w:tblLook w:firstColumn="1" w:firstRow="1" w:lastColumn="0" w:lastRow="0" w:noHBand="0" w:noVBand="1" w:val="04A0"/>
+        <w:tblBorders>
+          <w:top w:val="single" w:sz="4" w:space="0" w:color="BBBBBB"/>
+          <w:left w:val="single" w:sz="4" w:space="0" w:color="BBBBBB"/>
+          <w:bottom w:val="single" w:sz="4" w:space="0" w:color="BBBBBB"/>
+          <w:right w:val="single" w:sz="4" w:space="0" w:color="BBBBBB"/>
+          <w:insideH w:val="single" w:sz="4" w:space="0" w:color="BBBBBB"/>
+          <w:insideV w:val="single" w:sz="4" w:space="0" w:color="BBBBBB"/>
+        </w:tblBorders>
+        <w:bidiVisual/>
+      </w:tblPr>
+      <w:tblGrid>
+        <w:gridCol w:w="1728"/>
+        <w:gridCol w:w="1728"/>
+        <w:gridCol w:w="1728"/>
+        <w:gridCol w:w="1728"/>
+        <w:gridCol w:w="1728"/>
+      </w:tblGrid>
+      <w:tr>
+        <w:tc>
+          <w:tcPr>
+            <w:tcW w:type="dxa" w:w="1872"/>
+            <w:shd w:val="clear" w:fill="166534"/>
+            <w:tcMar>
+              <w:top w:w="100" w:type="dxa"/>
+              <w:bottom w:w="100" w:type="dxa"/>
+              <w:left w:w="120" w:type="dxa"/>
+              <w:right w:w="120" w:type="dxa"/>
+            </w:tcMar>
+          </w:tcPr>
+          <w:p>
+            <w:pPr>
+              <w:bidi/>
+              <w:jc w:val="start"/>
+            </w:pPr>
+            <w:r>
+              <w:rPr>
+                <w:rFonts w:ascii="IBM Plex Sans Arabic" w:hAnsi="IBM Plex Sans Arabic" w:cs="IBM Plex Sans Arabic"/>
+                <w:b/>
+                <w:color w:val="FFFFFF"/>
+                <w:rtl/>
+              </w:rPr>
+              <w:t>السيناريو</w:t>
+            </w:r>
+          </w:p>
+        </w:tc>
+        <w:tc>
+          <w:tcPr>
+            <w:tcW w:type="dxa" w:w="1872"/>
+            <w:shd w:val="clear" w:fill="166534"/>
+            <w:tcMar>
+              <w:top w:w="100" w:type="dxa"/>
+              <w:bottom w:w="100" w:type="dxa"/>
+              <w:left w:w="120" w:type="dxa"/>
+              <w:right w:w="120" w:type="dxa"/>
+            </w:tcMar>
+          </w:tcPr>
+          <w:p>
+            <w:pPr>
+              <w:bidi/>
+              <w:jc w:val="start"/>
+            </w:pPr>
+            <w:r>
+              <w:rPr>
+                <w:rFonts w:ascii="IBM Plex Sans Arabic" w:hAnsi="IBM Plex Sans Arabic" w:cs="IBM Plex Sans Arabic"/>
+                <w:b/>
+                <w:color w:val="FFFFFF"/>
+                <w:rtl/>
+              </w:rPr>
+              <w:t>الشحن %</w:t>
+            </w:r>
+          </w:p>
+        </w:tc>
+        <w:tc>
+          <w:tcPr>
+            <w:tcW w:type="dxa" w:w="1872"/>
+            <w:shd w:val="clear" w:fill="166534"/>
+            <w:tcMar>
+              <w:top w:w="100" w:type="dxa"/>
+              <w:bottom w:w="100" w:type="dxa"/>
+              <w:left w:w="120" w:type="dxa"/>
+              <w:right w:w="120" w:type="dxa"/>
+            </w:tcMar>
+          </w:tcPr>
+          <w:p>
+            <w:pPr>
+              <w:bidi/>
+              <w:jc w:val="start"/>
+            </w:pPr>
+            <w:r>
+              <w:rPr>
+                <w:rFonts w:ascii="IBM Plex Sans Arabic" w:hAnsi="IBM Plex Sans Arabic" w:cs="IBM Plex Sans Arabic"/>
+                <w:b/>
+                <w:color w:val="FFFFFF"/>
+                <w:rtl/>
+              </w:rPr>
+              <w:t>هامش الموزّع %</w:t>
+            </w:r>
+          </w:p>
+        </w:tc>
+        <w:tc>
+          <w:tcPr>
+            <w:tcW w:type="dxa" w:w="1872"/>
+            <w:shd w:val="clear" w:fill="166534"/>
+            <w:tcMar>
+              <w:top w:w="100" w:type="dxa"/>
+              <w:bottom w:w="100" w:type="dxa"/>
+              <w:left w:w="120" w:type="dxa"/>
+              <w:right w:w="120" w:type="dxa"/>
+            </w:tcMar>
+          </w:tcPr>
+          <w:p>
+            <w:pPr>
+              <w:bidi/>
+              <w:jc w:val="start"/>
+            </w:pPr>
+            <w:r>
+              <w:rPr>
+                <w:rFonts w:ascii="IBM Plex Sans Arabic" w:hAnsi="IBM Plex Sans Arabic" w:cs="IBM Plex Sans Arabic"/>
+                <w:b/>
+                <w:color w:val="FFFFFF"/>
+                <w:rtl/>
+              </w:rPr>
+              <w:t>هامش التجزئة %</w:t>
+            </w:r>
+          </w:p>
+        </w:tc>
+        <w:tc>
+          <w:tcPr>
+            <w:tcW w:type="dxa" w:w="1872"/>
+            <w:shd w:val="clear" w:fill="166534"/>
+            <w:tcMar>
+              <w:top w:w="100" w:type="dxa"/>
+              <w:bottom w:w="100" w:type="dxa"/>
+              <w:left w:w="120" w:type="dxa"/>
+              <w:right w:w="120" w:type="dxa"/>
+            </w:tcMar>
+          </w:tcPr>
+          <w:p>
+            <w:pPr>
+              <w:bidi/>
+              <w:jc w:val="start"/>
+            </w:pPr>
+            <w:r>
+              <w:rPr>
+                <w:rFonts w:ascii="IBM Plex Sans Arabic" w:hAnsi="IBM Plex Sans Arabic" w:cs="IBM Plex Sans Arabic"/>
+                <w:b/>
+                <w:color w:val="FFFFFF"/>
+                <w:rtl/>
+              </w:rPr>
+              <w:t>أقصى سعر المصنع (€/كجم)</w:t>
+            </w:r>
+          </w:p>
+        </w:tc>
+      </w:tr>
+      <w:tr>
+        <w:tc>
+          <w:tcPr>
+            <w:tcW w:type="dxa" w:w="1872"/>
+            <w:tcMar>
+              <w:top w:w="100" w:type="dxa"/>
+              <w:bottom w:w="100" w:type="dxa"/>
+              <w:left w:w="120" w:type="dxa"/>
+              <w:right w:w="120" w:type="dxa"/>
+            </w:tcMar>
+          </w:tcPr>
+          <w:p>
+            <w:pPr>
+              <w:bidi/>
+              <w:jc w:val="start"/>
+            </w:pPr>
+            <w:r>
+              <w:rPr>
+                <w:rFonts w:ascii="IBM Plex Sans Arabic" w:hAnsi="IBM Plex Sans Arabic" w:cs="IBM Plex Sans Arabic"/>
+                <w:rtl/>
+              </w:rPr>
+              <w:t>منخفض</w:t>
+            </w:r>
+          </w:p>
+        </w:tc>
+        <w:tc>
+          <w:tcPr>
+            <w:tcW w:type="dxa" w:w="1872"/>
+            <w:tcMar>
+              <w:top w:w="100" w:type="dxa"/>
+              <w:bottom w:w="100" w:type="dxa"/>
+              <w:left w:w="120" w:type="dxa"/>
+              <w:right w:w="120" w:type="dxa"/>
+            </w:tcMar>
+          </w:tcPr>
+          <w:p>
+            <w:pPr>
+              <w:bidi/>
+              <w:jc w:val="start"/>
+            </w:pPr>
+            <w:r>
+              <w:rPr>
+                <w:rFonts w:ascii="IBM Plex Sans Arabic" w:hAnsi="IBM Plex Sans Arabic" w:cs="IBM Plex Sans Arabic"/>
+                <w:rtl/>
+              </w:rPr>
+              <w:t>5.0</w:t>
+            </w:r>
+          </w:p>
+        </w:tc>
+        <w:tc>
+          <w:tcPr>
+            <w:tcW w:type="dxa" w:w="1872"/>
+            <w:tcMar>
+              <w:top w:w="100" w:type="dxa"/>
+              <w:bottom w:w="100" w:type="dxa"/>
+              <w:left w:w="120" w:type="dxa"/>
+              <w:right w:w="120" w:type="dxa"/>
+            </w:tcMar>
+          </w:tcPr>
+          <w:p>
+            <w:pPr>
+              <w:bidi/>
+              <w:jc w:val="start"/>
+            </w:pPr>
+            <w:r>
+              <w:rPr>
+                <w:rFonts w:ascii="IBM Plex Sans Arabic" w:hAnsi="IBM Plex Sans Arabic" w:cs="IBM Plex Sans Arabic"/>
+                <w:rtl/>
+              </w:rPr>
+              <w:t>10.0</w:t>
+            </w:r>
+          </w:p>
+        </w:tc>
+        <w:tc>
+          <w:tcPr>
+            <w:tcW w:type="dxa" w:w="1872"/>
+            <w:tcMar>
+              <w:top w:w="100" w:type="dxa"/>
+              <w:bottom w:w="100" w:type="dxa"/>
+              <w:left w:w="120" w:type="dxa"/>
+              <w:right w:w="120" w:type="dxa"/>
+            </w:tcMar>
+          </w:tcPr>
+          <w:p>
+            <w:pPr>
+              <w:bidi/>
+              <w:jc w:val="start"/>
+            </w:pPr>
+            <w:r>
+              <w:rPr>
+                <w:rFonts w:ascii="IBM Plex Sans Arabic" w:hAnsi="IBM Plex Sans Arabic" w:cs="IBM Plex Sans Arabic"/>
+                <w:rtl/>
+              </w:rPr>
+              <w:t>15.0</w:t>
+            </w:r>
+          </w:p>
+        </w:tc>
+        <w:tc>
+          <w:tcPr>
+            <w:tcW w:type="dxa" w:w="1872"/>
+            <w:tcMar>
+              <w:top w:w="100" w:type="dxa"/>
+              <w:bottom w:w="100" w:type="dxa"/>
+              <w:left w:w="120" w:type="dxa"/>
+              <w:right w:w="120" w:type="dxa"/>
+            </w:tcMar>
+          </w:tcPr>
+          <w:p>
+            <w:pPr>
+              <w:bidi/>
+              <w:jc w:val="start"/>
+            </w:pPr>
+            <w:r>
+              <w:rPr>
+                <w:rFonts w:ascii="IBM Plex Sans Arabic" w:hAnsi="IBM Plex Sans Arabic" w:cs="IBM Plex Sans Arabic"/>
+                <w:rtl/>
+              </w:rPr>
+              <w:t>19.3398</w:t>
+            </w:r>
+          </w:p>
+        </w:tc>
+      </w:tr>
+      <w:tr>
+        <w:tc>
+          <w:tcPr>
+            <w:tcW w:type="dxa" w:w="1872"/>
+            <w:tcMar>
+              <w:top w:w="100" w:type="dxa"/>
+              <w:bottom w:w="100" w:type="dxa"/>
+              <w:left w:w="120" w:type="dxa"/>
+              <w:right w:w="120" w:type="dxa"/>
+            </w:tcMar>
+            <w:shd w:val="clear" w:fill="F2F7F3"/>
+          </w:tcPr>
+          <w:p>
+            <w:pPr>
+              <w:bidi/>
+              <w:jc w:val="start"/>
+            </w:pPr>
+            <w:r>
+              <w:rPr>
+                <w:rFonts w:ascii="IBM Plex Sans Arabic" w:hAnsi="IBM Plex Sans Arabic" w:cs="IBM Plex Sans Arabic"/>
+                <w:rtl/>
+              </w:rPr>
+              <w:t>متوسط</w:t>
+            </w:r>
+          </w:p>
+        </w:tc>
+        <w:tc>
+          <w:tcPr>
+            <w:tcW w:type="dxa" w:w="1872"/>
+            <w:tcMar>
+              <w:top w:w="100" w:type="dxa"/>
+              <w:bottom w:w="100" w:type="dxa"/>
+              <w:left w:w="120" w:type="dxa"/>
+              <w:right w:w="120" w:type="dxa"/>
+            </w:tcMar>
+            <w:shd w:val="clear" w:fill="F2F7F3"/>
+          </w:tcPr>
+          <w:p>
+            <w:pPr>
+              <w:bidi/>
+              <w:jc w:val="start"/>
+            </w:pPr>
+            <w:r>
+              <w:rPr>
+                <w:rFonts w:ascii="IBM Plex Sans Arabic" w:hAnsi="IBM Plex Sans Arabic" w:cs="IBM Plex Sans Arabic"/>
+                <w:rtl/>
+              </w:rPr>
+              <w:t>12.0</w:t>
+            </w:r>
+          </w:p>
+        </w:tc>
+        <w:tc>
+          <w:tcPr>
+            <w:tcW w:type="dxa" w:w="1872"/>
+            <w:tcMar>
+              <w:top w:w="100" w:type="dxa"/>
+              <w:bottom w:w="100" w:type="dxa"/>
+              <w:left w:w="120" w:type="dxa"/>
+              <w:right w:w="120" w:type="dxa"/>
+            </w:tcMar>
+            <w:shd w:val="clear" w:fill="F2F7F3"/>
+          </w:tcPr>
+          <w:p>
+            <w:pPr>
+              <w:bidi/>
+              <w:jc w:val="start"/>
+            </w:pPr>
+            <w:r>
+              <w:rPr>
+                <w:rFonts w:ascii="IBM Plex Sans Arabic" w:hAnsi="IBM Plex Sans Arabic" w:cs="IBM Plex Sans Arabic"/>
+                <w:rtl/>
+              </w:rPr>
+              <w:t>20.0</w:t>
+            </w:r>
+          </w:p>
+        </w:tc>
+        <w:tc>
+          <w:tcPr>
+            <w:tcW w:type="dxa" w:w="1872"/>
+            <w:tcMar>
+              <w:top w:w="100" w:type="dxa"/>
+              <w:bottom w:w="100" w:type="dxa"/>
+              <w:left w:w="120" w:type="dxa"/>
+              <w:right w:w="120" w:type="dxa"/>
+            </w:tcMar>
+            <w:shd w:val="clear" w:fill="F2F7F3"/>
+          </w:tcPr>
+          <w:p>
+            <w:pPr>
+              <w:bidi/>
+              <w:jc w:val="start"/>
+            </w:pPr>
+            <w:r>
+              <w:rPr>
+                <w:rFonts w:ascii="IBM Plex Sans Arabic" w:hAnsi="IBM Plex Sans Arabic" w:cs="IBM Plex Sans Arabic"/>
+                <w:rtl/>
+              </w:rPr>
+              <w:t>25.0</w:t>
+            </w:r>
+          </w:p>
+        </w:tc>
+        <w:tc>
+          <w:tcPr>
+            <w:tcW w:type="dxa" w:w="1872"/>
+            <w:tcMar>
+              <w:top w:w="100" w:type="dxa"/>
+              <w:bottom w:w="100" w:type="dxa"/>
+              <w:left w:w="120" w:type="dxa"/>
+              <w:right w:w="120" w:type="dxa"/>
+            </w:tcMar>
+            <w:shd w:val="clear" w:fill="F2F7F3"/>
+          </w:tcPr>
+          <w:p>
+            <w:pPr>
+              <w:bidi/>
+              <w:jc w:val="start"/>
+            </w:pPr>
+            <w:r>
+              <w:rPr>
+                <w:rFonts w:ascii="IBM Plex Sans Arabic" w:hAnsi="IBM Plex Sans Arabic" w:cs="IBM Plex Sans Arabic"/>
+                <w:rtl/>
+              </w:rPr>
+              <w:t>15.2905</w:t>
+            </w:r>
+          </w:p>
+        </w:tc>
+      </w:tr>
+      <w:tr>
+        <w:tc>
+          <w:tcPr>
+            <w:tcW w:type="dxa" w:w="1872"/>
+            <w:tcMar>
+              <w:top w:w="100" w:type="dxa"/>
+              <w:bottom w:w="100" w:type="dxa"/>
+              <w:left w:w="120" w:type="dxa"/>
+              <w:right w:w="120" w:type="dxa"/>
+            </w:tcMar>
+          </w:tcPr>
+          <w:p>
+            <w:pPr>
+              <w:bidi/>
+              <w:jc w:val="start"/>
+            </w:pPr>
+            <w:r>
+              <w:rPr>
+                <w:rFonts w:ascii="IBM Plex Sans Arabic" w:hAnsi="IBM Plex Sans Arabic" w:cs="IBM Plex Sans Arabic"/>
+                <w:rtl/>
+              </w:rPr>
+              <w:t>مرتفع</w:t>
+            </w:r>
+          </w:p>
+        </w:tc>
+        <w:tc>
+          <w:tcPr>
+            <w:tcW w:type="dxa" w:w="1872"/>
+            <w:tcMar>
+              <w:top w:w="100" w:type="dxa"/>
+              <w:bottom w:w="100" w:type="dxa"/>
+              <w:left w:w="120" w:type="dxa"/>
+              <w:right w:w="120" w:type="dxa"/>
+            </w:tcMar>
+          </w:tcPr>
+          <w:p>
+            <w:pPr>
+              <w:bidi/>
+              <w:jc w:val="start"/>
+            </w:pPr>
+            <w:r>
+              <w:rPr>
+                <w:rFonts w:ascii="IBM Plex Sans Arabic" w:hAnsi="IBM Plex Sans Arabic" w:cs="IBM Plex Sans Arabic"/>
+                <w:rtl/>
+              </w:rPr>
+              <w:t>25.0</w:t>
+            </w:r>
+          </w:p>
+        </w:tc>
+        <w:tc>
+          <w:tcPr>
+            <w:tcW w:type="dxa" w:w="1872"/>
+            <w:tcMar>
+              <w:top w:w="100" w:type="dxa"/>
+              <w:bottom w:w="100" w:type="dxa"/>
+              <w:left w:w="120" w:type="dxa"/>
+              <w:right w:w="120" w:type="dxa"/>
+            </w:tcMar>
+          </w:tcPr>
+          <w:p>
+            <w:pPr>
+              <w:bidi/>
+              <w:jc w:val="start"/>
+            </w:pPr>
+            <w:r>
+              <w:rPr>
+                <w:rFonts w:ascii="IBM Plex Sans Arabic" w:hAnsi="IBM Plex Sans Arabic" w:cs="IBM Plex Sans Arabic"/>
+                <w:rtl/>
+              </w:rPr>
+              <w:t>30.0</w:t>
+            </w:r>
+          </w:p>
+        </w:tc>
+        <w:tc>
+          <w:tcPr>
+            <w:tcW w:type="dxa" w:w="1872"/>
+            <w:tcMar>
+              <w:top w:w="100" w:type="dxa"/>
+              <w:bottom w:w="100" w:type="dxa"/>
+              <w:left w:w="120" w:type="dxa"/>
+              <w:right w:w="120" w:type="dxa"/>
+            </w:tcMar>
+          </w:tcPr>
+          <w:p>
+            <w:pPr>
+              <w:bidi/>
+              <w:jc w:val="start"/>
+            </w:pPr>
+            <w:r>
+              <w:rPr>
+                <w:rFonts w:ascii="IBM Plex Sans Arabic" w:hAnsi="IBM Plex Sans Arabic" w:cs="IBM Plex Sans Arabic"/>
+                <w:rtl/>
+              </w:rPr>
+              <w:t>40.0</w:t>
+            </w:r>
+          </w:p>
+        </w:tc>
+        <w:tc>
+          <w:tcPr>
+            <w:tcW w:type="dxa" w:w="1872"/>
+            <w:tcMar>
+              <w:top w:w="100" w:type="dxa"/>
+              <w:bottom w:w="100" w:type="dxa"/>
+              <w:left w:w="120" w:type="dxa"/>
+              <w:right w:w="120" w:type="dxa"/>
+            </w:tcMar>
+          </w:tcPr>
+          <w:p>
+            <w:pPr>
+              <w:bidi/>
+              <w:jc w:val="start"/>
+            </w:pPr>
+            <w:r>
+              <w:rPr>
+                <w:rFonts w:ascii="IBM Plex Sans Arabic" w:hAnsi="IBM Plex Sans Arabic" w:cs="IBM Plex Sans Arabic"/>
+                <w:rtl/>
+              </w:rPr>
+              <w:t>11.2915</w:t>
+            </w:r>
+          </w:p>
+        </w:tc>
+      </w:tr>
+    </w:tbl>
     <w:p>
       <w:pPr>
-        <w:pStyle w:val="ListBullet"/>
         <w:bidi/>
         <w:jc w:val="start"/>
       </w:pPr>
@@ -4831,7 +5360,7 @@
           <w:rFonts w:ascii="IBM Plex Sans Arabic" w:hAnsi="IBM Plex Sans Arabic" w:cs="IBM Plex Sans Arabic"/>
           <w:rtl/>
         </w:rPr>
-        <w:t>تكلفة المصنع (‏EXW‏) غير مدخلة — أدخل سعر المصنع للكيلوغرام لاستكمال أحد مدخلات سلسلة التكلفة حتى الرف</w:t>
+        <w:t>القيم أعلاه افتراضات معلنة قابلة للتعديل — أدخل أرقامك الفعلية (شحنك وهوامش موزّعك) لتحديث الحد بدقة.</w:t>
       </w:r>
     </w:p>
     <w:p>
@@ -5990,7 +6519,7 @@
           <w:rFonts w:ascii="IBM Plex Sans Arabic" w:hAnsi="IBM Plex Sans Arabic" w:cs="IBM Plex Sans Arabic"/>
           <w:rtl/>
         </w:rPr>
-        <w:t>بكم أبيع للمصنع كي أنافس على الرف؟ لم نعرفه بعد — كيف تعرفه: اطلب عرضَ سعرٍ من موزّعٍ محلّي واحدٍ يشمل هامشَه وهامشَ التجزئة</w:t>
+        <w:t>بكم أبيع للمصنع كي أنافس على الرف؟ بين 11.29 و19.34 €/كجم، إذا افترضنا الشحنَ والهوامشَ عند سيناريو المتوسط المعلن، والنطاقُ من السيناريوهين المنخفض والمرتفع</w:t>
       </w:r>
     </w:p>
     <w:p>
@@ -7138,7 +7667,7 @@
                 <w:rFonts w:ascii="IBM Plex Sans Arabic" w:hAnsi="IBM Plex Sans Arabic" w:cs="IBM Plex Sans Arabic"/>
                 <w:rtl/>
               </w:rPr>
-              <w:t>2026-09-20</w:t>
+              <w:t>2026-09-23</w:t>
             </w:r>
           </w:p>
         </w:tc>

--- a/samples/client_report_latest.docx
+++ b/samples/client_report_latest.docx
@@ -605,7 +605,7 @@
           <w:rFonts w:ascii="IBM Plex Sans Arabic" w:hAnsi="IBM Plex Sans Arabic" w:cs="IBM Plex Sans Arabic"/>
           <w:rtl/>
         </w:rPr>
-        <w:t>قاعدة الحكم مُعلنة قبل النظر في الأرقام: نوصي بالمضي حين تبلغ قوة الفرصة 65 من 100 فأعلى وقد تحقّقنا من 60% من بياناتها فأعلى وبلا شروط مفتوحة؛ ونرفض حين تنزل القوة دون 45 أو عند اختلال أمان السوق؛ وما بينهما دخول مشروط بشروط مسمّاة أدناه.</w:t>
+        <w:t>قاعدة الحكم مُعلنة قبل النظر في الأرقام: نوصي بالمضي حين تبلغ قوة الفرصة 65 من 100 فأعلى ويبلغ مستوى الثقة 60% فأعلى وبلا شروط مفتوحة؛ ونرفض حين تنزل القوة دون 45 أو عند اختلال أمان السوق؛ وما بينهما دخول مشروط بشروط مسمّاة أدناه.</w:t>
       </w:r>
     </w:p>
     <w:p>
@@ -618,7 +618,7 @@
           <w:rFonts w:ascii="IBM Plex Sans Arabic" w:hAnsi="IBM Plex Sans Arabic" w:cs="IBM Plex Sans Arabic"/>
           <w:rtl/>
         </w:rPr>
-        <w:t>قوة هذه الفرصة في تقييمنا 64 من 100، وقد تحقّقنا مباشرة من نحو 60% من البيانات خلف هذا التقييم.</w:t>
+        <w:t>قوة هذه الفرصة في تقييمنا 64 من 100، ومستوى الثقة في هذا التقييم نحو 60%.</w:t>
       </w:r>
     </w:p>
     <w:tbl>
@@ -794,7 +794,7 @@
                 <w:rFonts w:ascii="IBM Plex Sans Arabic" w:hAnsi="IBM Plex Sans Arabic" w:cs="IBM Plex Sans Arabic"/>
                 <w:rtl/>
               </w:rPr>
-              <w:t>تحقّقنا منه مباشرة من مصادره.</w:t>
+              <w:t>مرصودٌ من مصادر مباشرة.</w:t>
             </w:r>
           </w:p>
         </w:tc>
@@ -871,7 +871,7 @@
                 <w:rFonts w:ascii="IBM Plex Sans Arabic" w:hAnsi="IBM Plex Sans Arabic" w:cs="IBM Plex Sans Arabic"/>
                 <w:rtl/>
               </w:rPr>
-              <w:t>تحقّقنا منه مباشرة من مصادره.</w:t>
+              <w:t>مرصودٌ من مصادر مباشرة.</w:t>
             </w:r>
           </w:p>
         </w:tc>
@@ -945,7 +945,7 @@
                 <w:rFonts w:ascii="IBM Plex Sans Arabic" w:hAnsi="IBM Plex Sans Arabic" w:cs="IBM Plex Sans Arabic"/>
                 <w:rtl/>
               </w:rPr>
-              <w:t>تحقّقنا منه مباشرة من مصادره.</w:t>
+              <w:t>مرصودٌ من مصادر مباشرة.</w:t>
             </w:r>
           </w:p>
         </w:tc>
@@ -997,7 +997,7 @@
                 <w:rFonts w:ascii="IBM Plex Sans Arabic" w:hAnsi="IBM Plex Sans Arabic" w:cs="IBM Plex Sans Arabic"/>
                 <w:rtl/>
               </w:rPr>
-              <w:t>لا نعرفه بعد</w:t>
+              <w:t>لم يُحسب بعد</w:t>
             </w:r>
           </w:p>
         </w:tc>
@@ -1072,7 +1072,7 @@
                 <w:rFonts w:ascii="IBM Plex Sans Arabic" w:hAnsi="IBM Plex Sans Arabic" w:cs="IBM Plex Sans Arabic"/>
                 <w:rtl/>
               </w:rPr>
-              <w:t>لا نعرفه بعد</w:t>
+              <w:t>لم يُحسب بعد</w:t>
             </w:r>
           </w:p>
         </w:tc>
@@ -1141,7 +1141,7 @@
           <w:rFonts w:ascii="IBM Plex Sans Arabic" w:hAnsi="IBM Plex Sans Arabic" w:cs="IBM Plex Sans Arabic"/>
           <w:rtl/>
         </w:rPr>
-        <w:t>جانب هامش الربحية لا نعرفه بعد — ينقصنا: هامش السعر عند الحدود، موقع سعرك مقابل السوق. أكمِلها قبل أي التزام إنتاجي أو شحني.</w:t>
+        <w:t>جانب هامش الربحية لم يُحسب بعد — يتطلب: هامش السعر عند الحدود، موقع سعرك مقابل السوق. أكمِلها قبل أي التزام إنتاجي أو شحني.</w:t>
       </w:r>
     </w:p>
     <w:p>
@@ -1155,7 +1155,7 @@
           <w:rFonts w:ascii="IBM Plex Sans Arabic" w:hAnsi="IBM Plex Sans Arabic" w:cs="IBM Plex Sans Arabic"/>
           <w:rtl/>
         </w:rPr>
-        <w:t>جانب أمان السوق (المخاطر) لا نعرفه بعد — ينقصنا: الاستقرار السياسي، جودة التنظيم، أداء اللوجستيات، استقرار العملة. أكمِلها قبل أي التزام إنتاجي أو شحني.</w:t>
+        <w:t>جانب أمان السوق (المخاطر) لم يُحسب بعد — يتطلب: الاستقرار السياسي، جودة التنظيم، أداء اللوجستيات، استقرار العملة. أكمِلها قبل أي التزام إنتاجي أو شحني.</w:t>
       </w:r>
     </w:p>
     <w:p>
@@ -5374,7 +5374,7 @@
           <w:rFonts w:ascii="IBM Plex Sans Arabic" w:hAnsi="IBM Plex Sans Arabic" w:cs="IBM Plex Sans Arabic"/>
           <w:rtl/>
         </w:rPr>
-        <w:t>أرقام القرار (محسوبة حتمياً)</w:t>
+        <w:t>المؤشرات المالية ومدخلاتها</w:t>
       </w:r>
     </w:p>
     <w:tbl>
@@ -5654,7 +5654,7 @@
                 <w:rFonts w:ascii="IBM Plex Sans Arabic" w:hAnsi="IBM Plex Sans Arabic" w:cs="IBM Plex Sans Arabic"/>
                 <w:rtl/>
               </w:rPr>
-              <w:t>لا نعرفه بعد — يلزم: تكلفة إنتاج كجم الواحد لديك</w:t>
+              <w:t>يتطلب الحساب: تكلفة إنتاج كجم الواحد لديك</w:t>
             </w:r>
           </w:p>
         </w:tc>
@@ -5704,7 +5704,7 @@
                 <w:rFonts w:ascii="IBM Plex Sans Arabic" w:hAnsi="IBM Plex Sans Arabic" w:cs="IBM Plex Sans Arabic"/>
                 <w:rtl/>
               </w:rPr>
-              <w:t>سبيل الإغلاق: أدخلها في نموذج الدراسة — دقيقة واحدة، رقمك أنت لا يُبحث عنه</w:t>
+              <w:t>الإجراء المطلوب: أدخلها في نموذج الدراسة — دقيقة واحدة، رقمك أنت لا يُبحث عنه</w:t>
             </w:r>
           </w:p>
         </w:tc>
@@ -5754,7 +5754,7 @@
                 <w:rFonts w:ascii="IBM Plex Sans Arabic" w:hAnsi="IBM Plex Sans Arabic" w:cs="IBM Plex Sans Arabic"/>
                 <w:rtl/>
               </w:rPr>
-              <w:t>لا نعرفه بعد — يلزم: تكلفتك + سعر رف منافس مرصود</w:t>
+              <w:t>يتطلب الحساب: تكلفتك + سعر رف منافس مرصود</w:t>
             </w:r>
           </w:p>
         </w:tc>
@@ -5802,7 +5802,7 @@
                 <w:rFonts w:ascii="IBM Plex Sans Arabic" w:hAnsi="IBM Plex Sans Arabic" w:cs="IBM Plex Sans Arabic"/>
                 <w:rtl/>
               </w:rPr>
-              <w:t>سبيل الإغلاق: أدخل التكلفة (دقيقة) وارصد سعر رف واحداً (زيارة متجر/موقع — ساعة)</w:t>
+              <w:t>الإجراء المطلوب: أدخل التكلفة (دقيقة) وارصد سعر رف واحداً (زيارة متجر/موقع — ساعة)</w:t>
             </w:r>
           </w:p>
         </w:tc>
@@ -5854,7 +5854,7 @@
                 <w:rFonts w:ascii="IBM Plex Sans Arabic" w:hAnsi="IBM Plex Sans Arabic" w:cs="IBM Plex Sans Arabic"/>
                 <w:rtl/>
               </w:rPr>
-              <w:t>لا نعرفه بعد — يلزم: مدد التسجيل والاعتماد الرسمية للسوق المستهدف</w:t>
+              <w:t>يتطلب الحساب: مدد التسجيل والاعتماد الرسمية للسوق المستهدف</w:t>
             </w:r>
           </w:p>
         </w:tc>
@@ -5904,7 +5904,7 @@
                 <w:rFonts w:ascii="IBM Plex Sans Arabic" w:hAnsi="IBM Plex Sans Arabic" w:cs="IBM Plex Sans Arabic"/>
                 <w:rtl/>
               </w:rPr>
-              <w:t>سبيل الإغلاق: جدول المدد المنشور لدى الجهة التنظيمية + سؤال وكيل تخليص واحد — يوم عمل</w:t>
+              <w:t>الإجراء المطلوب: جدول المدد المنشور لدى الجهة التنظيمية + سؤال وكيل تخليص واحد — يوم عمل</w:t>
             </w:r>
           </w:p>
         </w:tc>
@@ -5954,7 +5954,7 @@
                 <w:rFonts w:ascii="IBM Plex Sans Arabic" w:hAnsi="IBM Plex Sans Arabic" w:cs="IBM Plex Sans Arabic"/>
                 <w:rtl/>
               </w:rPr>
-              <w:t>لا نعرفه بعد — يلزم: كلفة الدخول (أعلاه)</w:t>
+              <w:t>يتطلب الحساب: كلفة الدخول (أعلاه)</w:t>
             </w:r>
           </w:p>
         </w:tc>
@@ -6002,7 +6002,7 @@
                 <w:rFonts w:ascii="IBM Plex Sans Arabic" w:hAnsi="IBM Plex Sans Arabic" w:cs="IBM Plex Sans Arabic"/>
                 <w:rtl/>
               </w:rPr>
-              <w:t>سبيل الإغلاق: يكتمل تلقائياً بإدخال تكلفتك</w:t>
+              <w:t>الإجراء المطلوب: يكتمل تلقائياً بإدخال تكلفتك</w:t>
             </w:r>
           </w:p>
         </w:tc>
@@ -6141,7 +6141,7 @@
           <w:rFonts w:ascii="IBM Plex Sans Arabic" w:hAnsi="IBM Plex Sans Arabic" w:cs="IBM Plex Sans Arabic"/>
           <w:rtl/>
         </w:rPr>
-        <w:t>من إجمالي 23 قيمة معدودة في سجل أدلة هذه الدراسة، نحو 39% منها مُتحقَّقٌ منه مباشرةً، والبقية بين قيم مرصودة بثقة متوسطة وقيم لم يكتمل التحقق منها وبند يحتاج تحققاً. مصادرُ كل قيمةٍ مجموعةٌ في قسم «المراجع» ختام التقرير، فالقرار يُتَّخذ بمعرفة مدى التغطية خلف الأرقام لا على ثقة عمياء.</w:t>
+        <w:t>من إجمالي 23 قيمة معدودة في سجل أدلة هذه الدراسة، نحو 39% منها من مصادر رسمية مباشرة، والبقية بين قيم مرصودة بثقة متوسطة وقيم لم يكتمل التحقق منها وبند يحتاج تحققاً. مصادرُ كل قيمةٍ مجموعةٌ في قسم «المراجع» ختام التقرير، فالقرار يُتَّخذ بمعرفة مدى التغطية خلف الأرقام لا على ثقة عمياء.</w:t>
       </w:r>
     </w:p>
     <w:p>
@@ -6254,7 +6254,7 @@
                 <w:rFonts w:ascii="IBM Plex Sans Arabic" w:hAnsi="IBM Plex Sans Arabic" w:cs="IBM Plex Sans Arabic"/>
                 <w:rtl/>
               </w:rPr>
-              <w:t>مُتحقَّق منه مباشرة</w:t>
+              <w:t>من مصدر رسمي مباشر</w:t>
             </w:r>
           </w:p>
         </w:tc>

--- a/samples/client_report_latest.docx
+++ b/samples/client_report_latest.docx
@@ -5602,7 +5602,7 @@
                 <w:rFonts w:ascii="IBM Plex Sans Arabic" w:hAnsi="IBM Plex Sans Arabic" w:cs="IBM Plex Sans Arabic"/>
                 <w:rtl/>
               </w:rPr>
-              <w:t>عرض أسعار رسمي من خط ملاحي/وكيل شحن للحاوية والممر المحددين — 3–5 أيام عمل</w:t>
+              <w:t>سعةٌ لوجستية لا حجمُ طلب — الكميةُ الفعلية يحدّدها طلبُ الموزّع والحدُّ الأدنى للطلب؛ وعرضُ أسعارٍ رسميّ من خطٍّ ملاحيّ للحاوية والممرّ المحددين — 3–5 أيام عمل</w:t>
             </w:r>
           </w:p>
         </w:tc>
@@ -5730,7 +5730,7 @@
                 <w:rFonts w:ascii="IBM Plex Sans Arabic" w:hAnsi="IBM Plex Sans Arabic" w:cs="IBM Plex Sans Arabic"/>
                 <w:rtl/>
               </w:rPr>
-              <w:t>نقطة التعادل</w:t>
+              <w:t>استرداد كلفة الشحنة التجريبية</w:t>
             </w:r>
           </w:p>
         </w:tc>
@@ -5778,7 +5778,7 @@
                 <w:rFonts w:ascii="IBM Plex Sans Arabic" w:hAnsi="IBM Plex Sans Arabic" w:cs="IBM Plex Sans Arabic"/>
                 <w:rtl/>
               </w:rPr>
-              <w:t>أثره: معادلة التعادل = كلفة الدخول ÷ هامش الوحدة — طرفها الناقص يعطّلها</w:t>
+              <w:t>أثره: معادلة الاسترداد = كلفة الدخول ÷ هامش الوحدة — طرفها الناقص يعطّلها</w:t>
             </w:r>
           </w:p>
         </w:tc>
@@ -5829,7 +5829,7 @@
                 <w:rFonts w:ascii="IBM Plex Sans Arabic" w:hAnsi="IBM Plex Sans Arabic" w:cs="IBM Plex Sans Arabic"/>
                 <w:rtl/>
               </w:rPr>
-              <w:t>الزمن من القرار إلى أول فاتورة</w:t>
+              <w:t>نقطة التعادل التشغيلي</w:t>
             </w:r>
           </w:p>
         </w:tc>
@@ -5854,7 +5854,7 @@
                 <w:rFonts w:ascii="IBM Plex Sans Arabic" w:hAnsi="IBM Plex Sans Arabic" w:cs="IBM Plex Sans Arabic"/>
                 <w:rtl/>
               </w:rPr>
-              <w:t>يتطلب الحساب: مدد التسجيل والاعتماد الرسمية للسوق المستهدف</w:t>
+              <w:t>يتطلب الحساب: التكاليف الثابتة ذات الصلة للسنة الأولى (تسجيل واعتماد، تسويق أولي، وكيل أو ممثل محلي) بعملة تكلفتك</w:t>
             </w:r>
           </w:p>
         </w:tc>
@@ -5879,6 +5879,105 @@
                 <w:rFonts w:ascii="IBM Plex Sans Arabic" w:hAnsi="IBM Plex Sans Arabic" w:cs="IBM Plex Sans Arabic"/>
                 <w:rtl/>
               </w:rPr>
+              <w:t>أثره: لا يُعرف كم وحدة تغطي المصروف الثابت — مقياسٌ غير استرداد الشحنة التجريبية</w:t>
+            </w:r>
+          </w:p>
+        </w:tc>
+        <w:tc>
+          <w:tcPr>
+            <w:tcW w:type="dxa" w:w="2340"/>
+            <w:tcMar>
+              <w:top w:w="100" w:type="dxa"/>
+              <w:bottom w:w="100" w:type="dxa"/>
+              <w:left w:w="120" w:type="dxa"/>
+              <w:right w:w="120" w:type="dxa"/>
+            </w:tcMar>
+            <w:shd w:val="clear" w:fill="F2F7F3"/>
+          </w:tcPr>
+          <w:p>
+            <w:pPr>
+              <w:bidi/>
+              <w:jc w:val="start"/>
+            </w:pPr>
+            <w:r>
+              <w:rPr>
+                <w:rFonts w:ascii="IBM Plex Sans Arabic" w:hAnsi="IBM Plex Sans Arabic" w:cs="IBM Plex Sans Arabic"/>
+                <w:rtl/>
+              </w:rPr>
+              <w:t>الإجراء المطلوب: أدخل التكاليف الثابتة المتوقعة للسنة الأولى في سعر المصنع المُدخَل</w:t>
+            </w:r>
+          </w:p>
+        </w:tc>
+      </w:tr>
+      <w:tr>
+        <w:tc>
+          <w:tcPr>
+            <w:tcW w:type="dxa" w:w="2340"/>
+            <w:tcMar>
+              <w:top w:w="100" w:type="dxa"/>
+              <w:bottom w:w="100" w:type="dxa"/>
+              <w:left w:w="120" w:type="dxa"/>
+              <w:right w:w="120" w:type="dxa"/>
+            </w:tcMar>
+          </w:tcPr>
+          <w:p>
+            <w:pPr>
+              <w:bidi/>
+              <w:jc w:val="start"/>
+            </w:pPr>
+            <w:r>
+              <w:rPr>
+                <w:rFonts w:ascii="IBM Plex Sans Arabic" w:hAnsi="IBM Plex Sans Arabic" w:cs="IBM Plex Sans Arabic"/>
+                <w:rtl/>
+              </w:rPr>
+              <w:t>الزمن من القرار إلى أول فاتورة</w:t>
+            </w:r>
+          </w:p>
+        </w:tc>
+        <w:tc>
+          <w:tcPr>
+            <w:tcW w:type="dxa" w:w="2340"/>
+            <w:tcMar>
+              <w:top w:w="100" w:type="dxa"/>
+              <w:bottom w:w="100" w:type="dxa"/>
+              <w:left w:w="120" w:type="dxa"/>
+              <w:right w:w="120" w:type="dxa"/>
+            </w:tcMar>
+          </w:tcPr>
+          <w:p>
+            <w:pPr>
+              <w:bidi/>
+              <w:jc w:val="start"/>
+            </w:pPr>
+            <w:r>
+              <w:rPr>
+                <w:rFonts w:ascii="IBM Plex Sans Arabic" w:hAnsi="IBM Plex Sans Arabic" w:cs="IBM Plex Sans Arabic"/>
+                <w:rtl/>
+              </w:rPr>
+              <w:t>يتطلب الحساب: مدد التسجيل والاعتماد الرسمية للسوق المستهدف</w:t>
+            </w:r>
+          </w:p>
+        </w:tc>
+        <w:tc>
+          <w:tcPr>
+            <w:tcW w:type="dxa" w:w="2340"/>
+            <w:tcMar>
+              <w:top w:w="100" w:type="dxa"/>
+              <w:bottom w:w="100" w:type="dxa"/>
+              <w:left w:w="120" w:type="dxa"/>
+              <w:right w:w="120" w:type="dxa"/>
+            </w:tcMar>
+          </w:tcPr>
+          <w:p>
+            <w:pPr>
+              <w:bidi/>
+              <w:jc w:val="start"/>
+            </w:pPr>
+            <w:r>
+              <w:rPr>
+                <w:rFonts w:ascii="IBM Plex Sans Arabic" w:hAnsi="IBM Plex Sans Arabic" w:cs="IBM Plex Sans Arabic"/>
+                <w:rtl/>
+              </w:rPr>
               <w:t>أثره: لا يُجدول التدفق النقدي لأول صفقة</w:t>
             </w:r>
           </w:p>
@@ -5892,7 +5991,6 @@
               <w:left w:w="120" w:type="dxa"/>
               <w:right w:w="120" w:type="dxa"/>
             </w:tcMar>
-            <w:shd w:val="clear" w:fill="F2F7F3"/>
           </w:tcPr>
           <w:p>
             <w:pPr>
@@ -5919,6 +6017,7 @@
               <w:left w:w="120" w:type="dxa"/>
               <w:right w:w="120" w:type="dxa"/>
             </w:tcMar>
+            <w:shd w:val="clear" w:fill="F2F7F3"/>
           </w:tcPr>
           <w:p>
             <w:pPr>
@@ -5943,6 +6042,7 @@
               <w:left w:w="120" w:type="dxa"/>
               <w:right w:w="120" w:type="dxa"/>
             </w:tcMar>
+            <w:shd w:val="clear" w:fill="F2F7F3"/>
           </w:tcPr>
           <w:p>
             <w:pPr>
@@ -5967,6 +6067,7 @@
               <w:left w:w="120" w:type="dxa"/>
               <w:right w:w="120" w:type="dxa"/>
             </w:tcMar>
+            <w:shd w:val="clear" w:fill="F2F7F3"/>
           </w:tcPr>
           <w:p>
             <w:pPr>
@@ -5991,6 +6092,7 @@
               <w:left w:w="120" w:type="dxa"/>
               <w:right w:w="120" w:type="dxa"/>
             </w:tcMar>
+            <w:shd w:val="clear" w:fill="F2F7F3"/>
           </w:tcPr>
           <w:p>
             <w:pPr>

--- a/samples/client_report_latest.docx
+++ b/samples/client_report_latest.docx
@@ -1127,7 +1127,7 @@
           <w:rFonts w:ascii="IBM Plex Sans Arabic" w:hAnsi="IBM Plex Sans Arabic" w:cs="IBM Plex Sans Arabic"/>
           <w:rtl/>
         </w:rPr>
-        <w:t>جانب الملاءمة التنظيمية ضعيف (‏38%‏) — عالِجه قبل الالتزام، أو ادخل بحجمٍ يحتمل ضعفه.</w:t>
+        <w:t>الشرط 1: جانب هامش الربحية لم يُحسب بعد — يتطلب: هامش السعر عند الحدود، موقع سعرك مقابل السوق. أكمِلها قبل أي التزام إنتاجي أو شحني.</w:t>
       </w:r>
     </w:p>
     <w:p>
@@ -1141,7 +1141,7 @@
           <w:rFonts w:ascii="IBM Plex Sans Arabic" w:hAnsi="IBM Plex Sans Arabic" w:cs="IBM Plex Sans Arabic"/>
           <w:rtl/>
         </w:rPr>
-        <w:t>جانب هامش الربحية لم يُحسب بعد — يتطلب: هامش السعر عند الحدود، موقع سعرك مقابل السوق. أكمِلها قبل أي التزام إنتاجي أو شحني.</w:t>
+        <w:t>الشرط 2: جانب أمان السوق (المخاطر) لم يُحسب بعد — يتطلب: الاستقرار السياسي، جودة التنظيم، أداء اللوجستيات، استقرار العملة. أكمِلها قبل أي التزام إنتاجي أو شحني.</w:t>
       </w:r>
     </w:p>
     <w:p>
@@ -1155,7 +1155,7 @@
           <w:rFonts w:ascii="IBM Plex Sans Arabic" w:hAnsi="IBM Plex Sans Arabic" w:cs="IBM Plex Sans Arabic"/>
           <w:rtl/>
         </w:rPr>
-        <w:t>جانب أمان السوق (المخاطر) لم يُحسب بعد — يتطلب: الاستقرار السياسي، جودة التنظيم، أداء اللوجستيات، استقرار العملة. أكمِلها قبل أي التزام إنتاجي أو شحني.</w:t>
+        <w:t>الشرط 3: جانب الملاءمة التنظيمية ضعيف (‏38%‏) — عالِجه قبل الالتزام، أو ادخل بحجمٍ يحتمل ضعفه.</w:t>
       </w:r>
     </w:p>
     <w:p>

--- a/samples/client_report_latest.docx
+++ b/samples/client_report_latest.docx
@@ -99,6 +99,10 @@
         <w:gridCol w:w="4320"/>
       </w:tblGrid>
       <w:tr>
+        <w:trPr>
+          <w:cantSplit/>
+          <w:tblHeader/>
+        </w:trPr>
         <w:tc>
           <w:tcPr>
             <w:tcW w:type="dxa" w:w="4680"/>
@@ -155,6 +159,9 @@
         </w:tc>
       </w:tr>
       <w:tr>
+        <w:trPr>
+          <w:cantSplit/>
+        </w:trPr>
         <w:tc>
           <w:tcPr>
             <w:tcW w:type="dxa" w:w="4680"/>
@@ -205,6 +212,9 @@
         </w:tc>
       </w:tr>
       <w:tr>
+        <w:trPr>
+          <w:cantSplit/>
+        </w:trPr>
         <w:tc>
           <w:tcPr>
             <w:tcW w:type="dxa" w:w="4680"/>
@@ -257,6 +267,9 @@
         </w:tc>
       </w:tr>
       <w:tr>
+        <w:trPr>
+          <w:cantSplit/>
+        </w:trPr>
         <w:tc>
           <w:tcPr>
             <w:tcW w:type="dxa" w:w="4680"/>
@@ -307,6 +320,9 @@
         </w:tc>
       </w:tr>
       <w:tr>
+        <w:trPr>
+          <w:cantSplit/>
+        </w:trPr>
         <w:tc>
           <w:tcPr>
             <w:tcW w:type="dxa" w:w="4680"/>
@@ -359,6 +375,9 @@
         </w:tc>
       </w:tr>
       <w:tr>
+        <w:trPr>
+          <w:cantSplit/>
+        </w:trPr>
         <w:tc>
           <w:tcPr>
             <w:tcW w:type="dxa" w:w="4680"/>
@@ -643,6 +662,10 @@
         <w:gridCol w:w="2880"/>
       </w:tblGrid>
       <w:tr>
+        <w:trPr>
+          <w:cantSplit/>
+          <w:tblHeader/>
+        </w:trPr>
         <w:tc>
           <w:tcPr>
             <w:tcW w:type="dxa" w:w="3120"/>
@@ -726,6 +749,9 @@
         </w:tc>
       </w:tr>
       <w:tr>
+        <w:trPr>
+          <w:cantSplit/>
+        </w:trPr>
         <w:tc>
           <w:tcPr>
             <w:tcW w:type="dxa" w:w="3120"/>
@@ -800,6 +826,9 @@
         </w:tc>
       </w:tr>
       <w:tr>
+        <w:trPr>
+          <w:cantSplit/>
+        </w:trPr>
         <w:tc>
           <w:tcPr>
             <w:tcW w:type="dxa" w:w="3120"/>
@@ -877,6 +906,9 @@
         </w:tc>
       </w:tr>
       <w:tr>
+        <w:trPr>
+          <w:cantSplit/>
+        </w:trPr>
         <w:tc>
           <w:tcPr>
             <w:tcW w:type="dxa" w:w="3120"/>
@@ -951,6 +983,9 @@
         </w:tc>
       </w:tr>
       <w:tr>
+        <w:trPr>
+          <w:cantSplit/>
+        </w:trPr>
         <w:tc>
           <w:tcPr>
             <w:tcW w:type="dxa" w:w="3120"/>
@@ -1028,6 +1063,9 @@
         </w:tc>
       </w:tr>
       <w:tr>
+        <w:trPr>
+          <w:cantSplit/>
+        </w:trPr>
         <w:tc>
           <w:tcPr>
             <w:tcW w:type="dxa" w:w="3120"/>
@@ -1258,6 +1296,10 @@
         <w:gridCol w:w="4320"/>
       </w:tblGrid>
       <w:tr>
+        <w:trPr>
+          <w:cantSplit/>
+          <w:tblHeader/>
+        </w:trPr>
         <w:tc>
           <w:tcPr>
             <w:tcW w:type="dxa" w:w="4680"/>
@@ -1314,6 +1356,9 @@
         </w:tc>
       </w:tr>
       <w:tr>
+        <w:trPr>
+          <w:cantSplit/>
+        </w:trPr>
         <w:tc>
           <w:tcPr>
             <w:tcW w:type="dxa" w:w="4680"/>
@@ -1364,6 +1409,9 @@
         </w:tc>
       </w:tr>
       <w:tr>
+        <w:trPr>
+          <w:cantSplit/>
+        </w:trPr>
         <w:tc>
           <w:tcPr>
             <w:tcW w:type="dxa" w:w="4680"/>
@@ -1505,6 +1553,10 @@
         <w:gridCol w:w="2160"/>
       </w:tblGrid>
       <w:tr>
+        <w:trPr>
+          <w:cantSplit/>
+          <w:tblHeader/>
+        </w:trPr>
         <w:tc>
           <w:tcPr>
             <w:tcW w:type="dxa" w:w="2340"/>
@@ -1615,6 +1667,9 @@
         </w:tc>
       </w:tr>
       <w:tr>
+        <w:trPr>
+          <w:cantSplit/>
+        </w:trPr>
         <w:tc>
           <w:tcPr>
             <w:tcW w:type="dxa" w:w="2340"/>
@@ -1713,6 +1768,9 @@
         </w:tc>
       </w:tr>
       <w:tr>
+        <w:trPr>
+          <w:cantSplit/>
+        </w:trPr>
         <w:tc>
           <w:tcPr>
             <w:tcW w:type="dxa" w:w="2340"/>
@@ -1815,6 +1873,9 @@
         </w:tc>
       </w:tr>
       <w:tr>
+        <w:trPr>
+          <w:cantSplit/>
+        </w:trPr>
         <w:tc>
           <w:tcPr>
             <w:tcW w:type="dxa" w:w="2340"/>
@@ -2051,6 +2112,10 @@
         <w:gridCol w:w="4320"/>
       </w:tblGrid>
       <w:tr>
+        <w:trPr>
+          <w:cantSplit/>
+          <w:tblHeader/>
+        </w:trPr>
         <w:tc>
           <w:tcPr>
             <w:tcW w:type="dxa" w:w="4680"/>
@@ -2107,6 +2172,9 @@
         </w:tc>
       </w:tr>
       <w:tr>
+        <w:trPr>
+          <w:cantSplit/>
+        </w:trPr>
         <w:tc>
           <w:tcPr>
             <w:tcW w:type="dxa" w:w="4680"/>
@@ -2157,6 +2225,9 @@
         </w:tc>
       </w:tr>
       <w:tr>
+        <w:trPr>
+          <w:cantSplit/>
+        </w:trPr>
         <w:tc>
           <w:tcPr>
             <w:tcW w:type="dxa" w:w="4680"/>
@@ -2209,6 +2280,9 @@
         </w:tc>
       </w:tr>
       <w:tr>
+        <w:trPr>
+          <w:cantSplit/>
+        </w:trPr>
         <w:tc>
           <w:tcPr>
             <w:tcW w:type="dxa" w:w="4680"/>
@@ -2403,6 +2477,10 @@
         <w:gridCol w:w="1440"/>
       </w:tblGrid>
       <w:tr>
+        <w:trPr>
+          <w:cantSplit/>
+          <w:tblHeader/>
+        </w:trPr>
         <w:tc>
           <w:tcPr>
             <w:tcW w:type="dxa" w:w="1560"/>
@@ -2567,6 +2645,9 @@
         </w:tc>
       </w:tr>
       <w:tr>
+        <w:trPr>
+          <w:cantSplit/>
+        </w:trPr>
         <w:tc>
           <w:tcPr>
             <w:tcW w:type="dxa" w:w="1560"/>
@@ -2713,6 +2794,9 @@
         </w:tc>
       </w:tr>
       <w:tr>
+        <w:trPr>
+          <w:cantSplit/>
+        </w:trPr>
         <w:tc>
           <w:tcPr>
             <w:tcW w:type="dxa" w:w="1560"/>
@@ -2865,6 +2949,9 @@
         </w:tc>
       </w:tr>
       <w:tr>
+        <w:trPr>
+          <w:cantSplit/>
+        </w:trPr>
         <w:tc>
           <w:tcPr>
             <w:tcW w:type="dxa" w:w="1560"/>
@@ -3011,6 +3098,9 @@
         </w:tc>
       </w:tr>
       <w:tr>
+        <w:trPr>
+          <w:cantSplit/>
+        </w:trPr>
         <w:tc>
           <w:tcPr>
             <w:tcW w:type="dxa" w:w="1560"/>
@@ -3249,6 +3339,10 @@
         <w:gridCol w:w="4320"/>
       </w:tblGrid>
       <w:tr>
+        <w:trPr>
+          <w:cantSplit/>
+          <w:tblHeader/>
+        </w:trPr>
         <w:tc>
           <w:tcPr>
             <w:tcW w:type="dxa" w:w="4680"/>
@@ -3305,6 +3399,9 @@
         </w:tc>
       </w:tr>
       <w:tr>
+        <w:trPr>
+          <w:cantSplit/>
+        </w:trPr>
         <w:tc>
           <w:tcPr>
             <w:tcW w:type="dxa" w:w="4680"/>
@@ -3355,6 +3452,9 @@
         </w:tc>
       </w:tr>
       <w:tr>
+        <w:trPr>
+          <w:cantSplit/>
+        </w:trPr>
         <w:tc>
           <w:tcPr>
             <w:tcW w:type="dxa" w:w="4680"/>
@@ -3407,6 +3507,9 @@
         </w:tc>
       </w:tr>
       <w:tr>
+        <w:trPr>
+          <w:cantSplit/>
+        </w:trPr>
         <w:tc>
           <w:tcPr>
             <w:tcW w:type="dxa" w:w="4680"/>
@@ -3457,6 +3560,9 @@
         </w:tc>
       </w:tr>
       <w:tr>
+        <w:trPr>
+          <w:cantSplit/>
+        </w:trPr>
         <w:tc>
           <w:tcPr>
             <w:tcW w:type="dxa" w:w="4680"/>
@@ -3688,6 +3794,10 @@
         <w:gridCol w:w="2880"/>
       </w:tblGrid>
       <w:tr>
+        <w:trPr>
+          <w:cantSplit/>
+          <w:tblHeader/>
+        </w:trPr>
         <w:tc>
           <w:tcPr>
             <w:tcW w:type="dxa" w:w="3120"/>
@@ -3771,6 +3881,9 @@
         </w:tc>
       </w:tr>
       <w:tr>
+        <w:trPr>
+          <w:cantSplit/>
+        </w:trPr>
         <w:tc>
           <w:tcPr>
             <w:tcW w:type="dxa" w:w="3120"/>
@@ -3845,6 +3958,9 @@
         </w:tc>
       </w:tr>
       <w:tr>
+        <w:trPr>
+          <w:cantSplit/>
+        </w:trPr>
         <w:tc>
           <w:tcPr>
             <w:tcW w:type="dxa" w:w="3120"/>
@@ -3957,6 +4073,10 @@
         <w:gridCol w:w="2880"/>
       </w:tblGrid>
       <w:tr>
+        <w:trPr>
+          <w:cantSplit/>
+          <w:tblHeader/>
+        </w:trPr>
         <w:tc>
           <w:tcPr>
             <w:tcW w:type="dxa" w:w="3120"/>
@@ -4040,6 +4160,9 @@
         </w:tc>
       </w:tr>
       <w:tr>
+        <w:trPr>
+          <w:cantSplit/>
+        </w:trPr>
         <w:tc>
           <w:tcPr>
             <w:tcW w:type="dxa" w:w="3120"/>
@@ -4149,6 +4272,10 @@
         <w:gridCol w:w="2880"/>
       </w:tblGrid>
       <w:tr>
+        <w:trPr>
+          <w:cantSplit/>
+          <w:tblHeader/>
+        </w:trPr>
         <w:tc>
           <w:tcPr>
             <w:tcW w:type="dxa" w:w="3120"/>
@@ -4232,6 +4359,9 @@
         </w:tc>
       </w:tr>
       <w:tr>
+        <w:trPr>
+          <w:cantSplit/>
+        </w:trPr>
         <w:tc>
           <w:tcPr>
             <w:tcW w:type="dxa" w:w="3120"/>
@@ -4842,6 +4972,10 @@
         <w:gridCol w:w="1728"/>
       </w:tblGrid>
       <w:tr>
+        <w:trPr>
+          <w:cantSplit/>
+          <w:tblHeader/>
+        </w:trPr>
         <w:tc>
           <w:tcPr>
             <w:tcW w:type="dxa" w:w="1872"/>
@@ -4979,6 +5113,9 @@
         </w:tc>
       </w:tr>
       <w:tr>
+        <w:trPr>
+          <w:cantSplit/>
+        </w:trPr>
         <w:tc>
           <w:tcPr>
             <w:tcW w:type="dxa" w:w="1872"/>
@@ -5101,6 +5238,9 @@
         </w:tc>
       </w:tr>
       <w:tr>
+        <w:trPr>
+          <w:cantSplit/>
+        </w:trPr>
         <w:tc>
           <w:tcPr>
             <w:tcW w:type="dxa" w:w="1872"/>
@@ -5228,6 +5368,9 @@
         </w:tc>
       </w:tr>
       <w:tr>
+        <w:trPr>
+          <w:cantSplit/>
+        </w:trPr>
         <w:tc>
           <w:tcPr>
             <w:tcW w:type="dxa" w:w="1872"/>
@@ -5400,6 +5543,10 @@
         <w:gridCol w:w="2160"/>
       </w:tblGrid>
       <w:tr>
+        <w:trPr>
+          <w:cantSplit/>
+          <w:tblHeader/>
+        </w:trPr>
         <w:tc>
           <w:tcPr>
             <w:tcW w:type="dxa" w:w="2340"/>
@@ -5510,6 +5657,9 @@
         </w:tc>
       </w:tr>
       <w:tr>
+        <w:trPr>
+          <w:cantSplit/>
+        </w:trPr>
         <w:tc>
           <w:tcPr>
             <w:tcW w:type="dxa" w:w="2340"/>
@@ -5608,6 +5758,9 @@
         </w:tc>
       </w:tr>
       <w:tr>
+        <w:trPr>
+          <w:cantSplit/>
+        </w:trPr>
         <w:tc>
           <w:tcPr>
             <w:tcW w:type="dxa" w:w="2340"/>
@@ -5710,6 +5863,9 @@
         </w:tc>
       </w:tr>
       <w:tr>
+        <w:trPr>
+          <w:cantSplit/>
+        </w:trPr>
         <w:tc>
           <w:tcPr>
             <w:tcW w:type="dxa" w:w="2340"/>
@@ -5808,6 +5964,9 @@
         </w:tc>
       </w:tr>
       <w:tr>
+        <w:trPr>
+          <w:cantSplit/>
+        </w:trPr>
         <w:tc>
           <w:tcPr>
             <w:tcW w:type="dxa" w:w="2340"/>
@@ -5910,6 +6069,9 @@
         </w:tc>
       </w:tr>
       <w:tr>
+        <w:trPr>
+          <w:cantSplit/>
+        </w:trPr>
         <w:tc>
           <w:tcPr>
             <w:tcW w:type="dxa" w:w="2340"/>
@@ -6008,6 +6170,9 @@
         </w:tc>
       </w:tr>
       <w:tr>
+        <w:trPr>
+          <w:cantSplit/>
+        </w:trPr>
         <w:tc>
           <w:tcPr>
             <w:tcW w:type="dxa" w:w="2340"/>
@@ -6280,6 +6445,10 @@
         <w:gridCol w:w="4320"/>
       </w:tblGrid>
       <w:tr>
+        <w:trPr>
+          <w:cantSplit/>
+          <w:tblHeader/>
+        </w:trPr>
         <w:tc>
           <w:tcPr>
             <w:tcW w:type="dxa" w:w="4680"/>
@@ -6336,6 +6505,9 @@
         </w:tc>
       </w:tr>
       <w:tr>
+        <w:trPr>
+          <w:cantSplit/>
+        </w:trPr>
         <w:tc>
           <w:tcPr>
             <w:tcW w:type="dxa" w:w="4680"/>
@@ -6386,6 +6558,9 @@
         </w:tc>
       </w:tr>
       <w:tr>
+        <w:trPr>
+          <w:cantSplit/>
+        </w:trPr>
         <w:tc>
           <w:tcPr>
             <w:tcW w:type="dxa" w:w="4680"/>
@@ -6438,6 +6613,9 @@
         </w:tc>
       </w:tr>
       <w:tr>
+        <w:trPr>
+          <w:cantSplit/>
+        </w:trPr>
         <w:tc>
           <w:tcPr>
             <w:tcW w:type="dxa" w:w="4680"/>
@@ -6488,6 +6666,9 @@
         </w:tc>
       </w:tr>
       <w:tr>
+        <w:trPr>
+          <w:cantSplit/>
+        </w:trPr>
         <w:tc>
           <w:tcPr>
             <w:tcW w:type="dxa" w:w="4680"/>
@@ -6910,6 +7091,10 @@
         <w:gridCol w:w="4320"/>
       </w:tblGrid>
       <w:tr>
+        <w:trPr>
+          <w:cantSplit/>
+          <w:tblHeader/>
+        </w:trPr>
         <w:tc>
           <w:tcPr>
             <w:tcW w:type="dxa" w:w="4680"/>
@@ -6966,6 +7151,9 @@
         </w:tc>
       </w:tr>
       <w:tr>
+        <w:trPr>
+          <w:cantSplit/>
+        </w:trPr>
         <w:tc>
           <w:tcPr>
             <w:tcW w:type="dxa" w:w="4680"/>
@@ -7082,7 +7270,7 @@
           <w:rFonts w:ascii="IBM Plex Sans Arabic" w:hAnsi="IBM Plex Sans Arabic" w:cs="IBM Plex Sans Arabic"/>
           <w:rtl/>
         </w:rPr>
-        <w:t>UN Comtrade — https://comtradeplus.un.org/ (‏تاريخ الجمع: 2026-07-02‏)</w:t>
+        <w:t>UN Comtrade — https://comtradeplus.un.org/ (‏تاريخ الجمع: 2026-07-02‏) — يسند: واردات السوق، أحدث سنة بيانات للواردات، مؤشر تركّز المورّدين</w:t>
       </w:r>
     </w:p>
     <w:p>
@@ -7200,17 +7388,21 @@
         <w:bidiVisual/>
       </w:tblPr>
       <w:tblGrid>
-        <w:gridCol w:w="1440"/>
-        <w:gridCol w:w="1440"/>
-        <w:gridCol w:w="1440"/>
-        <w:gridCol w:w="1440"/>
-        <w:gridCol w:w="1440"/>
-        <w:gridCol w:w="1440"/>
+        <w:gridCol w:w="2005"/>
+        <w:gridCol w:w="2005"/>
+        <w:gridCol w:w="1337"/>
+        <w:gridCol w:w="1671"/>
+        <w:gridCol w:w="1671"/>
+        <w:gridCol w:w="668"/>
       </w:tblGrid>
       <w:tr>
+        <w:trPr>
+          <w:cantSplit/>
+          <w:tblHeader/>
+        </w:trPr>
         <w:tc>
           <w:tcPr>
-            <w:tcW w:type="dxa" w:w="1560"/>
+            <w:tcW w:type="dxa" w:w="2005"/>
             <w:shd w:val="clear" w:fill="166534"/>
             <w:tcMar>
               <w:top w:w="100" w:type="dxa"/>
@@ -7237,7 +7429,7 @@
         </w:tc>
         <w:tc>
           <w:tcPr>
-            <w:tcW w:type="dxa" w:w="1560"/>
+            <w:tcW w:type="dxa" w:w="2005"/>
             <w:shd w:val="clear" w:fill="166534"/>
             <w:tcMar>
               <w:top w:w="100" w:type="dxa"/>
@@ -7264,7 +7456,7 @@
         </w:tc>
         <w:tc>
           <w:tcPr>
-            <w:tcW w:type="dxa" w:w="1560"/>
+            <w:tcW w:type="dxa" w:w="1337"/>
             <w:shd w:val="clear" w:fill="166534"/>
             <w:tcMar>
               <w:top w:w="100" w:type="dxa"/>
@@ -7291,7 +7483,7 @@
         </w:tc>
         <w:tc>
           <w:tcPr>
-            <w:tcW w:type="dxa" w:w="1560"/>
+            <w:tcW w:type="dxa" w:w="1671"/>
             <w:shd w:val="clear" w:fill="166534"/>
             <w:tcMar>
               <w:top w:w="100" w:type="dxa"/>
@@ -7318,7 +7510,7 @@
         </w:tc>
         <w:tc>
           <w:tcPr>
-            <w:tcW w:type="dxa" w:w="1560"/>
+            <w:tcW w:type="dxa" w:w="1671"/>
             <w:shd w:val="clear" w:fill="166534"/>
             <w:tcMar>
               <w:top w:w="100" w:type="dxa"/>
@@ -7345,7 +7537,7 @@
         </w:tc>
         <w:tc>
           <w:tcPr>
-            <w:tcW w:type="dxa" w:w="1560"/>
+            <w:tcW w:type="dxa" w:w="668"/>
             <w:shd w:val="clear" w:fill="166534"/>
             <w:tcMar>
               <w:top w:w="100" w:type="dxa"/>
@@ -7372,9 +7564,12 @@
         </w:tc>
       </w:tr>
       <w:tr>
+        <w:trPr>
+          <w:cantSplit/>
+        </w:trPr>
         <w:tc>
           <w:tcPr>
-            <w:tcW w:type="dxa" w:w="1560"/>
+            <w:tcW w:type="dxa" w:w="2005"/>
             <w:tcMar>
               <w:top w:w="100" w:type="dxa"/>
               <w:bottom w:w="100" w:type="dxa"/>
@@ -7398,7 +7593,7 @@
         </w:tc>
         <w:tc>
           <w:tcPr>
-            <w:tcW w:type="dxa" w:w="1560"/>
+            <w:tcW w:type="dxa" w:w="2005"/>
             <w:tcMar>
               <w:top w:w="100" w:type="dxa"/>
               <w:bottom w:w="100" w:type="dxa"/>
@@ -7422,7 +7617,7 @@
         </w:tc>
         <w:tc>
           <w:tcPr>
-            <w:tcW w:type="dxa" w:w="1560"/>
+            <w:tcW w:type="dxa" w:w="1337"/>
             <w:tcMar>
               <w:top w:w="100" w:type="dxa"/>
               <w:bottom w:w="100" w:type="dxa"/>
@@ -7432,13 +7627,13 @@
           </w:tcPr>
           <w:p>
             <w:pPr>
-              <w:bidi/>
+              <w:bidi w:val="0"/>
               <w:jc w:val="start"/>
             </w:pPr>
             <w:r>
               <w:rPr>
                 <w:rFonts w:ascii="IBM Plex Sans Arabic" w:hAnsi="IBM Plex Sans Arabic" w:cs="IBM Plex Sans Arabic"/>
-                <w:rtl/>
+                <w:rtl w:val="0"/>
               </w:rPr>
               <w:t>+34 93 000 0000</w:t>
             </w:r>
@@ -7446,7 +7641,7 @@
         </w:tc>
         <w:tc>
           <w:tcPr>
-            <w:tcW w:type="dxa" w:w="1560"/>
+            <w:tcW w:type="dxa" w:w="1671"/>
             <w:tcMar>
               <w:top w:w="100" w:type="dxa"/>
               <w:bottom w:w="100" w:type="dxa"/>
@@ -7456,13 +7651,13 @@
           </w:tcPr>
           <w:p>
             <w:pPr>
-              <w:bidi/>
+              <w:bidi w:val="0"/>
               <w:jc w:val="start"/>
             </w:pPr>
             <w:r>
               <w:rPr>
                 <w:rFonts w:ascii="IBM Plex Sans Arabic" w:hAnsi="IBM Plex Sans Arabic" w:cs="IBM Plex Sans Arabic"/>
-                <w:rtl/>
+                <w:rtl w:val="0"/>
               </w:rPr>
               <w:t>info@ejmar.example</w:t>
             </w:r>
@@ -7470,7 +7665,7 @@
         </w:tc>
         <w:tc>
           <w:tcPr>
-            <w:tcW w:type="dxa" w:w="1560"/>
+            <w:tcW w:type="dxa" w:w="1671"/>
             <w:tcMar>
               <w:top w:w="100" w:type="dxa"/>
               <w:bottom w:w="100" w:type="dxa"/>
@@ -7480,13 +7675,13 @@
           </w:tcPr>
           <w:p>
             <w:pPr>
-              <w:bidi/>
+              <w:bidi w:val="0"/>
               <w:jc w:val="start"/>
             </w:pPr>
             <w:r>
               <w:rPr>
                 <w:rFonts w:ascii="IBM Plex Sans Arabic" w:hAnsi="IBM Plex Sans Arabic" w:cs="IBM Plex Sans Arabic"/>
-                <w:rtl/>
+                <w:rtl w:val="0"/>
               </w:rPr>
               <w:t>https://maps.google/ejmar</w:t>
             </w:r>
@@ -7494,7 +7689,7 @@
         </w:tc>
         <w:tc>
           <w:tcPr>
-            <w:tcW w:type="dxa" w:w="1560"/>
+            <w:tcW w:type="dxa" w:w="668"/>
             <w:tcMar>
               <w:top w:w="100" w:type="dxa"/>
               <w:bottom w:w="100" w:type="dxa"/>
@@ -7567,6 +7762,10 @@
         <w:gridCol w:w="4320"/>
       </w:tblGrid>
       <w:tr>
+        <w:trPr>
+          <w:cantSplit/>
+          <w:tblHeader/>
+        </w:trPr>
         <w:tc>
           <w:tcPr>
             <w:tcW w:type="dxa" w:w="4680"/>
@@ -7623,6 +7822,9 @@
         </w:tc>
       </w:tr>
       <w:tr>
+        <w:trPr>
+          <w:cantSplit/>
+        </w:trPr>
         <w:tc>
           <w:tcPr>
             <w:tcW w:type="dxa" w:w="4680"/>
@@ -7673,6 +7875,9 @@
         </w:tc>
       </w:tr>
       <w:tr>
+        <w:trPr>
+          <w:cantSplit/>
+        </w:trPr>
         <w:tc>
           <w:tcPr>
             <w:tcW w:type="dxa" w:w="4680"/>
@@ -7725,6 +7930,9 @@
         </w:tc>
       </w:tr>
       <w:tr>
+        <w:trPr>
+          <w:cantSplit/>
+        </w:trPr>
         <w:tc>
           <w:tcPr>
             <w:tcW w:type="dxa" w:w="4680"/>
@@ -7775,6 +7983,9 @@
         </w:tc>
       </w:tr>
       <w:tr>
+        <w:trPr>
+          <w:cantSplit/>
+        </w:trPr>
         <w:tc>
           <w:tcPr>
             <w:tcW w:type="dxa" w:w="4680"/>
@@ -7827,6 +8038,9 @@
         </w:tc>
       </w:tr>
       <w:tr>
+        <w:trPr>
+          <w:cantSplit/>
+        </w:trPr>
         <w:tc>
           <w:tcPr>
             <w:tcW w:type="dxa" w:w="4680"/>
@@ -7872,6 +8086,61 @@
                 <w:rtl/>
               </w:rPr>
               <w:t>silk.i18n/1.0</w:t>
+            </w:r>
+          </w:p>
+        </w:tc>
+      </w:tr>
+      <w:tr>
+        <w:trPr>
+          <w:cantSplit/>
+        </w:trPr>
+        <w:tc>
+          <w:tcPr>
+            <w:tcW w:type="dxa" w:w="4680"/>
+            <w:tcMar>
+              <w:top w:w="100" w:type="dxa"/>
+              <w:bottom w:w="100" w:type="dxa"/>
+              <w:left w:w="120" w:type="dxa"/>
+              <w:right w:w="120" w:type="dxa"/>
+            </w:tcMar>
+            <w:shd w:val="clear" w:fill="F2F7F3"/>
+          </w:tcPr>
+          <w:p>
+            <w:pPr>
+              <w:bidi/>
+              <w:jc w:val="start"/>
+            </w:pPr>
+            <w:r>
+              <w:rPr>
+                <w:rFonts w:ascii="IBM Plex Sans Arabic" w:hAnsi="IBM Plex Sans Arabic" w:cs="IBM Plex Sans Arabic"/>
+                <w:rtl/>
+              </w:rPr>
+              <w:t>نسخة قواعد القرار</w:t>
+            </w:r>
+          </w:p>
+        </w:tc>
+        <w:tc>
+          <w:tcPr>
+            <w:tcW w:type="dxa" w:w="4680"/>
+            <w:tcMar>
+              <w:top w:w="100" w:type="dxa"/>
+              <w:bottom w:w="100" w:type="dxa"/>
+              <w:left w:w="120" w:type="dxa"/>
+              <w:right w:w="120" w:type="dxa"/>
+            </w:tcMar>
+            <w:shd w:val="clear" w:fill="F2F7F3"/>
+          </w:tcPr>
+          <w:p>
+            <w:pPr>
+              <w:bidi/>
+              <w:jc w:val="start"/>
+            </w:pPr>
+            <w:r>
+              <w:rPr>
+                <w:rFonts w:ascii="IBM Plex Sans Arabic" w:hAnsi="IBM Plex Sans Arabic" w:cs="IBM Plex Sans Arabic"/>
+                <w:rtl/>
+              </w:rPr>
+              <w:t>silk.decision/v1</w:t>
             </w:r>
           </w:p>
         </w:tc>

--- a/samples/client_report_latest.docx
+++ b/samples/client_report_latest.docx
@@ -977,7 +977,7 @@
                 <w:rFonts w:ascii="IBM Plex Sans Arabic" w:hAnsi="IBM Plex Sans Arabic" w:cs="IBM Plex Sans Arabic"/>
                 <w:rtl/>
               </w:rPr>
-              <w:t>مرصودٌ من مصادر مباشرة.</w:t>
+              <w:t>يقيس انخفاضَ التعرفة ووضوحَ الاشتراطات المنشورة — لا يعني حصولَ منشأتك على الموافقات.</w:t>
             </w:r>
           </w:p>
         </w:tc>
@@ -4831,6 +4831,1218 @@
     </w:p>
     <w:p>
       <w:pPr>
+        <w:pStyle w:val="Heading2"/>
+        <w:bidi/>
+        <w:jc w:val="start"/>
+      </w:pPr>
+      <w:r>
+        <w:rPr>
+          <w:rFonts w:ascii="IBM Plex Sans Arabic" w:hAnsi="IBM Plex Sans Arabic" w:cs="IBM Plex Sans Arabic"/>
+          <w:rtl/>
+        </w:rPr>
+        <w:t>متطلبات الدخول والخروج بحسب نوعها</w:t>
+      </w:r>
+    </w:p>
+    <w:tbl>
+      <w:tblPr>
+        <w:tblStyle w:val="TableGrid"/>
+        <w:tblW w:type="auto" w:w="0"/>
+        <w:tblLayout w:type="fixed"/>
+        <w:tblLook w:firstColumn="1" w:firstRow="1" w:lastColumn="0" w:lastRow="0" w:noHBand="0" w:noVBand="1" w:val="04A0"/>
+        <w:tblBorders>
+          <w:top w:val="single" w:sz="4" w:space="0" w:color="BBBBBB"/>
+          <w:left w:val="single" w:sz="4" w:space="0" w:color="BBBBBB"/>
+          <w:bottom w:val="single" w:sz="4" w:space="0" w:color="BBBBBB"/>
+          <w:right w:val="single" w:sz="4" w:space="0" w:color="BBBBBB"/>
+          <w:insideH w:val="single" w:sz="4" w:space="0" w:color="BBBBBB"/>
+          <w:insideV w:val="single" w:sz="4" w:space="0" w:color="BBBBBB"/>
+        </w:tblBorders>
+        <w:bidiVisual/>
+      </w:tblPr>
+      <w:tblGrid>
+        <w:gridCol w:w="2995"/>
+        <w:gridCol w:w="1123"/>
+        <w:gridCol w:w="1872"/>
+        <w:gridCol w:w="1497"/>
+        <w:gridCol w:w="1872"/>
+      </w:tblGrid>
+      <w:tr>
+        <w:trPr>
+          <w:cantSplit/>
+          <w:tblHeader/>
+        </w:trPr>
+        <w:tc>
+          <w:tcPr>
+            <w:tcW w:type="dxa" w:w="2995"/>
+            <w:shd w:val="clear" w:fill="166534"/>
+            <w:tcMar>
+              <w:top w:w="100" w:type="dxa"/>
+              <w:bottom w:w="100" w:type="dxa"/>
+              <w:left w:w="120" w:type="dxa"/>
+              <w:right w:w="120" w:type="dxa"/>
+            </w:tcMar>
+          </w:tcPr>
+          <w:p>
+            <w:pPr>
+              <w:bidi/>
+              <w:jc w:val="start"/>
+            </w:pPr>
+            <w:r>
+              <w:rPr>
+                <w:rFonts w:ascii="IBM Plex Sans Arabic" w:hAnsi="IBM Plex Sans Arabic" w:cs="IBM Plex Sans Arabic"/>
+                <w:b/>
+                <w:color w:val="FFFFFF"/>
+                <w:rtl/>
+              </w:rPr>
+              <w:t>البند</w:t>
+            </w:r>
+          </w:p>
+        </w:tc>
+        <w:tc>
+          <w:tcPr>
+            <w:tcW w:type="dxa" w:w="1123"/>
+            <w:shd w:val="clear" w:fill="166534"/>
+            <w:tcMar>
+              <w:top w:w="100" w:type="dxa"/>
+              <w:bottom w:w="100" w:type="dxa"/>
+              <w:left w:w="120" w:type="dxa"/>
+              <w:right w:w="120" w:type="dxa"/>
+            </w:tcMar>
+          </w:tcPr>
+          <w:p>
+            <w:pPr>
+              <w:bidi/>
+              <w:jc w:val="start"/>
+            </w:pPr>
+            <w:r>
+              <w:rPr>
+                <w:rFonts w:ascii="IBM Plex Sans Arabic" w:hAnsi="IBM Plex Sans Arabic" w:cs="IBM Plex Sans Arabic"/>
+                <w:b/>
+                <w:color w:val="FFFFFF"/>
+                <w:rtl/>
+              </w:rPr>
+              <w:t>الاتجاه</w:t>
+            </w:r>
+          </w:p>
+        </w:tc>
+        <w:tc>
+          <w:tcPr>
+            <w:tcW w:type="dxa" w:w="1872"/>
+            <w:shd w:val="clear" w:fill="166534"/>
+            <w:tcMar>
+              <w:top w:w="100" w:type="dxa"/>
+              <w:bottom w:w="100" w:type="dxa"/>
+              <w:left w:w="120" w:type="dxa"/>
+              <w:right w:w="120" w:type="dxa"/>
+            </w:tcMar>
+          </w:tcPr>
+          <w:p>
+            <w:pPr>
+              <w:bidi/>
+              <w:jc w:val="start"/>
+            </w:pPr>
+            <w:r>
+              <w:rPr>
+                <w:rFonts w:ascii="IBM Plex Sans Arabic" w:hAnsi="IBM Plex Sans Arabic" w:cs="IBM Plex Sans Arabic"/>
+                <w:b/>
+                <w:color w:val="FFFFFF"/>
+                <w:rtl/>
+              </w:rPr>
+              <w:t>الجهة</w:t>
+            </w:r>
+          </w:p>
+        </w:tc>
+        <w:tc>
+          <w:tcPr>
+            <w:tcW w:type="dxa" w:w="1497"/>
+            <w:shd w:val="clear" w:fill="166534"/>
+            <w:tcMar>
+              <w:top w:w="100" w:type="dxa"/>
+              <w:bottom w:w="100" w:type="dxa"/>
+              <w:left w:w="120" w:type="dxa"/>
+              <w:right w:w="120" w:type="dxa"/>
+            </w:tcMar>
+          </w:tcPr>
+          <w:p>
+            <w:pPr>
+              <w:bidi/>
+              <w:jc w:val="start"/>
+            </w:pPr>
+            <w:r>
+              <w:rPr>
+                <w:rFonts w:ascii="IBM Plex Sans Arabic" w:hAnsi="IBM Plex Sans Arabic" w:cs="IBM Plex Sans Arabic"/>
+                <w:b/>
+                <w:color w:val="FFFFFF"/>
+                <w:rtl/>
+              </w:rPr>
+              <w:t>النوع</w:t>
+            </w:r>
+          </w:p>
+        </w:tc>
+        <w:tc>
+          <w:tcPr>
+            <w:tcW w:type="dxa" w:w="1872"/>
+            <w:shd w:val="clear" w:fill="166534"/>
+            <w:tcMar>
+              <w:top w:w="100" w:type="dxa"/>
+              <w:bottom w:w="100" w:type="dxa"/>
+              <w:left w:w="120" w:type="dxa"/>
+              <w:right w:w="120" w:type="dxa"/>
+            </w:tcMar>
+          </w:tcPr>
+          <w:p>
+            <w:pPr>
+              <w:bidi/>
+              <w:jc w:val="start"/>
+            </w:pPr>
+            <w:r>
+              <w:rPr>
+                <w:rFonts w:ascii="IBM Plex Sans Arabic" w:hAnsi="IBM Plex Sans Arabic" w:cs="IBM Plex Sans Arabic"/>
+                <w:b/>
+                <w:color w:val="FFFFFF"/>
+                <w:rtl/>
+              </w:rPr>
+              <w:t>الرابط</w:t>
+            </w:r>
+          </w:p>
+        </w:tc>
+      </w:tr>
+      <w:tr>
+        <w:trPr>
+          <w:cantSplit/>
+        </w:trPr>
+        <w:tc>
+          <w:tcPr>
+            <w:tcW w:type="dxa" w:w="2995"/>
+            <w:tcMar>
+              <w:top w:w="100" w:type="dxa"/>
+              <w:bottom w:w="100" w:type="dxa"/>
+              <w:left w:w="120" w:type="dxa"/>
+              <w:right w:w="120" w:type="dxa"/>
+            </w:tcMar>
+          </w:tcPr>
+          <w:p>
+            <w:pPr>
+              <w:bidi/>
+              <w:jc w:val="start"/>
+            </w:pPr>
+            <w:r>
+              <w:rPr>
+                <w:rFonts w:ascii="IBM Plex Sans Arabic" w:hAnsi="IBM Plex Sans Arabic" w:cs="IBM Plex Sans Arabic"/>
+                <w:rtl/>
+              </w:rPr>
+              <w:t>التحقق من ملاحق الرقابة المشددة — هل فئة المنتج/بلد المنشأ مدرجان بنسب فحص مرتفعة أو شهادة رسمية + تقرير مختبر لكل شحنة؟</w:t>
+            </w:r>
+          </w:p>
+        </w:tc>
+        <w:tc>
+          <w:tcPr>
+            <w:tcW w:type="dxa" w:w="1123"/>
+            <w:tcMar>
+              <w:top w:w="100" w:type="dxa"/>
+              <w:bottom w:w="100" w:type="dxa"/>
+              <w:left w:w="120" w:type="dxa"/>
+              <w:right w:w="120" w:type="dxa"/>
+            </w:tcMar>
+          </w:tcPr>
+          <w:p>
+            <w:pPr>
+              <w:bidi/>
+              <w:jc w:val="start"/>
+            </w:pPr>
+            <w:r>
+              <w:rPr>
+                <w:rFonts w:ascii="IBM Plex Sans Arabic" w:hAnsi="IBM Plex Sans Arabic" w:cs="IBM Plex Sans Arabic"/>
+                <w:rtl/>
+              </w:rPr>
+              <w:t>دخول السوق</w:t>
+            </w:r>
+          </w:p>
+        </w:tc>
+        <w:tc>
+          <w:tcPr>
+            <w:tcW w:type="dxa" w:w="1872"/>
+            <w:tcMar>
+              <w:top w:w="100" w:type="dxa"/>
+              <w:bottom w:w="100" w:type="dxa"/>
+              <w:left w:w="120" w:type="dxa"/>
+              <w:right w:w="120" w:type="dxa"/>
+            </w:tcMar>
+          </w:tcPr>
+          <w:p>
+            <w:pPr>
+              <w:bidi/>
+              <w:jc w:val="start"/>
+            </w:pPr>
+            <w:r>
+              <w:rPr>
+                <w:rFonts w:ascii="IBM Plex Sans Arabic" w:hAnsi="IBM Plex Sans Arabic" w:cs="IBM Plex Sans Arabic"/>
+                <w:rtl/>
+              </w:rPr>
+              <w:t>اللائحة (‏EU‏) 2019/1793 — ملاحقها تُراجع دورياً (‏~كل 6 أشهر‏)</w:t>
+            </w:r>
+          </w:p>
+        </w:tc>
+        <w:tc>
+          <w:tcPr>
+            <w:tcW w:type="dxa" w:w="1497"/>
+            <w:tcMar>
+              <w:top w:w="100" w:type="dxa"/>
+              <w:bottom w:w="100" w:type="dxa"/>
+              <w:left w:w="120" w:type="dxa"/>
+              <w:right w:w="120" w:type="dxa"/>
+            </w:tcMar>
+          </w:tcPr>
+          <w:p>
+            <w:pPr>
+              <w:bidi/>
+              <w:jc w:val="start"/>
+            </w:pPr>
+            <w:r>
+              <w:rPr>
+                <w:rFonts w:ascii="IBM Plex Sans Arabic" w:hAnsi="IBM Plex Sans Arabic" w:cs="IBM Plex Sans Arabic"/>
+                <w:rtl/>
+              </w:rPr>
+              <w:t>إلزامي بحسب الفئة أو الوجهة</w:t>
+            </w:r>
+          </w:p>
+        </w:tc>
+        <w:tc>
+          <w:tcPr>
+            <w:tcW w:type="dxa" w:w="1872"/>
+            <w:tcMar>
+              <w:top w:w="100" w:type="dxa"/>
+              <w:bottom w:w="100" w:type="dxa"/>
+              <w:left w:w="120" w:type="dxa"/>
+              <w:right w:w="120" w:type="dxa"/>
+            </w:tcMar>
+          </w:tcPr>
+          <w:p>
+            <w:pPr>
+              <w:bidi w:val="0"/>
+              <w:jc w:val="start"/>
+            </w:pPr>
+            <w:r>
+              <w:rPr>
+                <w:rFonts w:ascii="IBM Plex Sans Arabic" w:hAnsi="IBM Plex Sans Arabic" w:cs="IBM Plex Sans Arabic"/>
+                <w:rtl w:val="0"/>
+              </w:rPr>
+              <w:t>https://eur-lex.europa.eu/eli/reg_impl/2019/1793/oj</w:t>
+            </w:r>
+          </w:p>
+        </w:tc>
+      </w:tr>
+      <w:tr>
+        <w:trPr>
+          <w:cantSplit/>
+        </w:trPr>
+        <w:tc>
+          <w:tcPr>
+            <w:tcW w:type="dxa" w:w="2995"/>
+            <w:tcMar>
+              <w:top w:w="100" w:type="dxa"/>
+              <w:bottom w:w="100" w:type="dxa"/>
+              <w:left w:w="120" w:type="dxa"/>
+              <w:right w:w="120" w:type="dxa"/>
+            </w:tcMar>
+            <w:shd w:val="clear" w:fill="F2F7F3"/>
+          </w:tcPr>
+          <w:p>
+            <w:pPr>
+              <w:bidi/>
+              <w:jc w:val="start"/>
+            </w:pPr>
+            <w:r>
+              <w:rPr>
+                <w:rFonts w:ascii="IBM Plex Sans Arabic" w:hAnsi="IBM Plex Sans Arabic" w:cs="IBM Plex Sans Arabic"/>
+                <w:rtl/>
+              </w:rPr>
+              <w:t>حدود متبقيات المبيدات (‏قاعدة MRL قابلة للاستعلام بالمنتج × المادة‏) والملوثات — افحص مخبرياً قبل الشحن لا عند الوصول</w:t>
+            </w:r>
+          </w:p>
+        </w:tc>
+        <w:tc>
+          <w:tcPr>
+            <w:tcW w:type="dxa" w:w="1123"/>
+            <w:tcMar>
+              <w:top w:w="100" w:type="dxa"/>
+              <w:bottom w:w="100" w:type="dxa"/>
+              <w:left w:w="120" w:type="dxa"/>
+              <w:right w:w="120" w:type="dxa"/>
+            </w:tcMar>
+            <w:shd w:val="clear" w:fill="F2F7F3"/>
+          </w:tcPr>
+          <w:p>
+            <w:pPr>
+              <w:bidi/>
+              <w:jc w:val="start"/>
+            </w:pPr>
+            <w:r>
+              <w:rPr>
+                <w:rFonts w:ascii="IBM Plex Sans Arabic" w:hAnsi="IBM Plex Sans Arabic" w:cs="IBM Plex Sans Arabic"/>
+                <w:rtl/>
+              </w:rPr>
+              <w:t>دخول السوق</w:t>
+            </w:r>
+          </w:p>
+        </w:tc>
+        <w:tc>
+          <w:tcPr>
+            <w:tcW w:type="dxa" w:w="1872"/>
+            <w:tcMar>
+              <w:top w:w="100" w:type="dxa"/>
+              <w:bottom w:w="100" w:type="dxa"/>
+              <w:left w:w="120" w:type="dxa"/>
+              <w:right w:w="120" w:type="dxa"/>
+            </w:tcMar>
+            <w:shd w:val="clear" w:fill="F2F7F3"/>
+          </w:tcPr>
+          <w:p>
+            <w:pPr>
+              <w:bidi/>
+              <w:jc w:val="start"/>
+            </w:pPr>
+            <w:r>
+              <w:rPr>
+                <w:rFonts w:ascii="IBM Plex Sans Arabic" w:hAnsi="IBM Plex Sans Arabic" w:cs="IBM Plex Sans Arabic"/>
+                <w:rtl/>
+              </w:rPr>
+              <w:t>اللائحتان (‏EC‏) 396/2005 (متبقيات) و(‏EU‏) 2023/915 (ملوثات)</w:t>
+            </w:r>
+          </w:p>
+        </w:tc>
+        <w:tc>
+          <w:tcPr>
+            <w:tcW w:type="dxa" w:w="1497"/>
+            <w:tcMar>
+              <w:top w:w="100" w:type="dxa"/>
+              <w:bottom w:w="100" w:type="dxa"/>
+              <w:left w:w="120" w:type="dxa"/>
+              <w:right w:w="120" w:type="dxa"/>
+            </w:tcMar>
+            <w:shd w:val="clear" w:fill="F2F7F3"/>
+          </w:tcPr>
+          <w:p>
+            <w:pPr>
+              <w:bidi/>
+              <w:jc w:val="start"/>
+            </w:pPr>
+            <w:r>
+              <w:rPr>
+                <w:rFonts w:ascii="IBM Plex Sans Arabic" w:hAnsi="IBM Plex Sans Arabic" w:cs="IBM Plex Sans Arabic"/>
+                <w:rtl/>
+              </w:rPr>
+              <w:t>إلزامي قانوناً</w:t>
+            </w:r>
+          </w:p>
+        </w:tc>
+        <w:tc>
+          <w:tcPr>
+            <w:tcW w:type="dxa" w:w="1872"/>
+            <w:tcMar>
+              <w:top w:w="100" w:type="dxa"/>
+              <w:bottom w:w="100" w:type="dxa"/>
+              <w:left w:w="120" w:type="dxa"/>
+              <w:right w:w="120" w:type="dxa"/>
+            </w:tcMar>
+            <w:shd w:val="clear" w:fill="F2F7F3"/>
+          </w:tcPr>
+          <w:p>
+            <w:pPr>
+              <w:bidi w:val="0"/>
+              <w:jc w:val="start"/>
+            </w:pPr>
+            <w:r>
+              <w:rPr>
+                <w:rFonts w:ascii="IBM Plex Sans Arabic" w:hAnsi="IBM Plex Sans Arabic" w:cs="IBM Plex Sans Arabic"/>
+                <w:rtl w:val="0"/>
+              </w:rPr>
+              <w:t>https://food.ec.europa.eu/plants/pesticides/eu-pesticides-database_en</w:t>
+            </w:r>
+          </w:p>
+        </w:tc>
+      </w:tr>
+      <w:tr>
+        <w:trPr>
+          <w:cantSplit/>
+        </w:trPr>
+        <w:tc>
+          <w:tcPr>
+            <w:tcW w:type="dxa" w:w="2995"/>
+            <w:tcMar>
+              <w:top w:w="100" w:type="dxa"/>
+              <w:bottom w:w="100" w:type="dxa"/>
+              <w:left w:w="120" w:type="dxa"/>
+              <w:right w:w="120" w:type="dxa"/>
+            </w:tcMar>
+          </w:tcPr>
+          <w:p>
+            <w:pPr>
+              <w:bidi/>
+              <w:jc w:val="start"/>
+            </w:pPr>
+            <w:r>
+              <w:rPr>
+                <w:rFonts w:ascii="IBM Plex Sans Arabic" w:hAnsi="IBM Plex Sans Arabic" w:cs="IBM Plex Sans Arabic"/>
+                <w:rtl/>
+              </w:rPr>
+              <w:t>هل المنتج «غذاء جديد»؟ مكونات لم تُستهلك بشكل معتبر في أوروبا قبل 1997 تتطلب ترخيصاً مسبقاً</w:t>
+            </w:r>
+          </w:p>
+        </w:tc>
+        <w:tc>
+          <w:tcPr>
+            <w:tcW w:type="dxa" w:w="1123"/>
+            <w:tcMar>
+              <w:top w:w="100" w:type="dxa"/>
+              <w:bottom w:w="100" w:type="dxa"/>
+              <w:left w:w="120" w:type="dxa"/>
+              <w:right w:w="120" w:type="dxa"/>
+            </w:tcMar>
+          </w:tcPr>
+          <w:p>
+            <w:pPr>
+              <w:bidi/>
+              <w:jc w:val="start"/>
+            </w:pPr>
+            <w:r>
+              <w:rPr>
+                <w:rFonts w:ascii="IBM Plex Sans Arabic" w:hAnsi="IBM Plex Sans Arabic" w:cs="IBM Plex Sans Arabic"/>
+                <w:rtl/>
+              </w:rPr>
+              <w:t>دخول السوق</w:t>
+            </w:r>
+          </w:p>
+        </w:tc>
+        <w:tc>
+          <w:tcPr>
+            <w:tcW w:type="dxa" w:w="1872"/>
+            <w:tcMar>
+              <w:top w:w="100" w:type="dxa"/>
+              <w:bottom w:w="100" w:type="dxa"/>
+              <w:left w:w="120" w:type="dxa"/>
+              <w:right w:w="120" w:type="dxa"/>
+            </w:tcMar>
+          </w:tcPr>
+          <w:p>
+            <w:pPr>
+              <w:bidi/>
+              <w:jc w:val="start"/>
+            </w:pPr>
+            <w:r>
+              <w:rPr>
+                <w:rFonts w:ascii="IBM Plex Sans Arabic" w:hAnsi="IBM Plex Sans Arabic" w:cs="IBM Plex Sans Arabic"/>
+                <w:rtl/>
+              </w:rPr>
+              <w:t>اللائحة (‏EU‏) 2015/2283</w:t>
+            </w:r>
+          </w:p>
+        </w:tc>
+        <w:tc>
+          <w:tcPr>
+            <w:tcW w:type="dxa" w:w="1497"/>
+            <w:tcMar>
+              <w:top w:w="100" w:type="dxa"/>
+              <w:bottom w:w="100" w:type="dxa"/>
+              <w:left w:w="120" w:type="dxa"/>
+              <w:right w:w="120" w:type="dxa"/>
+            </w:tcMar>
+          </w:tcPr>
+          <w:p>
+            <w:pPr>
+              <w:bidi/>
+              <w:jc w:val="start"/>
+            </w:pPr>
+            <w:r>
+              <w:rPr>
+                <w:rFonts w:ascii="IBM Plex Sans Arabic" w:hAnsi="IBM Plex Sans Arabic" w:cs="IBM Plex Sans Arabic"/>
+                <w:rtl/>
+              </w:rPr>
+              <w:t>إلزامي بحسب الفئة أو الوجهة</w:t>
+            </w:r>
+          </w:p>
+        </w:tc>
+        <w:tc>
+          <w:tcPr>
+            <w:tcW w:type="dxa" w:w="1872"/>
+            <w:tcMar>
+              <w:top w:w="100" w:type="dxa"/>
+              <w:bottom w:w="100" w:type="dxa"/>
+              <w:left w:w="120" w:type="dxa"/>
+              <w:right w:w="120" w:type="dxa"/>
+            </w:tcMar>
+          </w:tcPr>
+          <w:p>
+            <w:pPr>
+              <w:bidi w:val="0"/>
+              <w:jc w:val="start"/>
+            </w:pPr>
+            <w:r>
+              <w:rPr>
+                <w:rFonts w:ascii="IBM Plex Sans Arabic" w:hAnsi="IBM Plex Sans Arabic" w:cs="IBM Plex Sans Arabic"/>
+                <w:rtl w:val="0"/>
+              </w:rPr>
+              <w:t>https://eur-lex.europa.eu/eli/reg/2015/2283/oj</w:t>
+            </w:r>
+          </w:p>
+        </w:tc>
+      </w:tr>
+      <w:tr>
+        <w:trPr>
+          <w:cantSplit/>
+        </w:trPr>
+        <w:tc>
+          <w:tcPr>
+            <w:tcW w:type="dxa" w:w="2995"/>
+            <w:tcMar>
+              <w:top w:w="100" w:type="dxa"/>
+              <w:bottom w:w="100" w:type="dxa"/>
+              <w:left w:w="120" w:type="dxa"/>
+              <w:right w:w="120" w:type="dxa"/>
+            </w:tcMar>
+            <w:shd w:val="clear" w:fill="F2F7F3"/>
+          </w:tcPr>
+          <w:p>
+            <w:pPr>
+              <w:bidi/>
+              <w:jc w:val="start"/>
+            </w:pPr>
+            <w:r>
+              <w:rPr>
+                <w:rFonts w:ascii="IBM Plex Sans Arabic" w:hAnsi="IBM Plex Sans Arabic" w:cs="IBM Plex Sans Arabic"/>
+                <w:rtl/>
+              </w:rPr>
+              <w:t>الملصق بلغة الدولة المستوردة بالمتطلبات الإلزامية (مغذيات، مسببات حساسية، منشأ)</w:t>
+            </w:r>
+          </w:p>
+        </w:tc>
+        <w:tc>
+          <w:tcPr>
+            <w:tcW w:type="dxa" w:w="1123"/>
+            <w:tcMar>
+              <w:top w:w="100" w:type="dxa"/>
+              <w:bottom w:w="100" w:type="dxa"/>
+              <w:left w:w="120" w:type="dxa"/>
+              <w:right w:w="120" w:type="dxa"/>
+            </w:tcMar>
+            <w:shd w:val="clear" w:fill="F2F7F3"/>
+          </w:tcPr>
+          <w:p>
+            <w:pPr>
+              <w:bidi/>
+              <w:jc w:val="start"/>
+            </w:pPr>
+            <w:r>
+              <w:rPr>
+                <w:rFonts w:ascii="IBM Plex Sans Arabic" w:hAnsi="IBM Plex Sans Arabic" w:cs="IBM Plex Sans Arabic"/>
+                <w:rtl/>
+              </w:rPr>
+              <w:t>دخول السوق</w:t>
+            </w:r>
+          </w:p>
+        </w:tc>
+        <w:tc>
+          <w:tcPr>
+            <w:tcW w:type="dxa" w:w="1872"/>
+            <w:tcMar>
+              <w:top w:w="100" w:type="dxa"/>
+              <w:bottom w:w="100" w:type="dxa"/>
+              <w:left w:w="120" w:type="dxa"/>
+              <w:right w:w="120" w:type="dxa"/>
+            </w:tcMar>
+            <w:shd w:val="clear" w:fill="F2F7F3"/>
+          </w:tcPr>
+          <w:p>
+            <w:pPr>
+              <w:bidi/>
+              <w:jc w:val="start"/>
+            </w:pPr>
+            <w:r>
+              <w:rPr>
+                <w:rFonts w:ascii="IBM Plex Sans Arabic" w:hAnsi="IBM Plex Sans Arabic" w:cs="IBM Plex Sans Arabic"/>
+                <w:rtl/>
+              </w:rPr>
+              <w:t>اللائحة (‏EU‏) 1169/2011</w:t>
+            </w:r>
+          </w:p>
+        </w:tc>
+        <w:tc>
+          <w:tcPr>
+            <w:tcW w:type="dxa" w:w="1497"/>
+            <w:tcMar>
+              <w:top w:w="100" w:type="dxa"/>
+              <w:bottom w:w="100" w:type="dxa"/>
+              <w:left w:w="120" w:type="dxa"/>
+              <w:right w:w="120" w:type="dxa"/>
+            </w:tcMar>
+            <w:shd w:val="clear" w:fill="F2F7F3"/>
+          </w:tcPr>
+          <w:p>
+            <w:pPr>
+              <w:bidi/>
+              <w:jc w:val="start"/>
+            </w:pPr>
+            <w:r>
+              <w:rPr>
+                <w:rFonts w:ascii="IBM Plex Sans Arabic" w:hAnsi="IBM Plex Sans Arabic" w:cs="IBM Plex Sans Arabic"/>
+                <w:rtl/>
+              </w:rPr>
+              <w:t>إلزامي قانوناً</w:t>
+            </w:r>
+          </w:p>
+        </w:tc>
+        <w:tc>
+          <w:tcPr>
+            <w:tcW w:type="dxa" w:w="1872"/>
+            <w:tcMar>
+              <w:top w:w="100" w:type="dxa"/>
+              <w:bottom w:w="100" w:type="dxa"/>
+              <w:left w:w="120" w:type="dxa"/>
+              <w:right w:w="120" w:type="dxa"/>
+            </w:tcMar>
+            <w:shd w:val="clear" w:fill="F2F7F3"/>
+          </w:tcPr>
+          <w:p>
+            <w:pPr>
+              <w:bidi w:val="0"/>
+              <w:jc w:val="start"/>
+            </w:pPr>
+            <w:r>
+              <w:rPr>
+                <w:rFonts w:ascii="IBM Plex Sans Arabic" w:hAnsi="IBM Plex Sans Arabic" w:cs="IBM Plex Sans Arabic"/>
+                <w:rtl w:val="0"/>
+              </w:rPr>
+              <w:t>https://eur-lex.europa.eu/eli/reg/2011/1169/oj</w:t>
+            </w:r>
+          </w:p>
+        </w:tc>
+      </w:tr>
+      <w:tr>
+        <w:trPr>
+          <w:cantSplit/>
+        </w:trPr>
+        <w:tc>
+          <w:tcPr>
+            <w:tcW w:type="dxa" w:w="2995"/>
+            <w:tcMar>
+              <w:top w:w="100" w:type="dxa"/>
+              <w:bottom w:w="100" w:type="dxa"/>
+              <w:left w:w="120" w:type="dxa"/>
+              <w:right w:w="120" w:type="dxa"/>
+            </w:tcMar>
+          </w:tcPr>
+          <w:p>
+            <w:pPr>
+              <w:bidi/>
+              <w:jc w:val="start"/>
+            </w:pPr>
+            <w:r>
+              <w:rPr>
+                <w:rFonts w:ascii="IBM Plex Sans Arabic" w:hAnsi="IBM Plex Sans Arabic" w:cs="IBM Plex Sans Arabic"/>
+                <w:rtl/>
+              </w:rPr>
+              <w:t>الإجراء الحدودي: إخطار مسبق عبر TRACES (‏وثيقة CHED‏) بنقطة تفتيش حدودية BCP + مستورد أوروبي مسجّل برقم EORI</w:t>
+            </w:r>
+          </w:p>
+        </w:tc>
+        <w:tc>
+          <w:tcPr>
+            <w:tcW w:type="dxa" w:w="1123"/>
+            <w:tcMar>
+              <w:top w:w="100" w:type="dxa"/>
+              <w:bottom w:w="100" w:type="dxa"/>
+              <w:left w:w="120" w:type="dxa"/>
+              <w:right w:w="120" w:type="dxa"/>
+            </w:tcMar>
+          </w:tcPr>
+          <w:p>
+            <w:pPr>
+              <w:bidi/>
+              <w:jc w:val="start"/>
+            </w:pPr>
+            <w:r>
+              <w:rPr>
+                <w:rFonts w:ascii="IBM Plex Sans Arabic" w:hAnsi="IBM Plex Sans Arabic" w:cs="IBM Plex Sans Arabic"/>
+                <w:rtl/>
+              </w:rPr>
+              <w:t>دخول السوق</w:t>
+            </w:r>
+          </w:p>
+        </w:tc>
+        <w:tc>
+          <w:tcPr>
+            <w:tcW w:type="dxa" w:w="1872"/>
+            <w:tcMar>
+              <w:top w:w="100" w:type="dxa"/>
+              <w:bottom w:w="100" w:type="dxa"/>
+              <w:left w:w="120" w:type="dxa"/>
+              <w:right w:w="120" w:type="dxa"/>
+            </w:tcMar>
+          </w:tcPr>
+          <w:p>
+            <w:pPr>
+              <w:bidi/>
+              <w:jc w:val="start"/>
+            </w:pPr>
+            <w:r>
+              <w:rPr>
+                <w:rFonts w:ascii="IBM Plex Sans Arabic" w:hAnsi="IBM Plex Sans Arabic" w:cs="IBM Plex Sans Arabic"/>
+                <w:rtl/>
+              </w:rPr>
+              <w:t>المفوضية الأوروبية — نظام TRACES</w:t>
+            </w:r>
+          </w:p>
+        </w:tc>
+        <w:tc>
+          <w:tcPr>
+            <w:tcW w:type="dxa" w:w="1497"/>
+            <w:tcMar>
+              <w:top w:w="100" w:type="dxa"/>
+              <w:bottom w:w="100" w:type="dxa"/>
+              <w:left w:w="120" w:type="dxa"/>
+              <w:right w:w="120" w:type="dxa"/>
+            </w:tcMar>
+          </w:tcPr>
+          <w:p>
+            <w:pPr>
+              <w:bidi/>
+              <w:jc w:val="start"/>
+            </w:pPr>
+            <w:r>
+              <w:rPr>
+                <w:rFonts w:ascii="IBM Plex Sans Arabic" w:hAnsi="IBM Plex Sans Arabic" w:cs="IBM Plex Sans Arabic"/>
+                <w:rtl/>
+              </w:rPr>
+              <w:t>إلزامي بحسب الفئة أو الوجهة</w:t>
+            </w:r>
+          </w:p>
+        </w:tc>
+        <w:tc>
+          <w:tcPr>
+            <w:tcW w:type="dxa" w:w="1872"/>
+            <w:tcMar>
+              <w:top w:w="100" w:type="dxa"/>
+              <w:bottom w:w="100" w:type="dxa"/>
+              <w:left w:w="120" w:type="dxa"/>
+              <w:right w:w="120" w:type="dxa"/>
+            </w:tcMar>
+          </w:tcPr>
+          <w:p>
+            <w:pPr>
+              <w:bidi w:val="0"/>
+              <w:jc w:val="start"/>
+            </w:pPr>
+            <w:r>
+              <w:rPr>
+                <w:rFonts w:ascii="IBM Plex Sans Arabic" w:hAnsi="IBM Plex Sans Arabic" w:cs="IBM Plex Sans Arabic"/>
+                <w:rtl w:val="0"/>
+              </w:rPr>
+              <w:t>https://food.ec.europa.eu/horizontal-topics/traces_en</w:t>
+            </w:r>
+          </w:p>
+        </w:tc>
+      </w:tr>
+      <w:tr>
+        <w:trPr>
+          <w:cantSplit/>
+        </w:trPr>
+        <w:tc>
+          <w:tcPr>
+            <w:tcW w:type="dxa" w:w="2995"/>
+            <w:tcMar>
+              <w:top w:w="100" w:type="dxa"/>
+              <w:bottom w:w="100" w:type="dxa"/>
+              <w:left w:w="120" w:type="dxa"/>
+              <w:right w:w="120" w:type="dxa"/>
+            </w:tcMar>
+            <w:shd w:val="clear" w:fill="F2F7F3"/>
+          </w:tcPr>
+          <w:p>
+            <w:pPr>
+              <w:bidi/>
+              <w:jc w:val="start"/>
+            </w:pPr>
+            <w:r>
+              <w:rPr>
+                <w:rFonts w:ascii="IBM Plex Sans Arabic" w:hAnsi="IBM Plex Sans Arabic" w:cs="IBM Plex Sans Arabic"/>
+                <w:rtl/>
+              </w:rPr>
+              <w:t>شهادة المنشأ السعودية للصادرات (وزارة التجارة / الغرف التجارية)</w:t>
+            </w:r>
+          </w:p>
+        </w:tc>
+        <w:tc>
+          <w:tcPr>
+            <w:tcW w:type="dxa" w:w="1123"/>
+            <w:tcMar>
+              <w:top w:w="100" w:type="dxa"/>
+              <w:bottom w:w="100" w:type="dxa"/>
+              <w:left w:w="120" w:type="dxa"/>
+              <w:right w:w="120" w:type="dxa"/>
+            </w:tcMar>
+            <w:shd w:val="clear" w:fill="F2F7F3"/>
+          </w:tcPr>
+          <w:p>
+            <w:pPr>
+              <w:bidi/>
+              <w:jc w:val="start"/>
+            </w:pPr>
+            <w:r>
+              <w:rPr>
+                <w:rFonts w:ascii="IBM Plex Sans Arabic" w:hAnsi="IBM Plex Sans Arabic" w:cs="IBM Plex Sans Arabic"/>
+                <w:rtl/>
+              </w:rPr>
+              <w:t>خروج من السعودية</w:t>
+            </w:r>
+          </w:p>
+        </w:tc>
+        <w:tc>
+          <w:tcPr>
+            <w:tcW w:type="dxa" w:w="1872"/>
+            <w:tcMar>
+              <w:top w:w="100" w:type="dxa"/>
+              <w:bottom w:w="100" w:type="dxa"/>
+              <w:left w:w="120" w:type="dxa"/>
+              <w:right w:w="120" w:type="dxa"/>
+            </w:tcMar>
+            <w:shd w:val="clear" w:fill="F2F7F3"/>
+          </w:tcPr>
+          <w:p>
+            <w:pPr>
+              <w:bidi/>
+              <w:jc w:val="start"/>
+            </w:pPr>
+            <w:r>
+              <w:rPr>
+                <w:rFonts w:ascii="IBM Plex Sans Arabic" w:hAnsi="IBM Plex Sans Arabic" w:cs="IBM Plex Sans Arabic"/>
+                <w:rtl/>
+              </w:rPr>
+              <w:t>وزارة التجارة</w:t>
+            </w:r>
+          </w:p>
+        </w:tc>
+        <w:tc>
+          <w:tcPr>
+            <w:tcW w:type="dxa" w:w="1497"/>
+            <w:tcMar>
+              <w:top w:w="100" w:type="dxa"/>
+              <w:bottom w:w="100" w:type="dxa"/>
+              <w:left w:w="120" w:type="dxa"/>
+              <w:right w:w="120" w:type="dxa"/>
+            </w:tcMar>
+            <w:shd w:val="clear" w:fill="F2F7F3"/>
+          </w:tcPr>
+          <w:p>
+            <w:pPr>
+              <w:bidi/>
+              <w:jc w:val="start"/>
+            </w:pPr>
+            <w:r>
+              <w:rPr>
+                <w:rFonts w:ascii="IBM Plex Sans Arabic" w:hAnsi="IBM Plex Sans Arabic" w:cs="IBM Plex Sans Arabic"/>
+                <w:rtl/>
+              </w:rPr>
+              <w:t>إلزامي بحسب الفئة أو الوجهة</w:t>
+            </w:r>
+          </w:p>
+        </w:tc>
+        <w:tc>
+          <w:tcPr>
+            <w:tcW w:type="dxa" w:w="1872"/>
+            <w:tcMar>
+              <w:top w:w="100" w:type="dxa"/>
+              <w:bottom w:w="100" w:type="dxa"/>
+              <w:left w:w="120" w:type="dxa"/>
+              <w:right w:w="120" w:type="dxa"/>
+            </w:tcMar>
+            <w:shd w:val="clear" w:fill="F2F7F3"/>
+          </w:tcPr>
+          <w:p>
+            <w:pPr>
+              <w:bidi w:val="0"/>
+              <w:jc w:val="start"/>
+            </w:pPr>
+            <w:r>
+              <w:rPr>
+                <w:rFonts w:ascii="IBM Plex Sans Arabic" w:hAnsi="IBM Plex Sans Arabic" w:cs="IBM Plex Sans Arabic"/>
+                <w:rtl w:val="0"/>
+              </w:rPr>
+              <w:t>https://mc.gov.sa</w:t>
+            </w:r>
+          </w:p>
+        </w:tc>
+      </w:tr>
+      <w:tr>
+        <w:trPr>
+          <w:cantSplit/>
+        </w:trPr>
+        <w:tc>
+          <w:tcPr>
+            <w:tcW w:type="dxa" w:w="2995"/>
+            <w:tcMar>
+              <w:top w:w="100" w:type="dxa"/>
+              <w:bottom w:w="100" w:type="dxa"/>
+              <w:left w:w="120" w:type="dxa"/>
+              <w:right w:w="120" w:type="dxa"/>
+            </w:tcMar>
+          </w:tcPr>
+          <w:p>
+            <w:pPr>
+              <w:bidi/>
+              <w:jc w:val="start"/>
+            </w:pPr>
+            <w:r>
+              <w:rPr>
+                <w:rFonts w:ascii="IBM Plex Sans Arabic" w:hAnsi="IBM Plex Sans Arabic" w:cs="IBM Plex Sans Arabic"/>
+                <w:rtl/>
+              </w:rPr>
+              <w:t>متطلبات SFDA لتصدير الفئات الخاضعة (منشآت مرخّصة وشهادات صحية عند طلب سوق الوجهة)</w:t>
+            </w:r>
+          </w:p>
+        </w:tc>
+        <w:tc>
+          <w:tcPr>
+            <w:tcW w:type="dxa" w:w="1123"/>
+            <w:tcMar>
+              <w:top w:w="100" w:type="dxa"/>
+              <w:bottom w:w="100" w:type="dxa"/>
+              <w:left w:w="120" w:type="dxa"/>
+              <w:right w:w="120" w:type="dxa"/>
+            </w:tcMar>
+          </w:tcPr>
+          <w:p>
+            <w:pPr>
+              <w:bidi/>
+              <w:jc w:val="start"/>
+            </w:pPr>
+            <w:r>
+              <w:rPr>
+                <w:rFonts w:ascii="IBM Plex Sans Arabic" w:hAnsi="IBM Plex Sans Arabic" w:cs="IBM Plex Sans Arabic"/>
+                <w:rtl/>
+              </w:rPr>
+              <w:t>خروج من السعودية</w:t>
+            </w:r>
+          </w:p>
+        </w:tc>
+        <w:tc>
+          <w:tcPr>
+            <w:tcW w:type="dxa" w:w="1872"/>
+            <w:tcMar>
+              <w:top w:w="100" w:type="dxa"/>
+              <w:bottom w:w="100" w:type="dxa"/>
+              <w:left w:w="120" w:type="dxa"/>
+              <w:right w:w="120" w:type="dxa"/>
+            </w:tcMar>
+          </w:tcPr>
+          <w:p>
+            <w:pPr>
+              <w:bidi/>
+              <w:jc w:val="start"/>
+            </w:pPr>
+            <w:r>
+              <w:rPr>
+                <w:rFonts w:ascii="IBM Plex Sans Arabic" w:hAnsi="IBM Plex Sans Arabic" w:cs="IBM Plex Sans Arabic"/>
+                <w:rtl/>
+              </w:rPr>
+              <w:t>الهيئة العامة للغذاء والدواء SFDA</w:t>
+            </w:r>
+          </w:p>
+        </w:tc>
+        <w:tc>
+          <w:tcPr>
+            <w:tcW w:type="dxa" w:w="1497"/>
+            <w:tcMar>
+              <w:top w:w="100" w:type="dxa"/>
+              <w:bottom w:w="100" w:type="dxa"/>
+              <w:left w:w="120" w:type="dxa"/>
+              <w:right w:w="120" w:type="dxa"/>
+            </w:tcMar>
+          </w:tcPr>
+          <w:p>
+            <w:pPr>
+              <w:bidi/>
+              <w:jc w:val="start"/>
+            </w:pPr>
+            <w:r>
+              <w:rPr>
+                <w:rFonts w:ascii="IBM Plex Sans Arabic" w:hAnsi="IBM Plex Sans Arabic" w:cs="IBM Plex Sans Arabic"/>
+                <w:rtl/>
+              </w:rPr>
+              <w:t>إلزامي بحسب الفئة أو الوجهة</w:t>
+            </w:r>
+          </w:p>
+        </w:tc>
+        <w:tc>
+          <w:tcPr>
+            <w:tcW w:type="dxa" w:w="1872"/>
+            <w:tcMar>
+              <w:top w:w="100" w:type="dxa"/>
+              <w:bottom w:w="100" w:type="dxa"/>
+              <w:left w:w="120" w:type="dxa"/>
+              <w:right w:w="120" w:type="dxa"/>
+            </w:tcMar>
+          </w:tcPr>
+          <w:p>
+            <w:pPr>
+              <w:bidi w:val="0"/>
+              <w:jc w:val="start"/>
+            </w:pPr>
+            <w:r>
+              <w:rPr>
+                <w:rFonts w:ascii="IBM Plex Sans Arabic" w:hAnsi="IBM Plex Sans Arabic" w:cs="IBM Plex Sans Arabic"/>
+                <w:rtl w:val="0"/>
+              </w:rPr>
+              <w:t>https://www.sfda.gov.sa</w:t>
+            </w:r>
+          </w:p>
+        </w:tc>
+      </w:tr>
+      <w:tr>
+        <w:trPr>
+          <w:cantSplit/>
+        </w:trPr>
+        <w:tc>
+          <w:tcPr>
+            <w:tcW w:type="dxa" w:w="2995"/>
+            <w:tcMar>
+              <w:top w:w="100" w:type="dxa"/>
+              <w:bottom w:w="100" w:type="dxa"/>
+              <w:left w:w="120" w:type="dxa"/>
+              <w:right w:w="120" w:type="dxa"/>
+            </w:tcMar>
+            <w:shd w:val="clear" w:fill="F2F7F3"/>
+          </w:tcPr>
+          <w:p>
+            <w:pPr>
+              <w:bidi/>
+              <w:jc w:val="start"/>
+            </w:pPr>
+            <w:r>
+              <w:rPr>
+                <w:rFonts w:ascii="IBM Plex Sans Arabic" w:hAnsi="IBM Plex Sans Arabic" w:cs="IBM Plex Sans Arabic"/>
+                <w:rtl/>
+              </w:rPr>
+              <w:t>التسجيل في بوابة هيئة تنمية الصادرات السعودية (خدمات وبرامج دعم المصدرين)</w:t>
+            </w:r>
+          </w:p>
+        </w:tc>
+        <w:tc>
+          <w:tcPr>
+            <w:tcW w:type="dxa" w:w="1123"/>
+            <w:tcMar>
+              <w:top w:w="100" w:type="dxa"/>
+              <w:bottom w:w="100" w:type="dxa"/>
+              <w:left w:w="120" w:type="dxa"/>
+              <w:right w:w="120" w:type="dxa"/>
+            </w:tcMar>
+            <w:shd w:val="clear" w:fill="F2F7F3"/>
+          </w:tcPr>
+          <w:p>
+            <w:pPr>
+              <w:bidi/>
+              <w:jc w:val="start"/>
+            </w:pPr>
+            <w:r>
+              <w:rPr>
+                <w:rFonts w:ascii="IBM Plex Sans Arabic" w:hAnsi="IBM Plex Sans Arabic" w:cs="IBM Plex Sans Arabic"/>
+                <w:rtl/>
+              </w:rPr>
+              <w:t>خروج من السعودية</w:t>
+            </w:r>
+          </w:p>
+        </w:tc>
+        <w:tc>
+          <w:tcPr>
+            <w:tcW w:type="dxa" w:w="1872"/>
+            <w:tcMar>
+              <w:top w:w="100" w:type="dxa"/>
+              <w:bottom w:w="100" w:type="dxa"/>
+              <w:left w:w="120" w:type="dxa"/>
+              <w:right w:w="120" w:type="dxa"/>
+            </w:tcMar>
+            <w:shd w:val="clear" w:fill="F2F7F3"/>
+          </w:tcPr>
+          <w:p>
+            <w:pPr>
+              <w:bidi/>
+              <w:jc w:val="start"/>
+            </w:pPr>
+            <w:r>
+              <w:rPr>
+                <w:rFonts w:ascii="IBM Plex Sans Arabic" w:hAnsi="IBM Plex Sans Arabic" w:cs="IBM Plex Sans Arabic"/>
+                <w:rtl/>
+              </w:rPr>
+              <w:t>هيئة تنمية الصادرات السعودية</w:t>
+            </w:r>
+          </w:p>
+        </w:tc>
+        <w:tc>
+          <w:tcPr>
+            <w:tcW w:type="dxa" w:w="1497"/>
+            <w:tcMar>
+              <w:top w:w="100" w:type="dxa"/>
+              <w:bottom w:w="100" w:type="dxa"/>
+              <w:left w:w="120" w:type="dxa"/>
+              <w:right w:w="120" w:type="dxa"/>
+            </w:tcMar>
+            <w:shd w:val="clear" w:fill="F2F7F3"/>
+          </w:tcPr>
+          <w:p>
+            <w:pPr>
+              <w:bidi/>
+              <w:jc w:val="start"/>
+            </w:pPr>
+            <w:r>
+              <w:rPr>
+                <w:rFonts w:ascii="IBM Plex Sans Arabic" w:hAnsi="IBM Plex Sans Arabic" w:cs="IBM Plex Sans Arabic"/>
+                <w:rtl/>
+              </w:rPr>
+              <w:t>اختياري داعم</w:t>
+            </w:r>
+          </w:p>
+        </w:tc>
+        <w:tc>
+          <w:tcPr>
+            <w:tcW w:type="dxa" w:w="1872"/>
+            <w:tcMar>
+              <w:top w:w="100" w:type="dxa"/>
+              <w:bottom w:w="100" w:type="dxa"/>
+              <w:left w:w="120" w:type="dxa"/>
+              <w:right w:w="120" w:type="dxa"/>
+            </w:tcMar>
+            <w:shd w:val="clear" w:fill="F2F7F3"/>
+          </w:tcPr>
+          <w:p>
+            <w:pPr>
+              <w:bidi w:val="0"/>
+              <w:jc w:val="start"/>
+            </w:pPr>
+            <w:r>
+              <w:rPr>
+                <w:rFonts w:ascii="IBM Plex Sans Arabic" w:hAnsi="IBM Plex Sans Arabic" w:cs="IBM Plex Sans Arabic"/>
+                <w:rtl w:val="0"/>
+              </w:rPr>
+              <w:t>https://saudiexports.sa</w:t>
+            </w:r>
+          </w:p>
+        </w:tc>
+      </w:tr>
+    </w:tbl>
+    <w:p>
+      <w:pPr>
+        <w:bidi/>
+        <w:jc w:val="start"/>
+      </w:pPr>
+      <w:r>
+        <w:rPr>
+          <w:rFonts w:ascii="IBM Plex Sans Arabic" w:hAnsi="IBM Plex Sans Arabic" w:cs="IBM Plex Sans Arabic"/>
+          <w:rtl/>
+        </w:rPr>
+        <w:t>النوعُ من المرجع المنسّق لكلّ بند؛ يُتحقَّق من انطباقه على منتجك وقناتك قبل الشحن، ولا تاريخَ تحقّقٍ مسجّلاً للبنود بعد. إعفاءُ التعرفة لا يعني انعدامَ بقية الرسوم ولا تحقّقَ الامتثال.</w:t>
+      </w:r>
+    </w:p>
+    <w:p>
+      <w:pPr>
         <w:pStyle w:val="Heading1"/>
         <w:bidi/>
         <w:jc w:val="start"/>

--- a/samples/client_report_latest.docx
+++ b/samples/client_report_latest.docx
@@ -6038,7 +6038,7 @@
           <w:rFonts w:ascii="IBM Plex Sans Arabic" w:hAnsi="IBM Plex Sans Arabic" w:cs="IBM Plex Sans Arabic"/>
           <w:rtl/>
         </w:rPr>
-        <w:t>النوعُ من المرجع المنسّق لكلّ بند؛ يُتحقَّق من انطباقه على منتجك وقناتك قبل الشحن، ولا تاريخَ تحقّقٍ مسجّلاً للبنود بعد. إعفاءُ التعرفة لا يعني انعدامَ بقية الرسوم ولا تحقّقَ الامتثال.</w:t>
+        <w:t>النوعُ من المرجع المنسّق لكلّ بند؛ يُتحقَّق من انطباقه على منتجك وقناتك قبل الشحن، والبندُ الذي لا يحمل «آخر تحقق» لم يُراجَع بعدُ مقابل مصدره. إعفاءُ التعرفة لا يعني انعدامَ بقية الرسوم ولا تحقّقَ الامتثال.</w:t>
       </w:r>
     </w:p>
     <w:p>

--- a/samples/client_report_latest.docx
+++ b/samples/client_report_latest.docx
@@ -7512,7 +7512,7 @@
           <w:rFonts w:ascii="IBM Plex Sans Arabic" w:hAnsi="IBM Plex Sans Arabic" w:cs="IBM Plex Sans Arabic"/>
           <w:rtl/>
         </w:rPr>
-        <w:t>سعر تجزئة مرصود برابط — المنشأ تونس</w:t>
+        <w:t>سعر تجزئة مرصود برابط — المنشأ تونس — رُصد 2026-07-02</w:t>
       </w:r>
     </w:p>
     <w:p>
@@ -7526,7 +7526,7 @@
           <w:rFonts w:ascii="IBM Plex Sans Arabic" w:hAnsi="IBM Plex Sans Arabic" w:cs="IBM Plex Sans Arabic"/>
           <w:rtl/>
         </w:rPr>
-        <w:t>سعر تجزئة مرصود برابط — المنشأ المغرب</w:t>
+        <w:t>سعر تجزئة مرصود برابط — المنشأ المغرب — رُصد 2026-07-02</w:t>
       </w:r>
     </w:p>
     <w:p>
@@ -7540,7 +7540,7 @@
           <w:rFonts w:ascii="IBM Plex Sans Arabic" w:hAnsi="IBM Plex Sans Arabic" w:cs="IBM Plex Sans Arabic"/>
           <w:rtl/>
         </w:rPr>
-        <w:t>سعر تجزئة مرصود — قناة متخصصة</w:t>
+        <w:t>سعر تجزئة مرصود — قناة متخصصة — رُصد 2026-07-02</w:t>
       </w:r>
     </w:p>
     <w:p>

--- a/samples/client_report_latest.docx
+++ b/samples/client_report_latest.docx
@@ -1196,6 +1196,666 @@
         <w:t>الشرط 3: جانب الملاءمة التنظيمية ضعيف (‏38%‏) — عالِجه قبل الالتزام، أو ادخل بحجمٍ يحتمل ضعفه.</w:t>
       </w:r>
     </w:p>
+    <w:p>
+      <w:pPr>
+        <w:pStyle w:val="Heading2"/>
+        <w:bidi/>
+        <w:jc w:val="start"/>
+      </w:pPr>
+      <w:r>
+        <w:rPr>
+          <w:rFonts w:ascii="IBM Plex Sans Arabic" w:hAnsi="IBM Plex Sans Arabic" w:cs="IBM Plex Sans Arabic"/>
+          <w:rtl/>
+        </w:rPr>
+        <w:t>إطار خطة التسعين يوماً</w:t>
+      </w:r>
+    </w:p>
+    <w:tbl>
+      <w:tblPr>
+        <w:tblStyle w:val="TableGrid"/>
+        <w:tblW w:type="auto" w:w="0"/>
+        <w:tblLayout w:type="fixed"/>
+        <w:tblLook w:firstColumn="1" w:firstRow="1" w:lastColumn="0" w:lastRow="0" w:noHBand="0" w:noVBand="1" w:val="04A0"/>
+        <w:tblBorders>
+          <w:top w:val="single" w:sz="4" w:space="0" w:color="BBBBBB"/>
+          <w:left w:val="single" w:sz="4" w:space="0" w:color="BBBBBB"/>
+          <w:bottom w:val="single" w:sz="4" w:space="0" w:color="BBBBBB"/>
+          <w:right w:val="single" w:sz="4" w:space="0" w:color="BBBBBB"/>
+          <w:insideH w:val="single" w:sz="4" w:space="0" w:color="BBBBBB"/>
+          <w:insideV w:val="single" w:sz="4" w:space="0" w:color="BBBBBB"/>
+        </w:tblBorders>
+        <w:bidiVisual/>
+      </w:tblPr>
+      <w:tblGrid>
+        <w:gridCol w:w="898"/>
+        <w:gridCol w:w="2246"/>
+        <w:gridCol w:w="1497"/>
+        <w:gridCol w:w="1347"/>
+        <w:gridCol w:w="1497"/>
+        <w:gridCol w:w="1872"/>
+      </w:tblGrid>
+      <w:tr>
+        <w:trPr>
+          <w:cantSplit/>
+          <w:tblHeader/>
+        </w:trPr>
+        <w:tc>
+          <w:tcPr>
+            <w:tcW w:type="dxa" w:w="898"/>
+            <w:shd w:val="clear" w:fill="166534"/>
+            <w:tcMar>
+              <w:top w:w="100" w:type="dxa"/>
+              <w:bottom w:w="100" w:type="dxa"/>
+              <w:left w:w="120" w:type="dxa"/>
+              <w:right w:w="120" w:type="dxa"/>
+            </w:tcMar>
+          </w:tcPr>
+          <w:p>
+            <w:pPr>
+              <w:bidi/>
+              <w:jc w:val="start"/>
+            </w:pPr>
+            <w:r>
+              <w:rPr>
+                <w:rFonts w:ascii="IBM Plex Sans Arabic" w:hAnsi="IBM Plex Sans Arabic" w:cs="IBM Plex Sans Arabic"/>
+                <w:b/>
+                <w:color w:val="FFFFFF"/>
+                <w:rtl/>
+              </w:rPr>
+              <w:t>الشرط</w:t>
+            </w:r>
+          </w:p>
+        </w:tc>
+        <w:tc>
+          <w:tcPr>
+            <w:tcW w:type="dxa" w:w="2246"/>
+            <w:shd w:val="clear" w:fill="166534"/>
+            <w:tcMar>
+              <w:top w:w="100" w:type="dxa"/>
+              <w:bottom w:w="100" w:type="dxa"/>
+              <w:left w:w="120" w:type="dxa"/>
+              <w:right w:w="120" w:type="dxa"/>
+            </w:tcMar>
+          </w:tcPr>
+          <w:p>
+            <w:pPr>
+              <w:bidi/>
+              <w:jc w:val="start"/>
+            </w:pPr>
+            <w:r>
+              <w:rPr>
+                <w:rFonts w:ascii="IBM Plex Sans Arabic" w:hAnsi="IBM Plex Sans Arabic" w:cs="IBM Plex Sans Arabic"/>
+                <w:b/>
+                <w:color w:val="FFFFFF"/>
+                <w:rtl/>
+              </w:rPr>
+              <w:t>الإجراء</w:t>
+            </w:r>
+          </w:p>
+        </w:tc>
+        <w:tc>
+          <w:tcPr>
+            <w:tcW w:type="dxa" w:w="1497"/>
+            <w:shd w:val="clear" w:fill="166534"/>
+            <w:tcMar>
+              <w:top w:w="100" w:type="dxa"/>
+              <w:bottom w:w="100" w:type="dxa"/>
+              <w:left w:w="120" w:type="dxa"/>
+              <w:right w:w="120" w:type="dxa"/>
+            </w:tcMar>
+          </w:tcPr>
+          <w:p>
+            <w:pPr>
+              <w:bidi/>
+              <w:jc w:val="start"/>
+            </w:pPr>
+            <w:r>
+              <w:rPr>
+                <w:rFonts w:ascii="IBM Plex Sans Arabic" w:hAnsi="IBM Plex Sans Arabic" w:cs="IBM Plex Sans Arabic"/>
+                <w:b/>
+                <w:color w:val="FFFFFF"/>
+                <w:rtl/>
+              </w:rPr>
+              <w:t>المسؤول</w:t>
+            </w:r>
+          </w:p>
+        </w:tc>
+        <w:tc>
+          <w:tcPr>
+            <w:tcW w:type="dxa" w:w="1347"/>
+            <w:shd w:val="clear" w:fill="166534"/>
+            <w:tcMar>
+              <w:top w:w="100" w:type="dxa"/>
+              <w:bottom w:w="100" w:type="dxa"/>
+              <w:left w:w="120" w:type="dxa"/>
+              <w:right w:w="120" w:type="dxa"/>
+            </w:tcMar>
+          </w:tcPr>
+          <w:p>
+            <w:pPr>
+              <w:bidi/>
+              <w:jc w:val="start"/>
+            </w:pPr>
+            <w:r>
+              <w:rPr>
+                <w:rFonts w:ascii="IBM Plex Sans Arabic" w:hAnsi="IBM Plex Sans Arabic" w:cs="IBM Plex Sans Arabic"/>
+                <w:b/>
+                <w:color w:val="FFFFFF"/>
+                <w:rtl/>
+              </w:rPr>
+              <w:t>التوقيت</w:t>
+            </w:r>
+          </w:p>
+        </w:tc>
+        <w:tc>
+          <w:tcPr>
+            <w:tcW w:type="dxa" w:w="1497"/>
+            <w:shd w:val="clear" w:fill="166534"/>
+            <w:tcMar>
+              <w:top w:w="100" w:type="dxa"/>
+              <w:bottom w:w="100" w:type="dxa"/>
+              <w:left w:w="120" w:type="dxa"/>
+              <w:right w:w="120" w:type="dxa"/>
+            </w:tcMar>
+          </w:tcPr>
+          <w:p>
+            <w:pPr>
+              <w:bidi/>
+              <w:jc w:val="start"/>
+            </w:pPr>
+            <w:r>
+              <w:rPr>
+                <w:rFonts w:ascii="IBM Plex Sans Arabic" w:hAnsi="IBM Plex Sans Arabic" w:cs="IBM Plex Sans Arabic"/>
+                <w:b/>
+                <w:color w:val="FFFFFF"/>
+                <w:rtl/>
+              </w:rPr>
+              <w:t>المخرج</w:t>
+            </w:r>
+          </w:p>
+        </w:tc>
+        <w:tc>
+          <w:tcPr>
+            <w:tcW w:type="dxa" w:w="1872"/>
+            <w:shd w:val="clear" w:fill="166534"/>
+            <w:tcMar>
+              <w:top w:w="100" w:type="dxa"/>
+              <w:bottom w:w="100" w:type="dxa"/>
+              <w:left w:w="120" w:type="dxa"/>
+              <w:right w:w="120" w:type="dxa"/>
+            </w:tcMar>
+          </w:tcPr>
+          <w:p>
+            <w:pPr>
+              <w:bidi/>
+              <w:jc w:val="start"/>
+            </w:pPr>
+            <w:r>
+              <w:rPr>
+                <w:rFonts w:ascii="IBM Plex Sans Arabic" w:hAnsi="IBM Plex Sans Arabic" w:cs="IBM Plex Sans Arabic"/>
+                <w:b/>
+                <w:color w:val="FFFFFF"/>
+                <w:rtl/>
+              </w:rPr>
+              <w:t>الاستمرار أو التوقف</w:t>
+            </w:r>
+          </w:p>
+        </w:tc>
+      </w:tr>
+      <w:tr>
+        <w:trPr>
+          <w:cantSplit/>
+        </w:trPr>
+        <w:tc>
+          <w:tcPr>
+            <w:tcW w:type="dxa" w:w="898"/>
+            <w:tcMar>
+              <w:top w:w="100" w:type="dxa"/>
+              <w:bottom w:w="100" w:type="dxa"/>
+              <w:left w:w="120" w:type="dxa"/>
+              <w:right w:w="120" w:type="dxa"/>
+            </w:tcMar>
+          </w:tcPr>
+          <w:p>
+            <w:pPr>
+              <w:bidi/>
+              <w:jc w:val="start"/>
+            </w:pPr>
+            <w:r>
+              <w:rPr>
+                <w:rFonts w:ascii="IBM Plex Sans Arabic" w:hAnsi="IBM Plex Sans Arabic" w:cs="IBM Plex Sans Arabic"/>
+                <w:rtl/>
+              </w:rPr>
+              <w:t>الشرط 1</w:t>
+            </w:r>
+          </w:p>
+        </w:tc>
+        <w:tc>
+          <w:tcPr>
+            <w:tcW w:type="dxa" w:w="2246"/>
+            <w:tcMar>
+              <w:top w:w="100" w:type="dxa"/>
+              <w:bottom w:w="100" w:type="dxa"/>
+              <w:left w:w="120" w:type="dxa"/>
+              <w:right w:w="120" w:type="dxa"/>
+            </w:tcMar>
+          </w:tcPr>
+          <w:p>
+            <w:pPr>
+              <w:bidi/>
+              <w:jc w:val="start"/>
+            </w:pPr>
+            <w:r>
+              <w:rPr>
+                <w:rFonts w:ascii="IBM Plex Sans Arabic" w:hAnsi="IBM Plex Sans Arabic" w:cs="IBM Plex Sans Arabic"/>
+                <w:rtl/>
+              </w:rPr>
+              <w:t>استكمال هامش السعر عند الحدود، موقع سعرك مقابل السوق</w:t>
+            </w:r>
+          </w:p>
+        </w:tc>
+        <w:tc>
+          <w:tcPr>
+            <w:tcW w:type="dxa" w:w="1497"/>
+            <w:tcMar>
+              <w:top w:w="100" w:type="dxa"/>
+              <w:bottom w:w="100" w:type="dxa"/>
+              <w:left w:w="120" w:type="dxa"/>
+              <w:right w:w="120" w:type="dxa"/>
+            </w:tcMar>
+          </w:tcPr>
+          <w:p>
+            <w:pPr>
+              <w:bidi/>
+              <w:jc w:val="start"/>
+            </w:pPr>
+            <w:r>
+              <w:rPr>
+                <w:rFonts w:ascii="IBM Plex Sans Arabic" w:hAnsi="IBM Plex Sans Arabic" w:cs="IBM Plex Sans Arabic"/>
+                <w:rtl/>
+              </w:rPr>
+              <w:t>المصنع — التكلفة والسعر (مقترح)</w:t>
+            </w:r>
+          </w:p>
+        </w:tc>
+        <w:tc>
+          <w:tcPr>
+            <w:tcW w:type="dxa" w:w="1347"/>
+            <w:tcMar>
+              <w:top w:w="100" w:type="dxa"/>
+              <w:bottom w:w="100" w:type="dxa"/>
+              <w:left w:w="120" w:type="dxa"/>
+              <w:right w:w="120" w:type="dxa"/>
+            </w:tcMar>
+          </w:tcPr>
+          <w:p>
+            <w:pPr>
+              <w:bidi/>
+              <w:jc w:val="start"/>
+            </w:pPr>
+            <w:r>
+              <w:rPr>
+                <w:rFonts w:ascii="IBM Plex Sans Arabic" w:hAnsi="IBM Plex Sans Arabic" w:cs="IBM Plex Sans Arabic"/>
+                <w:rtl/>
+              </w:rPr>
+              <w:t>الأسابيع 1–4</w:t>
+            </w:r>
+          </w:p>
+        </w:tc>
+        <w:tc>
+          <w:tcPr>
+            <w:tcW w:type="dxa" w:w="1497"/>
+            <w:tcMar>
+              <w:top w:w="100" w:type="dxa"/>
+              <w:bottom w:w="100" w:type="dxa"/>
+              <w:left w:w="120" w:type="dxa"/>
+              <w:right w:w="120" w:type="dxa"/>
+            </w:tcMar>
+          </w:tcPr>
+          <w:p>
+            <w:pPr>
+              <w:bidi/>
+              <w:jc w:val="start"/>
+            </w:pPr>
+            <w:r>
+              <w:rPr>
+                <w:rFonts w:ascii="IBM Plex Sans Arabic" w:hAnsi="IBM Plex Sans Arabic" w:cs="IBM Plex Sans Arabic"/>
+                <w:rtl/>
+              </w:rPr>
+              <w:t>المدخلات المستكملة ثم إعادة التقييم</w:t>
+            </w:r>
+          </w:p>
+        </w:tc>
+        <w:tc>
+          <w:tcPr>
+            <w:tcW w:type="dxa" w:w="1872"/>
+            <w:tcMar>
+              <w:top w:w="100" w:type="dxa"/>
+              <w:bottom w:w="100" w:type="dxa"/>
+              <w:left w:w="120" w:type="dxa"/>
+              <w:right w:w="120" w:type="dxa"/>
+            </w:tcMar>
+          </w:tcPr>
+          <w:p>
+            <w:pPr>
+              <w:bidi/>
+              <w:jc w:val="start"/>
+            </w:pPr>
+            <w:r>
+              <w:rPr>
+                <w:rFonts w:ascii="IBM Plex Sans Arabic" w:hAnsi="IBM Plex Sans Arabic" w:cs="IBM Plex Sans Arabic"/>
+                <w:rtl/>
+              </w:rPr>
+              <w:t>أعد التقييم بالمدخلات — لا يتحوّل الحكم إلى «دخول» تلقائياً</w:t>
+            </w:r>
+          </w:p>
+        </w:tc>
+      </w:tr>
+      <w:tr>
+        <w:trPr>
+          <w:cantSplit/>
+        </w:trPr>
+        <w:tc>
+          <w:tcPr>
+            <w:tcW w:type="dxa" w:w="898"/>
+            <w:tcMar>
+              <w:top w:w="100" w:type="dxa"/>
+              <w:bottom w:w="100" w:type="dxa"/>
+              <w:left w:w="120" w:type="dxa"/>
+              <w:right w:w="120" w:type="dxa"/>
+            </w:tcMar>
+            <w:shd w:val="clear" w:fill="F2F7F3"/>
+          </w:tcPr>
+          <w:p>
+            <w:pPr>
+              <w:bidi/>
+              <w:jc w:val="start"/>
+            </w:pPr>
+            <w:r>
+              <w:rPr>
+                <w:rFonts w:ascii="IBM Plex Sans Arabic" w:hAnsi="IBM Plex Sans Arabic" w:cs="IBM Plex Sans Arabic"/>
+                <w:rtl/>
+              </w:rPr>
+              <w:t>الشرط 2</w:t>
+            </w:r>
+          </w:p>
+        </w:tc>
+        <w:tc>
+          <w:tcPr>
+            <w:tcW w:type="dxa" w:w="2246"/>
+            <w:tcMar>
+              <w:top w:w="100" w:type="dxa"/>
+              <w:bottom w:w="100" w:type="dxa"/>
+              <w:left w:w="120" w:type="dxa"/>
+              <w:right w:w="120" w:type="dxa"/>
+            </w:tcMar>
+            <w:shd w:val="clear" w:fill="F2F7F3"/>
+          </w:tcPr>
+          <w:p>
+            <w:pPr>
+              <w:bidi/>
+              <w:jc w:val="start"/>
+            </w:pPr>
+            <w:r>
+              <w:rPr>
+                <w:rFonts w:ascii="IBM Plex Sans Arabic" w:hAnsi="IBM Plex Sans Arabic" w:cs="IBM Plex Sans Arabic"/>
+                <w:rtl/>
+              </w:rPr>
+              <w:t>استكمال الاستقرار السياسي، جودة التنظيم، أداء اللوجستيات، استقرار العملة</w:t>
+            </w:r>
+          </w:p>
+        </w:tc>
+        <w:tc>
+          <w:tcPr>
+            <w:tcW w:type="dxa" w:w="1497"/>
+            <w:tcMar>
+              <w:top w:w="100" w:type="dxa"/>
+              <w:bottom w:w="100" w:type="dxa"/>
+              <w:left w:w="120" w:type="dxa"/>
+              <w:right w:w="120" w:type="dxa"/>
+            </w:tcMar>
+            <w:shd w:val="clear" w:fill="F2F7F3"/>
+          </w:tcPr>
+          <w:p>
+            <w:pPr>
+              <w:bidi/>
+              <w:jc w:val="start"/>
+            </w:pPr>
+            <w:r>
+              <w:rPr>
+                <w:rFonts w:ascii="IBM Plex Sans Arabic" w:hAnsi="IBM Plex Sans Arabic" w:cs="IBM Plex Sans Arabic"/>
+                <w:rtl/>
+              </w:rPr>
+              <w:t>فريق الدراسة — استكمال البيانات (مقترح)</w:t>
+            </w:r>
+          </w:p>
+        </w:tc>
+        <w:tc>
+          <w:tcPr>
+            <w:tcW w:type="dxa" w:w="1347"/>
+            <w:tcMar>
+              <w:top w:w="100" w:type="dxa"/>
+              <w:bottom w:w="100" w:type="dxa"/>
+              <w:left w:w="120" w:type="dxa"/>
+              <w:right w:w="120" w:type="dxa"/>
+            </w:tcMar>
+            <w:shd w:val="clear" w:fill="F2F7F3"/>
+          </w:tcPr>
+          <w:p>
+            <w:pPr>
+              <w:bidi/>
+              <w:jc w:val="start"/>
+            </w:pPr>
+            <w:r>
+              <w:rPr>
+                <w:rFonts w:ascii="IBM Plex Sans Arabic" w:hAnsi="IBM Plex Sans Arabic" w:cs="IBM Plex Sans Arabic"/>
+                <w:rtl/>
+              </w:rPr>
+              <w:t>الأسابيع 1–4</w:t>
+            </w:r>
+          </w:p>
+        </w:tc>
+        <w:tc>
+          <w:tcPr>
+            <w:tcW w:type="dxa" w:w="1497"/>
+            <w:tcMar>
+              <w:top w:w="100" w:type="dxa"/>
+              <w:bottom w:w="100" w:type="dxa"/>
+              <w:left w:w="120" w:type="dxa"/>
+              <w:right w:w="120" w:type="dxa"/>
+            </w:tcMar>
+            <w:shd w:val="clear" w:fill="F2F7F3"/>
+          </w:tcPr>
+          <w:p>
+            <w:pPr>
+              <w:bidi/>
+              <w:jc w:val="start"/>
+            </w:pPr>
+            <w:r>
+              <w:rPr>
+                <w:rFonts w:ascii="IBM Plex Sans Arabic" w:hAnsi="IBM Plex Sans Arabic" w:cs="IBM Plex Sans Arabic"/>
+                <w:rtl/>
+              </w:rPr>
+              <w:t>المدخلات المستكملة ثم إعادة التقييم</w:t>
+            </w:r>
+          </w:p>
+        </w:tc>
+        <w:tc>
+          <w:tcPr>
+            <w:tcW w:type="dxa" w:w="1872"/>
+            <w:tcMar>
+              <w:top w:w="100" w:type="dxa"/>
+              <w:bottom w:w="100" w:type="dxa"/>
+              <w:left w:w="120" w:type="dxa"/>
+              <w:right w:w="120" w:type="dxa"/>
+            </w:tcMar>
+            <w:shd w:val="clear" w:fill="F2F7F3"/>
+          </w:tcPr>
+          <w:p>
+            <w:pPr>
+              <w:bidi/>
+              <w:jc w:val="start"/>
+            </w:pPr>
+            <w:r>
+              <w:rPr>
+                <w:rFonts w:ascii="IBM Plex Sans Arabic" w:hAnsi="IBM Plex Sans Arabic" w:cs="IBM Plex Sans Arabic"/>
+                <w:rtl/>
+              </w:rPr>
+              <w:t>أعد التقييم بالمدخلات — لا يتحوّل الحكم إلى «دخول» تلقائياً</w:t>
+            </w:r>
+          </w:p>
+        </w:tc>
+      </w:tr>
+      <w:tr>
+        <w:trPr>
+          <w:cantSplit/>
+        </w:trPr>
+        <w:tc>
+          <w:tcPr>
+            <w:tcW w:type="dxa" w:w="898"/>
+            <w:tcMar>
+              <w:top w:w="100" w:type="dxa"/>
+              <w:bottom w:w="100" w:type="dxa"/>
+              <w:left w:w="120" w:type="dxa"/>
+              <w:right w:w="120" w:type="dxa"/>
+            </w:tcMar>
+          </w:tcPr>
+          <w:p>
+            <w:pPr>
+              <w:bidi/>
+              <w:jc w:val="start"/>
+            </w:pPr>
+            <w:r>
+              <w:rPr>
+                <w:rFonts w:ascii="IBM Plex Sans Arabic" w:hAnsi="IBM Plex Sans Arabic" w:cs="IBM Plex Sans Arabic"/>
+                <w:rtl/>
+              </w:rPr>
+              <w:t>الشرط 3</w:t>
+            </w:r>
+          </w:p>
+        </w:tc>
+        <w:tc>
+          <w:tcPr>
+            <w:tcW w:type="dxa" w:w="2246"/>
+            <w:tcMar>
+              <w:top w:w="100" w:type="dxa"/>
+              <w:bottom w:w="100" w:type="dxa"/>
+              <w:left w:w="120" w:type="dxa"/>
+              <w:right w:w="120" w:type="dxa"/>
+            </w:tcMar>
+          </w:tcPr>
+          <w:p>
+            <w:pPr>
+              <w:bidi/>
+              <w:jc w:val="start"/>
+            </w:pPr>
+            <w:r>
+              <w:rPr>
+                <w:rFonts w:ascii="IBM Plex Sans Arabic" w:hAnsi="IBM Plex Sans Arabic" w:cs="IBM Plex Sans Arabic"/>
+                <w:rtl/>
+              </w:rPr>
+              <w:t>معالجة ضعف جانب الملاءمة التنظيمية قبل الالتزام</w:t>
+            </w:r>
+          </w:p>
+        </w:tc>
+        <w:tc>
+          <w:tcPr>
+            <w:tcW w:type="dxa" w:w="1497"/>
+            <w:tcMar>
+              <w:top w:w="100" w:type="dxa"/>
+              <w:bottom w:w="100" w:type="dxa"/>
+              <w:left w:w="120" w:type="dxa"/>
+              <w:right w:w="120" w:type="dxa"/>
+            </w:tcMar>
+          </w:tcPr>
+          <w:p>
+            <w:pPr>
+              <w:bidi/>
+              <w:jc w:val="start"/>
+            </w:pPr>
+            <w:r>
+              <w:rPr>
+                <w:rFonts w:ascii="IBM Plex Sans Arabic" w:hAnsi="IBM Plex Sans Arabic" w:cs="IBM Plex Sans Arabic"/>
+                <w:rtl/>
+              </w:rPr>
+              <w:t>إدارة المصنع — قرار تجاري (مقترح)</w:t>
+            </w:r>
+          </w:p>
+        </w:tc>
+        <w:tc>
+          <w:tcPr>
+            <w:tcW w:type="dxa" w:w="1347"/>
+            <w:tcMar>
+              <w:top w:w="100" w:type="dxa"/>
+              <w:bottom w:w="100" w:type="dxa"/>
+              <w:left w:w="120" w:type="dxa"/>
+              <w:right w:w="120" w:type="dxa"/>
+            </w:tcMar>
+          </w:tcPr>
+          <w:p>
+            <w:pPr>
+              <w:bidi/>
+              <w:jc w:val="start"/>
+            </w:pPr>
+            <w:r>
+              <w:rPr>
+                <w:rFonts w:ascii="IBM Plex Sans Arabic" w:hAnsi="IBM Plex Sans Arabic" w:cs="IBM Plex Sans Arabic"/>
+                <w:rtl/>
+              </w:rPr>
+              <w:t>الأسابيع 5–8، بعد استكمال البيانات</w:t>
+            </w:r>
+          </w:p>
+        </w:tc>
+        <w:tc>
+          <w:tcPr>
+            <w:tcW w:type="dxa" w:w="1497"/>
+            <w:tcMar>
+              <w:top w:w="100" w:type="dxa"/>
+              <w:bottom w:w="100" w:type="dxa"/>
+              <w:left w:w="120" w:type="dxa"/>
+              <w:right w:w="120" w:type="dxa"/>
+            </w:tcMar>
+          </w:tcPr>
+          <w:p>
+            <w:pPr>
+              <w:bidi/>
+              <w:jc w:val="start"/>
+            </w:pPr>
+            <w:r>
+              <w:rPr>
+                <w:rFonts w:ascii="IBM Plex Sans Arabic" w:hAnsi="IBM Plex Sans Arabic" w:cs="IBM Plex Sans Arabic"/>
+                <w:rtl/>
+              </w:rPr>
+              <w:t>قرار موثّق بمعالجة الضعف أو قبوله</w:t>
+            </w:r>
+          </w:p>
+        </w:tc>
+        <w:tc>
+          <w:tcPr>
+            <w:tcW w:type="dxa" w:w="1872"/>
+            <w:tcMar>
+              <w:top w:w="100" w:type="dxa"/>
+              <w:bottom w:w="100" w:type="dxa"/>
+              <w:left w:w="120" w:type="dxa"/>
+              <w:right w:w="120" w:type="dxa"/>
+            </w:tcMar>
+          </w:tcPr>
+          <w:p>
+            <w:pPr>
+              <w:bidi/>
+              <w:jc w:val="start"/>
+            </w:pPr>
+            <w:r>
+              <w:rPr>
+                <w:rFonts w:ascii="IBM Plex Sans Arabic" w:hAnsi="IBM Plex Sans Arabic" w:cs="IBM Plex Sans Arabic"/>
+                <w:rtl/>
+              </w:rPr>
+              <w:t>استمر إن ارتفع الجانب إلى 50% فأكثر؛ وإلا أجّل</w:t>
+            </w:r>
+          </w:p>
+        </w:tc>
+      </w:tr>
+    </w:tbl>
     <w:p>
       <w:pPr>
         <w:pStyle w:val="Heading2"/>
@@ -8927,6 +9587,258 @@
     </w:tbl>
     <w:p>
       <w:pPr>
+        <w:pStyle w:val="Heading3"/>
+        <w:bidi/>
+        <w:jc w:val="start"/>
+      </w:pPr>
+      <w:r>
+        <w:rPr>
+          <w:rFonts w:ascii="IBM Plex Sans Arabic" w:hAnsi="IBM Plex Sans Arabic" w:cs="IBM Plex Sans Arabic"/>
+          <w:rtl/>
+        </w:rPr>
+        <w:t>قناة كل جهة وخطوتها التالية</w:t>
+      </w:r>
+    </w:p>
+    <w:tbl>
+      <w:tblPr>
+        <w:tblStyle w:val="TableGrid"/>
+        <w:tblW w:type="auto" w:w="0"/>
+        <w:tblLayout w:type="fixed"/>
+        <w:tblLook w:firstColumn="1" w:firstRow="1" w:lastColumn="0" w:lastRow="0" w:noHBand="0" w:noVBand="1" w:val="04A0"/>
+        <w:tblBorders>
+          <w:top w:val="single" w:sz="4" w:space="0" w:color="BBBBBB"/>
+          <w:left w:val="single" w:sz="4" w:space="0" w:color="BBBBBB"/>
+          <w:bottom w:val="single" w:sz="4" w:space="0" w:color="BBBBBB"/>
+          <w:right w:val="single" w:sz="4" w:space="0" w:color="BBBBBB"/>
+          <w:insideH w:val="single" w:sz="4" w:space="0" w:color="BBBBBB"/>
+          <w:insideV w:val="single" w:sz="4" w:space="0" w:color="BBBBBB"/>
+        </w:tblBorders>
+        <w:bidiVisual/>
+      </w:tblPr>
+      <w:tblGrid>
+        <w:gridCol w:w="2340"/>
+        <w:gridCol w:w="1560"/>
+        <w:gridCol w:w="2730"/>
+        <w:gridCol w:w="2730"/>
+      </w:tblGrid>
+      <w:tr>
+        <w:trPr>
+          <w:cantSplit/>
+          <w:tblHeader/>
+        </w:trPr>
+        <w:tc>
+          <w:tcPr>
+            <w:tcW w:type="dxa" w:w="2340"/>
+            <w:shd w:val="clear" w:fill="166534"/>
+            <w:tcMar>
+              <w:top w:w="100" w:type="dxa"/>
+              <w:bottom w:w="100" w:type="dxa"/>
+              <w:left w:w="120" w:type="dxa"/>
+              <w:right w:w="120" w:type="dxa"/>
+            </w:tcMar>
+          </w:tcPr>
+          <w:p>
+            <w:pPr>
+              <w:bidi/>
+              <w:jc w:val="start"/>
+            </w:pPr>
+            <w:r>
+              <w:rPr>
+                <w:rFonts w:ascii="IBM Plex Sans Arabic" w:hAnsi="IBM Plex Sans Arabic" w:cs="IBM Plex Sans Arabic"/>
+                <w:b/>
+                <w:color w:val="FFFFFF"/>
+                <w:rtl/>
+              </w:rPr>
+              <w:t>الاسم</w:t>
+            </w:r>
+          </w:p>
+        </w:tc>
+        <w:tc>
+          <w:tcPr>
+            <w:tcW w:type="dxa" w:w="1560"/>
+            <w:shd w:val="clear" w:fill="166534"/>
+            <w:tcMar>
+              <w:top w:w="100" w:type="dxa"/>
+              <w:bottom w:w="100" w:type="dxa"/>
+              <w:left w:w="120" w:type="dxa"/>
+              <w:right w:w="120" w:type="dxa"/>
+            </w:tcMar>
+          </w:tcPr>
+          <w:p>
+            <w:pPr>
+              <w:bidi/>
+              <w:jc w:val="start"/>
+            </w:pPr>
+            <w:r>
+              <w:rPr>
+                <w:rFonts w:ascii="IBM Plex Sans Arabic" w:hAnsi="IBM Plex Sans Arabic" w:cs="IBM Plex Sans Arabic"/>
+                <w:b/>
+                <w:color w:val="FFFFFF"/>
+                <w:rtl/>
+              </w:rPr>
+              <w:t>القناة</w:t>
+            </w:r>
+          </w:p>
+        </w:tc>
+        <w:tc>
+          <w:tcPr>
+            <w:tcW w:type="dxa" w:w="2730"/>
+            <w:shd w:val="clear" w:fill="166534"/>
+            <w:tcMar>
+              <w:top w:w="100" w:type="dxa"/>
+              <w:bottom w:w="100" w:type="dxa"/>
+              <w:left w:w="120" w:type="dxa"/>
+              <w:right w:w="120" w:type="dxa"/>
+            </w:tcMar>
+          </w:tcPr>
+          <w:p>
+            <w:pPr>
+              <w:bidi/>
+              <w:jc w:val="start"/>
+            </w:pPr>
+            <w:r>
+              <w:rPr>
+                <w:rFonts w:ascii="IBM Plex Sans Arabic" w:hAnsi="IBM Plex Sans Arabic" w:cs="IBM Plex Sans Arabic"/>
+                <w:b/>
+                <w:color w:val="FFFFFF"/>
+                <w:rtl/>
+              </w:rPr>
+              <w:t>سبب الترشيح</w:t>
+            </w:r>
+          </w:p>
+        </w:tc>
+        <w:tc>
+          <w:tcPr>
+            <w:tcW w:type="dxa" w:w="2730"/>
+            <w:shd w:val="clear" w:fill="166534"/>
+            <w:tcMar>
+              <w:top w:w="100" w:type="dxa"/>
+              <w:bottom w:w="100" w:type="dxa"/>
+              <w:left w:w="120" w:type="dxa"/>
+              <w:right w:w="120" w:type="dxa"/>
+            </w:tcMar>
+          </w:tcPr>
+          <w:p>
+            <w:pPr>
+              <w:bidi/>
+              <w:jc w:val="start"/>
+            </w:pPr>
+            <w:r>
+              <w:rPr>
+                <w:rFonts w:ascii="IBM Plex Sans Arabic" w:hAnsi="IBM Plex Sans Arabic" w:cs="IBM Plex Sans Arabic"/>
+                <w:b/>
+                <w:color w:val="FFFFFF"/>
+                <w:rtl/>
+              </w:rPr>
+              <w:t>الخطوة التالية</w:t>
+            </w:r>
+          </w:p>
+        </w:tc>
+      </w:tr>
+      <w:tr>
+        <w:trPr>
+          <w:cantSplit/>
+        </w:trPr>
+        <w:tc>
+          <w:tcPr>
+            <w:tcW w:type="dxa" w:w="2340"/>
+            <w:tcMar>
+              <w:top w:w="100" w:type="dxa"/>
+              <w:bottom w:w="100" w:type="dxa"/>
+              <w:left w:w="120" w:type="dxa"/>
+              <w:right w:w="120" w:type="dxa"/>
+            </w:tcMar>
+          </w:tcPr>
+          <w:p>
+            <w:pPr>
+              <w:bidi/>
+              <w:jc w:val="start"/>
+            </w:pPr>
+            <w:r>
+              <w:rPr>
+                <w:rFonts w:ascii="IBM Plex Sans Arabic" w:hAnsi="IBM Plex Sans Arabic" w:cs="IBM Plex Sans Arabic"/>
+                <w:rtl/>
+              </w:rPr>
+              <w:t>Ejmar Import BV</w:t>
+            </w:r>
+          </w:p>
+        </w:tc>
+        <w:tc>
+          <w:tcPr>
+            <w:tcW w:type="dxa" w:w="1560"/>
+            <w:tcMar>
+              <w:top w:w="100" w:type="dxa"/>
+              <w:bottom w:w="100" w:type="dxa"/>
+              <w:left w:w="120" w:type="dxa"/>
+              <w:right w:w="120" w:type="dxa"/>
+            </w:tcMar>
+          </w:tcPr>
+          <w:p>
+            <w:pPr>
+              <w:bidi/>
+              <w:jc w:val="start"/>
+            </w:pPr>
+            <w:r>
+              <w:rPr>
+                <w:rFonts w:ascii="IBM Plex Sans Arabic" w:hAnsi="IBM Plex Sans Arabic" w:cs="IBM Plex Sans Arabic"/>
+                <w:rtl/>
+              </w:rPr>
+              <w:t>غير محدد</w:t>
+            </w:r>
+          </w:p>
+        </w:tc>
+        <w:tc>
+          <w:tcPr>
+            <w:tcW w:type="dxa" w:w="2730"/>
+            <w:tcMar>
+              <w:top w:w="100" w:type="dxa"/>
+              <w:bottom w:w="100" w:type="dxa"/>
+              <w:left w:w="120" w:type="dxa"/>
+              <w:right w:w="120" w:type="dxa"/>
+            </w:tcMar>
+          </w:tcPr>
+          <w:p>
+            <w:pPr>
+              <w:bidi/>
+              <w:jc w:val="start"/>
+            </w:pPr>
+            <w:r>
+              <w:rPr>
+                <w:rFonts w:ascii="IBM Plex Sans Arabic" w:hAnsi="IBM Plex Sans Arabic" w:cs="IBM Plex Sans Arabic"/>
+                <w:rtl/>
+              </w:rPr>
+              <w:t>نشاطُها غير مُصرَّح</w:t>
+            </w:r>
+          </w:p>
+        </w:tc>
+        <w:tc>
+          <w:tcPr>
+            <w:tcW w:type="dxa" w:w="2730"/>
+            <w:tcMar>
+              <w:top w:w="100" w:type="dxa"/>
+              <w:bottom w:w="100" w:type="dxa"/>
+              <w:left w:w="120" w:type="dxa"/>
+              <w:right w:w="120" w:type="dxa"/>
+            </w:tcMar>
+          </w:tcPr>
+          <w:p>
+            <w:pPr>
+              <w:bidi/>
+              <w:jc w:val="start"/>
+            </w:pPr>
+            <w:r>
+              <w:rPr>
+                <w:rFonts w:ascii="IBM Plex Sans Arabic" w:hAnsi="IBM Plex Sans Arabic" w:cs="IBM Plex Sans Arabic"/>
+                <w:rtl/>
+              </w:rPr>
+              <w:t>تحقق من نشاطها الفعلي قبل التواصل التجاري</w:t>
+            </w:r>
+          </w:p>
+        </w:tc>
+      </w:tr>
+    </w:tbl>
+    <w:p>
+      <w:pPr>
         <w:pStyle w:val="IntenseQuote"/>
         <w:bidi/>
         <w:jc w:val="start"/>

--- a/samples/client_report_latest.docx
+++ b/samples/client_report_latest.docx
@@ -7380,6 +7380,456 @@
     </w:p>
     <w:p>
       <w:pPr>
+        <w:pStyle w:val="Heading3"/>
+        <w:bidi/>
+        <w:jc w:val="start"/>
+      </w:pPr>
+      <w:r>
+        <w:rPr>
+          <w:rFonts w:ascii="IBM Plex Sans Arabic" w:hAnsi="IBM Plex Sans Arabic" w:cs="IBM Plex Sans Arabic"/>
+          <w:rtl/>
+        </w:rPr>
+        <w:t>حساسية أقصى سعر المصنع</w:t>
+      </w:r>
+    </w:p>
+    <w:tbl>
+      <w:tblPr>
+        <w:tblStyle w:val="TableGrid"/>
+        <w:tblW w:type="auto" w:w="0"/>
+        <w:tblLayout w:type="fixed"/>
+        <w:tblLook w:firstColumn="1" w:firstRow="1" w:lastColumn="0" w:lastRow="0" w:noHBand="0" w:noVBand="1" w:val="04A0"/>
+        <w:tblBorders>
+          <w:top w:val="single" w:sz="4" w:space="0" w:color="BBBBBB"/>
+          <w:left w:val="single" w:sz="4" w:space="0" w:color="BBBBBB"/>
+          <w:bottom w:val="single" w:sz="4" w:space="0" w:color="BBBBBB"/>
+          <w:right w:val="single" w:sz="4" w:space="0" w:color="BBBBBB"/>
+          <w:insideH w:val="single" w:sz="4" w:space="0" w:color="BBBBBB"/>
+          <w:insideV w:val="single" w:sz="4" w:space="0" w:color="BBBBBB"/>
+        </w:tblBorders>
+        <w:bidiVisual/>
+      </w:tblPr>
+      <w:tblGrid>
+        <w:gridCol w:w="2880"/>
+        <w:gridCol w:w="2880"/>
+        <w:gridCol w:w="2880"/>
+      </w:tblGrid>
+      <w:tr>
+        <w:trPr>
+          <w:cantSplit/>
+          <w:tblHeader/>
+        </w:trPr>
+        <w:tc>
+          <w:tcPr>
+            <w:tcW w:type="dxa" w:w="3120"/>
+            <w:shd w:val="clear" w:fill="166534"/>
+            <w:tcMar>
+              <w:top w:w="100" w:type="dxa"/>
+              <w:bottom w:w="100" w:type="dxa"/>
+              <w:left w:w="120" w:type="dxa"/>
+              <w:right w:w="120" w:type="dxa"/>
+            </w:tcMar>
+          </w:tcPr>
+          <w:p>
+            <w:pPr>
+              <w:bidi/>
+              <w:jc w:val="start"/>
+            </w:pPr>
+            <w:r>
+              <w:rPr>
+                <w:rFonts w:ascii="IBM Plex Sans Arabic" w:hAnsi="IBM Plex Sans Arabic" w:cs="IBM Plex Sans Arabic"/>
+                <w:b/>
+                <w:color w:val="FFFFFF"/>
+                <w:rtl/>
+              </w:rPr>
+              <w:t>العامل</w:t>
+            </w:r>
+          </w:p>
+        </w:tc>
+        <w:tc>
+          <w:tcPr>
+            <w:tcW w:type="dxa" w:w="3120"/>
+            <w:shd w:val="clear" w:fill="166534"/>
+            <w:tcMar>
+              <w:top w:w="100" w:type="dxa"/>
+              <w:bottom w:w="100" w:type="dxa"/>
+              <w:left w:w="120" w:type="dxa"/>
+              <w:right w:w="120" w:type="dxa"/>
+            </w:tcMar>
+          </w:tcPr>
+          <w:p>
+            <w:pPr>
+              <w:bidi/>
+              <w:jc w:val="start"/>
+            </w:pPr>
+            <w:r>
+              <w:rPr>
+                <w:rFonts w:ascii="IBM Plex Sans Arabic" w:hAnsi="IBM Plex Sans Arabic" w:cs="IBM Plex Sans Arabic"/>
+                <w:b/>
+                <w:color w:val="FFFFFF"/>
+                <w:rtl/>
+              </w:rPr>
+              <w:t>التغيّر</w:t>
+            </w:r>
+          </w:p>
+        </w:tc>
+        <w:tc>
+          <w:tcPr>
+            <w:tcW w:type="dxa" w:w="3120"/>
+            <w:shd w:val="clear" w:fill="166534"/>
+            <w:tcMar>
+              <w:top w:w="100" w:type="dxa"/>
+              <w:bottom w:w="100" w:type="dxa"/>
+              <w:left w:w="120" w:type="dxa"/>
+              <w:right w:w="120" w:type="dxa"/>
+            </w:tcMar>
+          </w:tcPr>
+          <w:p>
+            <w:pPr>
+              <w:bidi/>
+              <w:jc w:val="start"/>
+            </w:pPr>
+            <w:r>
+              <w:rPr>
+                <w:rFonts w:ascii="IBM Plex Sans Arabic" w:hAnsi="IBM Plex Sans Arabic" w:cs="IBM Plex Sans Arabic"/>
+                <w:b/>
+                <w:color w:val="FFFFFF"/>
+                <w:rtl/>
+              </w:rPr>
+              <w:t>أقصى سعر المصنع</w:t>
+            </w:r>
+          </w:p>
+        </w:tc>
+      </w:tr>
+      <w:tr>
+        <w:trPr>
+          <w:cantSplit/>
+        </w:trPr>
+        <w:tc>
+          <w:tcPr>
+            <w:tcW w:type="dxa" w:w="3120"/>
+            <w:tcMar>
+              <w:top w:w="100" w:type="dxa"/>
+              <w:bottom w:w="100" w:type="dxa"/>
+              <w:left w:w="120" w:type="dxa"/>
+              <w:right w:w="120" w:type="dxa"/>
+            </w:tcMar>
+          </w:tcPr>
+          <w:p>
+            <w:pPr>
+              <w:bidi/>
+              <w:jc w:val="start"/>
+            </w:pPr>
+            <w:r>
+              <w:rPr>
+                <w:rFonts w:ascii="IBM Plex Sans Arabic" w:hAnsi="IBM Plex Sans Arabic" w:cs="IBM Plex Sans Arabic"/>
+                <w:rtl/>
+              </w:rPr>
+              <w:t>سعر الرف المنافس</w:t>
+            </w:r>
+          </w:p>
+        </w:tc>
+        <w:tc>
+          <w:tcPr>
+            <w:tcW w:type="dxa" w:w="3120"/>
+            <w:tcMar>
+              <w:top w:w="100" w:type="dxa"/>
+              <w:bottom w:w="100" w:type="dxa"/>
+              <w:left w:w="120" w:type="dxa"/>
+              <w:right w:w="120" w:type="dxa"/>
+            </w:tcMar>
+          </w:tcPr>
+          <w:p>
+            <w:pPr>
+              <w:bidi/>
+              <w:jc w:val="start"/>
+            </w:pPr>
+            <w:r>
+              <w:rPr>
+                <w:rFonts w:ascii="IBM Plex Sans Arabic" w:hAnsi="IBM Plex Sans Arabic" w:cs="IBM Plex Sans Arabic"/>
+                <w:rtl/>
+              </w:rPr>
+              <w:t>-10%</w:t>
+            </w:r>
+          </w:p>
+        </w:tc>
+        <w:tc>
+          <w:tcPr>
+            <w:tcW w:type="dxa" w:w="3120"/>
+            <w:tcMar>
+              <w:top w:w="100" w:type="dxa"/>
+              <w:bottom w:w="100" w:type="dxa"/>
+              <w:left w:w="120" w:type="dxa"/>
+              <w:right w:w="120" w:type="dxa"/>
+            </w:tcMar>
+          </w:tcPr>
+          <w:p>
+            <w:pPr>
+              <w:bidi w:val="0"/>
+              <w:jc w:val="start"/>
+            </w:pPr>
+            <w:r>
+              <w:rPr>
+                <w:rFonts w:ascii="IBM Plex Sans Arabic" w:hAnsi="IBM Plex Sans Arabic" w:cs="IBM Plex Sans Arabic"/>
+                <w:rtl w:val="0"/>
+              </w:rPr>
+              <w:t>13.76 €/كجم</w:t>
+            </w:r>
+          </w:p>
+        </w:tc>
+      </w:tr>
+      <w:tr>
+        <w:trPr>
+          <w:cantSplit/>
+        </w:trPr>
+        <w:tc>
+          <w:tcPr>
+            <w:tcW w:type="dxa" w:w="3120"/>
+            <w:tcMar>
+              <w:top w:w="100" w:type="dxa"/>
+              <w:bottom w:w="100" w:type="dxa"/>
+              <w:left w:w="120" w:type="dxa"/>
+              <w:right w:w="120" w:type="dxa"/>
+            </w:tcMar>
+            <w:shd w:val="clear" w:fill="F2F7F3"/>
+          </w:tcPr>
+          <w:p>
+            <w:pPr>
+              <w:bidi/>
+              <w:jc w:val="start"/>
+            </w:pPr>
+            <w:r>
+              <w:rPr>
+                <w:rFonts w:ascii="IBM Plex Sans Arabic" w:hAnsi="IBM Plex Sans Arabic" w:cs="IBM Plex Sans Arabic"/>
+                <w:rtl/>
+              </w:rPr>
+              <w:t>سعر الرف المنافس</w:t>
+            </w:r>
+          </w:p>
+        </w:tc>
+        <w:tc>
+          <w:tcPr>
+            <w:tcW w:type="dxa" w:w="3120"/>
+            <w:tcMar>
+              <w:top w:w="100" w:type="dxa"/>
+              <w:bottom w:w="100" w:type="dxa"/>
+              <w:left w:w="120" w:type="dxa"/>
+              <w:right w:w="120" w:type="dxa"/>
+            </w:tcMar>
+            <w:shd w:val="clear" w:fill="F2F7F3"/>
+          </w:tcPr>
+          <w:p>
+            <w:pPr>
+              <w:bidi/>
+              <w:jc w:val="start"/>
+            </w:pPr>
+            <w:r>
+              <w:rPr>
+                <w:rFonts w:ascii="IBM Plex Sans Arabic" w:hAnsi="IBM Plex Sans Arabic" w:cs="IBM Plex Sans Arabic"/>
+                <w:rtl/>
+              </w:rPr>
+              <w:t>+10%</w:t>
+            </w:r>
+          </w:p>
+        </w:tc>
+        <w:tc>
+          <w:tcPr>
+            <w:tcW w:type="dxa" w:w="3120"/>
+            <w:tcMar>
+              <w:top w:w="100" w:type="dxa"/>
+              <w:bottom w:w="100" w:type="dxa"/>
+              <w:left w:w="120" w:type="dxa"/>
+              <w:right w:w="120" w:type="dxa"/>
+            </w:tcMar>
+            <w:shd w:val="clear" w:fill="F2F7F3"/>
+          </w:tcPr>
+          <w:p>
+            <w:pPr>
+              <w:bidi w:val="0"/>
+              <w:jc w:val="start"/>
+            </w:pPr>
+            <w:r>
+              <w:rPr>
+                <w:rFonts w:ascii="IBM Plex Sans Arabic" w:hAnsi="IBM Plex Sans Arabic" w:cs="IBM Plex Sans Arabic"/>
+                <w:rtl w:val="0"/>
+              </w:rPr>
+              <w:t>16.82 €/كجم</w:t>
+            </w:r>
+          </w:p>
+        </w:tc>
+      </w:tr>
+      <w:tr>
+        <w:trPr>
+          <w:cantSplit/>
+        </w:trPr>
+        <w:tc>
+          <w:tcPr>
+            <w:tcW w:type="dxa" w:w="3120"/>
+            <w:tcMar>
+              <w:top w:w="100" w:type="dxa"/>
+              <w:bottom w:w="100" w:type="dxa"/>
+              <w:left w:w="120" w:type="dxa"/>
+              <w:right w:w="120" w:type="dxa"/>
+            </w:tcMar>
+          </w:tcPr>
+          <w:p>
+            <w:pPr>
+              <w:bidi/>
+              <w:jc w:val="start"/>
+            </w:pPr>
+            <w:r>
+              <w:rPr>
+                <w:rFonts w:ascii="IBM Plex Sans Arabic" w:hAnsi="IBM Plex Sans Arabic" w:cs="IBM Plex Sans Arabic"/>
+                <w:rtl/>
+              </w:rPr>
+              <w:t>نسبة الشحن من سعر المصنع</w:t>
+            </w:r>
+          </w:p>
+        </w:tc>
+        <w:tc>
+          <w:tcPr>
+            <w:tcW w:type="dxa" w:w="3120"/>
+            <w:tcMar>
+              <w:top w:w="100" w:type="dxa"/>
+              <w:bottom w:w="100" w:type="dxa"/>
+              <w:left w:w="120" w:type="dxa"/>
+              <w:right w:w="120" w:type="dxa"/>
+            </w:tcMar>
+          </w:tcPr>
+          <w:p>
+            <w:pPr>
+              <w:bidi/>
+              <w:jc w:val="start"/>
+            </w:pPr>
+            <w:r>
+              <w:rPr>
+                <w:rFonts w:ascii="IBM Plex Sans Arabic" w:hAnsi="IBM Plex Sans Arabic" w:cs="IBM Plex Sans Arabic"/>
+                <w:rtl/>
+              </w:rPr>
+              <w:t>+5 نقاط</w:t>
+            </w:r>
+          </w:p>
+        </w:tc>
+        <w:tc>
+          <w:tcPr>
+            <w:tcW w:type="dxa" w:w="3120"/>
+            <w:tcMar>
+              <w:top w:w="100" w:type="dxa"/>
+              <w:bottom w:w="100" w:type="dxa"/>
+              <w:left w:w="120" w:type="dxa"/>
+              <w:right w:w="120" w:type="dxa"/>
+            </w:tcMar>
+          </w:tcPr>
+          <w:p>
+            <w:pPr>
+              <w:bidi w:val="0"/>
+              <w:jc w:val="start"/>
+            </w:pPr>
+            <w:r>
+              <w:rPr>
+                <w:rFonts w:ascii="IBM Plex Sans Arabic" w:hAnsi="IBM Plex Sans Arabic" w:cs="IBM Plex Sans Arabic"/>
+                <w:rtl w:val="0"/>
+              </w:rPr>
+              <w:t>14.64 €/كجم</w:t>
+            </w:r>
+          </w:p>
+        </w:tc>
+      </w:tr>
+      <w:tr>
+        <w:trPr>
+          <w:cantSplit/>
+        </w:trPr>
+        <w:tc>
+          <w:tcPr>
+            <w:tcW w:type="dxa" w:w="3120"/>
+            <w:tcMar>
+              <w:top w:w="100" w:type="dxa"/>
+              <w:bottom w:w="100" w:type="dxa"/>
+              <w:left w:w="120" w:type="dxa"/>
+              <w:right w:w="120" w:type="dxa"/>
+            </w:tcMar>
+            <w:shd w:val="clear" w:fill="F2F7F3"/>
+          </w:tcPr>
+          <w:p>
+            <w:pPr>
+              <w:bidi/>
+              <w:jc w:val="start"/>
+            </w:pPr>
+            <w:r>
+              <w:rPr>
+                <w:rFonts w:ascii="IBM Plex Sans Arabic" w:hAnsi="IBM Plex Sans Arabic" w:cs="IBM Plex Sans Arabic"/>
+                <w:rtl/>
+              </w:rPr>
+              <w:t>نسبة الشحن من سعر المصنع</w:t>
+            </w:r>
+          </w:p>
+        </w:tc>
+        <w:tc>
+          <w:tcPr>
+            <w:tcW w:type="dxa" w:w="3120"/>
+            <w:tcMar>
+              <w:top w:w="100" w:type="dxa"/>
+              <w:bottom w:w="100" w:type="dxa"/>
+              <w:left w:w="120" w:type="dxa"/>
+              <w:right w:w="120" w:type="dxa"/>
+            </w:tcMar>
+            <w:shd w:val="clear" w:fill="F2F7F3"/>
+          </w:tcPr>
+          <w:p>
+            <w:pPr>
+              <w:bidi/>
+              <w:jc w:val="start"/>
+            </w:pPr>
+            <w:r>
+              <w:rPr>
+                <w:rFonts w:ascii="IBM Plex Sans Arabic" w:hAnsi="IBM Plex Sans Arabic" w:cs="IBM Plex Sans Arabic"/>
+                <w:rtl/>
+              </w:rPr>
+              <w:t>-5 نقاط</w:t>
+            </w:r>
+          </w:p>
+        </w:tc>
+        <w:tc>
+          <w:tcPr>
+            <w:tcW w:type="dxa" w:w="3120"/>
+            <w:tcMar>
+              <w:top w:w="100" w:type="dxa"/>
+              <w:bottom w:w="100" w:type="dxa"/>
+              <w:left w:w="120" w:type="dxa"/>
+              <w:right w:w="120" w:type="dxa"/>
+            </w:tcMar>
+            <w:shd w:val="clear" w:fill="F2F7F3"/>
+          </w:tcPr>
+          <w:p>
+            <w:pPr>
+              <w:bidi w:val="0"/>
+              <w:jc w:val="start"/>
+            </w:pPr>
+            <w:r>
+              <w:rPr>
+                <w:rFonts w:ascii="IBM Plex Sans Arabic" w:hAnsi="IBM Plex Sans Arabic" w:cs="IBM Plex Sans Arabic"/>
+                <w:rtl w:val="0"/>
+              </w:rPr>
+              <w:t>16.0 €/كجم</w:t>
+            </w:r>
+          </w:p>
+        </w:tc>
+      </w:tr>
+    </w:tbl>
+    <w:p>
+      <w:pPr>
+        <w:bidi/>
+        <w:jc w:val="start"/>
+      </w:pPr>
+      <w:r>
+        <w:rPr>
+          <w:rFonts w:ascii="IBM Plex Sans Arabic" w:hAnsi="IBM Plex Sans Arabic" w:cs="IBM Plex Sans Arabic"/>
+          <w:rtl/>
+        </w:rPr>
+        <w:t>كل صف يغيّر عاملاً واحداً ويثبّت الباقي على السيناريو المتوسط — قراءة لاتجاه الأثر وحجمه، لا توقع.</w:t>
+      </w:r>
+    </w:p>
+    <w:p>
+      <w:pPr>
         <w:pStyle w:val="Heading2"/>
         <w:bidi/>
         <w:jc w:val="start"/>
@@ -7758,6 +8208,108 @@
                 <w:rFonts w:ascii="IBM Plex Sans Arabic" w:hAnsi="IBM Plex Sans Arabic" w:cs="IBM Plex Sans Arabic"/>
                 <w:rtl/>
               </w:rPr>
+              <w:t>تكلفة تمويل مخزون التجربة</w:t>
+            </w:r>
+          </w:p>
+        </w:tc>
+        <w:tc>
+          <w:tcPr>
+            <w:tcW w:type="dxa" w:w="2340"/>
+            <w:tcMar>
+              <w:top w:w="100" w:type="dxa"/>
+              <w:bottom w:w="100" w:type="dxa"/>
+              <w:left w:w="120" w:type="dxa"/>
+              <w:right w:w="120" w:type="dxa"/>
+            </w:tcMar>
+          </w:tcPr>
+          <w:p>
+            <w:pPr>
+              <w:bidi/>
+              <w:jc w:val="start"/>
+            </w:pPr>
+            <w:r>
+              <w:rPr>
+                <w:rFonts w:ascii="IBM Plex Sans Arabic" w:hAnsi="IBM Plex Sans Arabic" w:cs="IBM Plex Sans Arabic"/>
+                <w:rtl/>
+              </w:rPr>
+              <w:t>يتطلب الحساب: كلفة الدخول (أعلاه) — يلزم: تكلفة إنتاج الوحدة</w:t>
+            </w:r>
+          </w:p>
+        </w:tc>
+        <w:tc>
+          <w:tcPr>
+            <w:tcW w:type="dxa" w:w="2340"/>
+            <w:tcMar>
+              <w:top w:w="100" w:type="dxa"/>
+              <w:bottom w:w="100" w:type="dxa"/>
+              <w:left w:w="120" w:type="dxa"/>
+              <w:right w:w="120" w:type="dxa"/>
+            </w:tcMar>
+          </w:tcPr>
+          <w:p>
+            <w:pPr>
+              <w:bidi/>
+              <w:jc w:val="start"/>
+            </w:pPr>
+            <w:r>
+              <w:rPr>
+                <w:rFonts w:ascii="IBM Plex Sans Arabic" w:hAnsi="IBM Plex Sans Arabic" w:cs="IBM Plex Sans Arabic"/>
+                <w:rtl/>
+              </w:rPr>
+              <w:t>أثره: لا تُعرف كلفة المال المحبوس في الشحنة</w:t>
+            </w:r>
+          </w:p>
+        </w:tc>
+        <w:tc>
+          <w:tcPr>
+            <w:tcW w:type="dxa" w:w="2340"/>
+            <w:tcMar>
+              <w:top w:w="100" w:type="dxa"/>
+              <w:bottom w:w="100" w:type="dxa"/>
+              <w:left w:w="120" w:type="dxa"/>
+              <w:right w:w="120" w:type="dxa"/>
+            </w:tcMar>
+          </w:tcPr>
+          <w:p>
+            <w:pPr>
+              <w:bidi/>
+              <w:jc w:val="start"/>
+            </w:pPr>
+            <w:r>
+              <w:rPr>
+                <w:rFonts w:ascii="IBM Plex Sans Arabic" w:hAnsi="IBM Plex Sans Arabic" w:cs="IBM Plex Sans Arabic"/>
+                <w:rtl/>
+              </w:rPr>
+              <w:t>الإجراء المطلوب: أدخل تكلفتك في سعر المصنع المُدخَل — دقيقة واحدة</w:t>
+            </w:r>
+          </w:p>
+        </w:tc>
+      </w:tr>
+      <w:tr>
+        <w:trPr>
+          <w:cantSplit/>
+        </w:trPr>
+        <w:tc>
+          <w:tcPr>
+            <w:tcW w:type="dxa" w:w="2340"/>
+            <w:tcMar>
+              <w:top w:w="100" w:type="dxa"/>
+              <w:bottom w:w="100" w:type="dxa"/>
+              <w:left w:w="120" w:type="dxa"/>
+              <w:right w:w="120" w:type="dxa"/>
+            </w:tcMar>
+            <w:shd w:val="clear" w:fill="F2F7F3"/>
+          </w:tcPr>
+          <w:p>
+            <w:pPr>
+              <w:bidi/>
+              <w:jc w:val="start"/>
+            </w:pPr>
+            <w:r>
+              <w:rPr>
+                <w:rFonts w:ascii="IBM Plex Sans Arabic" w:hAnsi="IBM Plex Sans Arabic" w:cs="IBM Plex Sans Arabic"/>
+                <w:rtl/>
+              </w:rPr>
               <w:t>استرداد كلفة الشحنة التجريبية</w:t>
             </w:r>
           </w:p>
@@ -7771,6 +8323,7 @@
               <w:left w:w="120" w:type="dxa"/>
               <w:right w:w="120" w:type="dxa"/>
             </w:tcMar>
+            <w:shd w:val="clear" w:fill="F2F7F3"/>
           </w:tcPr>
           <w:p>
             <w:pPr>
@@ -7795,6 +8348,7 @@
               <w:left w:w="120" w:type="dxa"/>
               <w:right w:w="120" w:type="dxa"/>
             </w:tcMar>
+            <w:shd w:val="clear" w:fill="F2F7F3"/>
           </w:tcPr>
           <w:p>
             <w:pPr>
@@ -7819,6 +8373,7 @@
               <w:left w:w="120" w:type="dxa"/>
               <w:right w:w="120" w:type="dxa"/>
             </w:tcMar>
+            <w:shd w:val="clear" w:fill="F2F7F3"/>
           </w:tcPr>
           <w:p>
             <w:pPr>
@@ -7848,7 +8403,6 @@
               <w:left w:w="120" w:type="dxa"/>
               <w:right w:w="120" w:type="dxa"/>
             </w:tcMar>
-            <w:shd w:val="clear" w:fill="F2F7F3"/>
           </w:tcPr>
           <w:p>
             <w:pPr>
@@ -7873,7 +8427,6 @@
               <w:left w:w="120" w:type="dxa"/>
               <w:right w:w="120" w:type="dxa"/>
             </w:tcMar>
-            <w:shd w:val="clear" w:fill="F2F7F3"/>
           </w:tcPr>
           <w:p>
             <w:pPr>
@@ -7898,7 +8451,6 @@
               <w:left w:w="120" w:type="dxa"/>
               <w:right w:w="120" w:type="dxa"/>
             </w:tcMar>
-            <w:shd w:val="clear" w:fill="F2F7F3"/>
           </w:tcPr>
           <w:p>
             <w:pPr>
@@ -7923,7 +8475,6 @@
               <w:left w:w="120" w:type="dxa"/>
               <w:right w:w="120" w:type="dxa"/>
             </w:tcMar>
-            <w:shd w:val="clear" w:fill="F2F7F3"/>
           </w:tcPr>
           <w:p>
             <w:pPr>
@@ -7953,6 +8504,7 @@
               <w:left w:w="120" w:type="dxa"/>
               <w:right w:w="120" w:type="dxa"/>
             </w:tcMar>
+            <w:shd w:val="clear" w:fill="F2F7F3"/>
           </w:tcPr>
           <w:p>
             <w:pPr>
@@ -7977,6 +8529,7 @@
               <w:left w:w="120" w:type="dxa"/>
               <w:right w:w="120" w:type="dxa"/>
             </w:tcMar>
+            <w:shd w:val="clear" w:fill="F2F7F3"/>
           </w:tcPr>
           <w:p>
             <w:pPr>
@@ -8001,6 +8554,7 @@
               <w:left w:w="120" w:type="dxa"/>
               <w:right w:w="120" w:type="dxa"/>
             </w:tcMar>
+            <w:shd w:val="clear" w:fill="F2F7F3"/>
           </w:tcPr>
           <w:p>
             <w:pPr>
@@ -8025,6 +8579,7 @@
               <w:left w:w="120" w:type="dxa"/>
               <w:right w:w="120" w:type="dxa"/>
             </w:tcMar>
+            <w:shd w:val="clear" w:fill="F2F7F3"/>
           </w:tcPr>
           <w:p>
             <w:pPr>
@@ -8054,7 +8609,6 @@
               <w:left w:w="120" w:type="dxa"/>
               <w:right w:w="120" w:type="dxa"/>
             </w:tcMar>
-            <w:shd w:val="clear" w:fill="F2F7F3"/>
           </w:tcPr>
           <w:p>
             <w:pPr>
@@ -8079,7 +8633,6 @@
               <w:left w:w="120" w:type="dxa"/>
               <w:right w:w="120" w:type="dxa"/>
             </w:tcMar>
-            <w:shd w:val="clear" w:fill="F2F7F3"/>
           </w:tcPr>
           <w:p>
             <w:pPr>
@@ -8104,7 +8657,6 @@
               <w:left w:w="120" w:type="dxa"/>
               <w:right w:w="120" w:type="dxa"/>
             </w:tcMar>
-            <w:shd w:val="clear" w:fill="F2F7F3"/>
           </w:tcPr>
           <w:p>
             <w:pPr>
@@ -8129,7 +8681,6 @@
               <w:left w:w="120" w:type="dxa"/>
               <w:right w:w="120" w:type="dxa"/>
             </w:tcMar>
-            <w:shd w:val="clear" w:fill="F2F7F3"/>
           </w:tcPr>
           <w:p>
             <w:pPr>
@@ -8785,161 +9336,7 @@
           <w:rFonts w:ascii="IBM Plex Sans Arabic" w:hAnsi="IBM Plex Sans Arabic" w:cs="IBM Plex Sans Arabic"/>
           <w:rtl/>
         </w:rPr>
-        <w:t>لم يتحقّق بعد: استكمال بيانات معدّل نموّ الواردات وإعادة تقييم القرار — إغلاق هذا الشرط يتطلّب توثيق المدخلات من مصدر مناسب، ثم إعادة الحساب قبل الالتزام بالبيع.</w:t>
-      </w:r>
-    </w:p>
-    <w:p>
-      <w:pPr>
-        <w:pStyle w:val="ListBullet"/>
-        <w:bidi/>
-        <w:jc w:val="start"/>
-      </w:pPr>
-      <w:r>
-        <w:rPr>
-          <w:rFonts w:ascii="IBM Plex Sans Arabic" w:hAnsi="IBM Plex Sans Arabic" w:cs="IBM Plex Sans Arabic"/>
-          <w:rtl/>
-        </w:rPr>
-        <w:t>لم يتحقّق بعد: استكمال بيانات دخل الفرد وإعادة تقييم القرار — إغلاق هذا الشرط يتطلّب توثيق المدخلات من مصدر مناسب، ثم إعادة الحساب قبل الالتزام بالبيع.</w:t>
-      </w:r>
-    </w:p>
-    <w:p>
-      <w:pPr>
-        <w:pStyle w:val="ListBullet"/>
-        <w:bidi/>
-        <w:jc w:val="start"/>
-      </w:pPr>
-      <w:r>
-        <w:rPr>
-          <w:rFonts w:ascii="IBM Plex Sans Arabic" w:hAnsi="IBM Plex Sans Arabic" w:cs="IBM Plex Sans Arabic"/>
-          <w:rtl/>
-        </w:rPr>
-        <w:t>لم يتحقّق بعد: استكمال بيانات حصّة السعودية الحالية وإعادة تقييم القرار — إغلاق هذا الشرط يتطلّب توثيق المدخلات من مصدر مناسب، ثم إعادة الحساب قبل الالتزام بالبيع.</w:t>
-      </w:r>
-    </w:p>
-    <w:p>
-      <w:pPr>
-        <w:pStyle w:val="ListBullet"/>
-        <w:bidi/>
-        <w:jc w:val="start"/>
-      </w:pPr>
-      <w:r>
-        <w:rPr>
-          <w:rFonts w:ascii="IBM Plex Sans Arabic" w:hAnsi="IBM Plex Sans Arabic" w:cs="IBM Plex Sans Arabic"/>
-          <w:rtl/>
-        </w:rPr>
-        <w:t>لم يتحقّق بعد: استكمال بيانات حصّة المورّد الأكبر وإعادة تقييم القرار — إغلاق هذا الشرط يتطلّب توثيق المدخلات من مصدر مناسب، ثم إعادة الحساب قبل الالتزام بالبيع.</w:t>
-      </w:r>
-    </w:p>
-    <w:p>
-      <w:pPr>
-        <w:pStyle w:val="ListBullet"/>
-        <w:bidi/>
-        <w:jc w:val="start"/>
-      </w:pPr>
-      <w:r>
-        <w:rPr>
-          <w:rFonts w:ascii="IBM Plex Sans Arabic" w:hAnsi="IBM Plex Sans Arabic" w:cs="IBM Plex Sans Arabic"/>
-          <w:rtl/>
-        </w:rPr>
-        <w:t>لم يتحقّق بعد: استكمال بيانات منافسون مرصودون بالاسم وإعادة تقييم القرار — إغلاق هذا الشرط يتطلّب توثيق المدخلات من مصدر مناسب، ثم إعادة الحساب قبل الالتزام بالبيع.</w:t>
-      </w:r>
-    </w:p>
-    <w:p>
-      <w:pPr>
-        <w:pStyle w:val="ListBullet"/>
-        <w:bidi/>
-        <w:jc w:val="start"/>
-      </w:pPr>
-      <w:r>
-        <w:rPr>
-          <w:rFonts w:ascii="IBM Plex Sans Arabic" w:hAnsi="IBM Plex Sans Arabic" w:cs="IBM Plex Sans Arabic"/>
-          <w:rtl/>
-        </w:rPr>
-        <w:t>لم يتحقّق بعد: استكمال بيانات التعريفة الجمركية وإعادة تقييم القرار — إغلاق هذا الشرط يتطلّب توثيق المدخلات من مصدر مناسب، ثم إعادة الحساب قبل الالتزام بالبيع.</w:t>
-      </w:r>
-    </w:p>
-    <w:p>
-      <w:pPr>
-        <w:pStyle w:val="ListBullet"/>
-        <w:bidi/>
-        <w:jc w:val="start"/>
-      </w:pPr>
-      <w:r>
-        <w:rPr>
-          <w:rFonts w:ascii="IBM Plex Sans Arabic" w:hAnsi="IBM Plex Sans Arabic" w:cs="IBM Plex Sans Arabic"/>
-          <w:rtl/>
-        </w:rPr>
-        <w:t>لم يتحقّق بعد: استكمال بيانات هامش السعر عند الحدود وإعادة تقييم القرار — إغلاق هذا الشرط يتطلّب توثيق المدخلات من مصدر مناسب، ثم إعادة الحساب قبل الالتزام بالبيع.</w:t>
-      </w:r>
-    </w:p>
-    <w:p>
-      <w:pPr>
-        <w:pStyle w:val="ListBullet"/>
-        <w:bidi/>
-        <w:jc w:val="start"/>
-      </w:pPr>
-      <w:r>
-        <w:rPr>
-          <w:rFonts w:ascii="IBM Plex Sans Arabic" w:hAnsi="IBM Plex Sans Arabic" w:cs="IBM Plex Sans Arabic"/>
-          <w:rtl/>
-        </w:rPr>
-        <w:t>لم يتحقّق بعد: استكمال بيانات موقع سعرك مقابل السوق وإعادة تقييم القرار — إغلاق هذا الشرط يتطلّب توثيق المدخلات من مصدر مناسب، ثم إعادة الحساب قبل الالتزام بالبيع.</w:t>
-      </w:r>
-    </w:p>
-    <w:p>
-      <w:pPr>
-        <w:pStyle w:val="ListBullet"/>
-        <w:bidi/>
-        <w:jc w:val="start"/>
-      </w:pPr>
-      <w:r>
-        <w:rPr>
-          <w:rFonts w:ascii="IBM Plex Sans Arabic" w:hAnsi="IBM Plex Sans Arabic" w:cs="IBM Plex Sans Arabic"/>
-          <w:rtl/>
-        </w:rPr>
-        <w:t>لم يتحقّق بعد: استكمال بيانات الاستقرار السياسي وإعادة تقييم القرار — إغلاق هذا الشرط يتطلّب توثيق المدخلات من مصدر مناسب، ثم إعادة الحساب قبل الالتزام بالبيع.</w:t>
-      </w:r>
-    </w:p>
-    <w:p>
-      <w:pPr>
-        <w:pStyle w:val="ListBullet"/>
-        <w:bidi/>
-        <w:jc w:val="start"/>
-      </w:pPr>
-      <w:r>
-        <w:rPr>
-          <w:rFonts w:ascii="IBM Plex Sans Arabic" w:hAnsi="IBM Plex Sans Arabic" w:cs="IBM Plex Sans Arabic"/>
-          <w:rtl/>
-        </w:rPr>
-        <w:t>لم يتحقّق بعد: استكمال بيانات جودة التنظيم وإعادة تقييم القرار — إغلاق هذا الشرط يتطلّب توثيق المدخلات من مصدر مناسب، ثم إعادة الحساب قبل الالتزام بالبيع.</w:t>
-      </w:r>
-    </w:p>
-    <w:p>
-      <w:pPr>
-        <w:pStyle w:val="ListBullet"/>
-        <w:bidi/>
-        <w:jc w:val="start"/>
-      </w:pPr>
-      <w:r>
-        <w:rPr>
-          <w:rFonts w:ascii="IBM Plex Sans Arabic" w:hAnsi="IBM Plex Sans Arabic" w:cs="IBM Plex Sans Arabic"/>
-          <w:rtl/>
-        </w:rPr>
-        <w:t>لم يتحقّق بعد: استكمال بيانات أداء اللوجستيات وإعادة تقييم القرار — إغلاق هذا الشرط يتطلّب توثيق المدخلات من مصدر مناسب، ثم إعادة الحساب قبل الالتزام بالبيع.</w:t>
-      </w:r>
-    </w:p>
-    <w:p>
-      <w:pPr>
-        <w:pStyle w:val="ListBullet"/>
-        <w:bidi/>
-        <w:jc w:val="start"/>
-      </w:pPr>
-      <w:r>
-        <w:rPr>
-          <w:rFonts w:ascii="IBM Plex Sans Arabic" w:hAnsi="IBM Plex Sans Arabic" w:cs="IBM Plex Sans Arabic"/>
-          <w:rtl/>
-        </w:rPr>
-        <w:t>لم يتحقّق بعد: استكمال بيانات استقرار العملة وإعادة تقييم القرار — إغلاق هذا الشرط يتطلّب توثيق المدخلات من مصدر مناسب، ثم إعادة الحساب قبل الالتزام بالبيع.</w:t>
+        <w:t>لم يتحقّق بعد: استكمال بيانات معدّل نموّ الواردات، دخل الفرد، حصّة السعودية الحالية و9 مكوّنات أخرى وإعادة تقييم القرار — إغلاق هذا الشرط يتطلّب توثيق المدخلات من مصدر مناسب، ثم إعادة الحساب قبل الالتزام بالبيع.</w:t>
       </w:r>
     </w:p>
     <w:tbl>

--- a/samples/client_report_latest.docx
+++ b/samples/client_report_latest.docx
@@ -422,7 +422,7 @@
                 <w:rFonts w:ascii="IBM Plex Sans Arabic" w:hAnsi="IBM Plex Sans Arabic" w:cs="IBM Plex Sans Arabic"/>
                 <w:rtl/>
               </w:rPr>
-              <w:t>2026-09-23</w:t>
+              <w:t>2026-09-27</w:t>
             </w:r>
           </w:p>
         </w:tc>
@@ -478,7 +478,7 @@
           <w:rFonts w:ascii="IBM Plex Sans Arabic" w:hAnsi="IBM Plex Sans Arabic" w:cs="IBM Plex Sans Arabic"/>
           <w:rtl/>
         </w:rPr>
-        <w:t>سنوياً؛ والثاني أن صفّ المورّدين معتدل التركّز (‏مؤشر تركّز السوق≈2100‏) فلا يهيمن عليه</w:t>
+        <w:t>سنوياً؛ والثاني أن صفّ المورّدين معتدل التركّز (‏≈2100‏) فلا يهيمن عليه</w:t>
       </w:r>
     </w:p>
     <w:p>
@@ -9595,7 +9595,7 @@
           <w:rFonts w:ascii="IBM Plex Sans Arabic" w:hAnsi="IBM Plex Sans Arabic" w:cs="IBM Plex Sans Arabic"/>
           <w:rtl/>
         </w:rPr>
-        <w:t>مؤشر تركّز السوق: فوق 2500 يعني سوقاً بيد قلّة؛ أقلّ يعني موزّعاً على كثيرين</w:t>
+        <w:t>مؤشر تركّز الموردين: فوق 2500 يعني سوقاً بيد قلّة؛ أقلّ يعني موزّعاً على كثيرين</w:t>
       </w:r>
     </w:p>
     <w:p>
@@ -10498,7 +10498,7 @@
                 <w:rFonts w:ascii="IBM Plex Sans Arabic" w:hAnsi="IBM Plex Sans Arabic" w:cs="IBM Plex Sans Arabic"/>
                 <w:rtl/>
               </w:rPr>
-              <w:t>2026-09-23</w:t>
+              <w:t>2026-09-27</w:t>
             </w:r>
           </w:p>
         </w:tc>

--- a/samples/client_report_latest.docx
+++ b/samples/client_report_latest.docx
@@ -9609,6 +9609,20 @@
           <w:rFonts w:ascii="IBM Plex Sans Arabic" w:hAnsi="IBM Plex Sans Arabic" w:cs="IBM Plex Sans Arabic"/>
           <w:rtl/>
         </w:rPr>
+        <w:t>مؤشر تركّز الموردين: مقياسٌ من 0 إلى 10000؛ فوق 2500 يعني سوقاً بيد قلّة، وأقلّ يعني موزّعاً على كثيرين</w:t>
+      </w:r>
+    </w:p>
+    <w:p>
+      <w:pPr>
+        <w:pStyle w:val="ListBullet"/>
+        <w:bidi/>
+        <w:jc w:val="start"/>
+      </w:pPr>
+      <w:r>
+        <w:rPr>
+          <w:rFonts w:ascii="IBM Plex Sans Arabic" w:hAnsi="IBM Plex Sans Arabic" w:cs="IBM Plex Sans Arabic"/>
+          <w:rtl/>
+        </w:rPr>
         <w:t>تقييم جودة الشحن: تقييم البنك الدولي لجودة الشحن من 5</w:t>
       </w:r>
     </w:p>

--- a/samples/client_report_latest.docx
+++ b/samples/client_report_latest.docx
@@ -422,7 +422,7 @@
                 <w:rFonts w:ascii="IBM Plex Sans Arabic" w:hAnsi="IBM Plex Sans Arabic" w:cs="IBM Plex Sans Arabic"/>
                 <w:rtl/>
               </w:rPr>
-              <w:t>2026-09-23</w:t>
+              <w:t>2026-09-27</w:t>
             </w:r>
           </w:p>
         </w:tc>
@@ -478,7 +478,7 @@
           <w:rFonts w:ascii="IBM Plex Sans Arabic" w:hAnsi="IBM Plex Sans Arabic" w:cs="IBM Plex Sans Arabic"/>
           <w:rtl/>
         </w:rPr>
-        <w:t>سنوياً؛ والثاني أن صفّ المورّدين معتدل التركّز (‏مؤشر تركّز السوق≈2100‏) فلا يهيمن عليه</w:t>
+        <w:t>سنوياً؛ والثاني أن صفّ المورّدين معتدل التركّز (‏≈2100‏) فلا يهيمن عليه</w:t>
       </w:r>
     </w:p>
     <w:p>
@@ -9595,7 +9595,21 @@
           <w:rFonts w:ascii="IBM Plex Sans Arabic" w:hAnsi="IBM Plex Sans Arabic" w:cs="IBM Plex Sans Arabic"/>
           <w:rtl/>
         </w:rPr>
-        <w:t>مؤشر تركّز السوق: فوق 2500 يعني سوقاً بيد قلّة؛ أقلّ يعني موزّعاً على كثيرين</w:t>
+        <w:t>مؤشر تركّز الموردين: فوق 2500 يعني سوقاً بيد قلّة؛ أقلّ يعني موزّعاً على كثيرين</w:t>
+      </w:r>
+    </w:p>
+    <w:p>
+      <w:pPr>
+        <w:pStyle w:val="ListBullet"/>
+        <w:bidi/>
+        <w:jc w:val="start"/>
+      </w:pPr>
+      <w:r>
+        <w:rPr>
+          <w:rFonts w:ascii="IBM Plex Sans Arabic" w:hAnsi="IBM Plex Sans Arabic" w:cs="IBM Plex Sans Arabic"/>
+          <w:rtl/>
+        </w:rPr>
+        <w:t>مؤشر تركّز الموردين: مقياسٌ من 0 إلى 10000؛ فوق 2500 يعني سوقاً بيد قلّة، وأقلّ يعني موزّعاً على كثيرين</w:t>
       </w:r>
     </w:p>
     <w:p>
@@ -10498,7 +10512,7 @@
                 <w:rFonts w:ascii="IBM Plex Sans Arabic" w:hAnsi="IBM Plex Sans Arabic" w:cs="IBM Plex Sans Arabic"/>
                 <w:rtl/>
               </w:rPr>
-              <w:t>2026-09-23</w:t>
+              <w:t>2026-09-27</w:t>
             </w:r>
           </w:p>
         </w:tc>

--- a/samples/client_report_latest.docx
+++ b/samples/client_report_latest.docx
@@ -422,7 +422,7 @@
                 <w:rFonts w:ascii="IBM Plex Sans Arabic" w:hAnsi="IBM Plex Sans Arabic" w:cs="IBM Plex Sans Arabic"/>
                 <w:rtl/>
               </w:rPr>
-              <w:t>2026-09-27</w:t>
+              <w:t>2026-10-14</w:t>
             </w:r>
           </w:p>
         </w:tc>
@@ -611,7 +611,7 @@
           <w:rFonts w:ascii="IBM Plex Sans Arabic" w:hAnsi="IBM Plex Sans Arabic" w:cs="IBM Plex Sans Arabic"/>
           <w:rtl/>
         </w:rPr>
-        <w:t>على أيّ أساس صدر هذا الحكم</w:t>
+        <w:t>كيف وصلنا إلى هذا الحكم</w:t>
       </w:r>
     </w:p>
     <w:p>
@@ -624,7 +624,7 @@
           <w:rFonts w:ascii="IBM Plex Sans Arabic" w:hAnsi="IBM Plex Sans Arabic" w:cs="IBM Plex Sans Arabic"/>
           <w:rtl/>
         </w:rPr>
-        <w:t>قاعدة الحكم مُعلنة قبل النظر في الأرقام: نوصي بالمضي حين تبلغ قوة الفرصة 65 من 100 فأعلى ويبلغ مستوى الثقة 60% فأعلى وبلا شروط مفتوحة؛ ونرفض حين تنزل القوة دون 45 أو عند اختلال أمان السوق؛ وما بينهما دخول مشروط بشروط مسمّاة أدناه.</w:t>
+        <w:t>وضعنا قاعدة الحكم قبل النظر في الأرقام. نوصي بالدخول إذا بلغت قوة الفرصة 65 من 100 أو أكثر، وبلغت ثقتنا في هذا التقييم 60% أو أكثر، ولم يبقَ شرط معلّق. ولا نوصي بالدخول إذا نزلت قوة الفرصة عن 45، أو تبيّن أن السوق غير آمن. وما بين الحدّين دخول مشروط، وشروطه مذكورة أدناه.</w:t>
       </w:r>
     </w:p>
     <w:p>
@@ -820,7 +820,7 @@
                 <w:rFonts w:ascii="IBM Plex Sans Arabic" w:hAnsi="IBM Plex Sans Arabic" w:cs="IBM Plex Sans Arabic"/>
                 <w:rtl/>
               </w:rPr>
-              <w:t>مرصودٌ من مصادر مباشرة.</w:t>
+              <w:t>مبنيّ على بيانات من مصادرها الأصلية.</w:t>
             </w:r>
           </w:p>
         </w:tc>
@@ -900,7 +900,7 @@
                 <w:rFonts w:ascii="IBM Plex Sans Arabic" w:hAnsi="IBM Plex Sans Arabic" w:cs="IBM Plex Sans Arabic"/>
                 <w:rtl/>
               </w:rPr>
-              <w:t>مرصودٌ من مصادر مباشرة.</w:t>
+              <w:t>مبنيّ على بيانات من مصادرها الأصلية.</w:t>
             </w:r>
           </w:p>
         </w:tc>
@@ -977,7 +977,7 @@
                 <w:rFonts w:ascii="IBM Plex Sans Arabic" w:hAnsi="IBM Plex Sans Arabic" w:cs="IBM Plex Sans Arabic"/>
                 <w:rtl/>
               </w:rPr>
-              <w:t>يقيس انخفاضَ التعرفة ووضوحَ الاشتراطات المنشورة — لا يعني حصولَ منشأتك على الموافقات.</w:t>
+              <w:t>يعكس انخفاض الرسوم الجمركية ووضوح الاشتراطات المنشورة، ولا يعني أن منشأتك حصلت على الموافقات المطلوبة.</w:t>
             </w:r>
           </w:p>
         </w:tc>
@@ -1057,7 +1057,7 @@
                 <w:rFonts w:ascii="IBM Plex Sans Arabic" w:hAnsi="IBM Plex Sans Arabic" w:cs="IBM Plex Sans Arabic"/>
                 <w:rtl/>
               </w:rPr>
-              <w:t>ينقصنا: هامش السعر عند الحدود، موقع سعرك مقابل السوق — أكمِلها قبل أي التزام.</w:t>
+              <w:t>ينقصنا: هامش السعر عند الحدود، موقع سعرك مقابل السوق. أكمِل هذه البيانات قبل أي التزام.</w:t>
             </w:r>
           </w:p>
         </w:tc>
@@ -1134,7 +1134,7 @@
                 <w:rFonts w:ascii="IBM Plex Sans Arabic" w:hAnsi="IBM Plex Sans Arabic" w:cs="IBM Plex Sans Arabic"/>
                 <w:rtl/>
               </w:rPr>
-              <w:t>ينقصنا: الاستقرار السياسي، جودة التنظيم، أداء اللوجستيات، استقرار العملة — أكمِلها قبل أي التزام.</w:t>
+              <w:t>ينقصنا: الاستقرار السياسي، جودة التنظيم، أداء اللوجستيات، استقرار العملة. أكمِل هذه البيانات قبل أي التزام.</w:t>
             </w:r>
           </w:p>
         </w:tc>
@@ -1151,7 +1151,7 @@
           <w:rFonts w:ascii="IBM Plex Sans Arabic" w:hAnsi="IBM Plex Sans Arabic" w:cs="IBM Plex Sans Arabic"/>
           <w:rtl/>
         </w:rPr>
-        <w:t>ما يجب إغلاقه قبل الالتزام</w:t>
+        <w:t>ما يجب حسمه قبل الالتزام</w:t>
       </w:r>
     </w:p>
     <w:p>
@@ -1165,7 +1165,7 @@
           <w:rFonts w:ascii="IBM Plex Sans Arabic" w:hAnsi="IBM Plex Sans Arabic" w:cs="IBM Plex Sans Arabic"/>
           <w:rtl/>
         </w:rPr>
-        <w:t>الشرط 1: جانب هامش الربحية لم يُحسب بعد — يتطلب: هامش السعر عند الحدود، موقع سعرك مقابل السوق. أكمِلها قبل أي التزام إنتاجي أو شحني.</w:t>
+        <w:t>الشرط 1: لم نحسب هامش الربحية بعد، لأن الحساب يحتاج إلى: هامش السعر عند الحدود، موقع سعرك مقابل السوق. أكمِل هذه البيانات قبل أي التزام بالإنتاج أو الشحن.</w:t>
       </w:r>
     </w:p>
     <w:p>
@@ -1179,7 +1179,7 @@
           <w:rFonts w:ascii="IBM Plex Sans Arabic" w:hAnsi="IBM Plex Sans Arabic" w:cs="IBM Plex Sans Arabic"/>
           <w:rtl/>
         </w:rPr>
-        <w:t>الشرط 2: جانب أمان السوق (المخاطر) لم يُحسب بعد — يتطلب: الاستقرار السياسي، جودة التنظيم، أداء اللوجستيات، استقرار العملة. أكمِلها قبل أي التزام إنتاجي أو شحني.</w:t>
+        <w:t>الشرط 2: لم نحسب أمان السوق (المخاطر) بعد، لأن الحساب يحتاج إلى: الاستقرار السياسي، جودة التنظيم، أداء اللوجستيات، استقرار العملة. أكمِل هذه البيانات قبل أي التزام بالإنتاج أو الشحن.</w:t>
       </w:r>
     </w:p>
     <w:p>
@@ -1193,7 +1193,7 @@
           <w:rFonts w:ascii="IBM Plex Sans Arabic" w:hAnsi="IBM Plex Sans Arabic" w:cs="IBM Plex Sans Arabic"/>
           <w:rtl/>
         </w:rPr>
-        <w:t>الشرط 3: جانب الملاءمة التنظيمية ضعيف (‏38%‏) — عالِجه قبل الالتزام، أو ادخل بحجمٍ يحتمل ضعفه.</w:t>
+        <w:t>الشرط 3: مستوى الملاءمة التنظيمية ضعيف (‏38%‏). عالِج هذا الضعف قبل الالتزام، أو ابدأ بكمية صغيرة تتحمّله.</w:t>
       </w:r>
     </w:p>
     <w:p>
@@ -1867,7 +1867,7 @@
           <w:rFonts w:ascii="IBM Plex Sans Arabic" w:hAnsi="IBM Plex Sans Arabic" w:cs="IBM Plex Sans Arabic"/>
           <w:rtl/>
         </w:rPr>
-        <w:t>أقوى ما يُقال ضدّ هذا الحكم</w:t>
+        <w:t>أقوى اعتراض على هذا الحكم</w:t>
       </w:r>
     </w:p>
     <w:p>
@@ -1880,7 +1880,7 @@
           <w:rFonts w:ascii="IBM Plex Sans Arabic" w:hAnsi="IBM Plex Sans Arabic" w:cs="IBM Plex Sans Arabic"/>
           <w:rtl/>
         </w:rPr>
-        <w:t>أقوى حجة ضد الدخول المشروط: من جهةٍ أقوى الجوانب «جاذبية السوق» (‏84%‏) يدعم مضيّاً كاملاً، ومن جهةٍ أضعفها «الملاءمة التنظيمية» (‏38%‏) يدعم رفضاً. لماذا لم تُعتمد أيٌّ منهما: الدرجة في النطاق الشرطي والشروط المفتوحة مسماة — الحسم قبل إغلاقها التزام بلا أساس.</w:t>
+        <w:t>يمكن قراءة هذا الحكم في اتجاهين: «جاذبية السوق» أقوى الجوانب (‏84%‏) ويدعم الدخول الكامل، و«الملاءمة التنظيمية» أضعفها (‏38%‏) ويدعم عدم الدخول. لم نأخذ بأيٍّ من الاتجاهين، لأن التقييم الكلي يقع في نطاق الدخول المشروط، والقرار النهائي ينتظر استيفاء الشروط المحددة.</w:t>
       </w:r>
     </w:p>
     <w:p>
@@ -10512,7 +10512,7 @@
                 <w:rFonts w:ascii="IBM Plex Sans Arabic" w:hAnsi="IBM Plex Sans Arabic" w:cs="IBM Plex Sans Arabic"/>
                 <w:rtl/>
               </w:rPr>
-              <w:t>2026-09-27</w:t>
+              <w:t>2026-10-14</w:t>
             </w:r>
           </w:p>
         </w:tc>

--- a/samples/client_report_latest.docx
+++ b/samples/client_report_latest.docx
@@ -8804,7 +8804,7 @@
           <w:rFonts w:ascii="IBM Plex Sans Arabic" w:hAnsi="IBM Plex Sans Arabic" w:cs="IBM Plex Sans Arabic"/>
           <w:rtl/>
         </w:rPr>
-        <w:t>الرمز مُدخل صراحة في الطلب أو محسوم من مرجع الأصناف — راجع منهجية التقرير</w:t>
+        <w:t>الرمز مُدخل صراحة في الطلب أو محسوم من مرجع الأصناف</w:t>
       </w:r>
     </w:p>
     <w:p>

--- a/samples/client_report_latest.docx
+++ b/samples/client_report_latest.docx
@@ -422,7 +422,7 @@
                 <w:rFonts w:ascii="IBM Plex Sans Arabic" w:hAnsi="IBM Plex Sans Arabic" w:cs="IBM Plex Sans Arabic"/>
                 <w:rtl/>
               </w:rPr>
-              <w:t>2026-09-27</w:t>
+              <w:t>2026-10-14</w:t>
             </w:r>
           </w:p>
         </w:tc>
@@ -611,7 +611,7 @@
           <w:rFonts w:ascii="IBM Plex Sans Arabic" w:hAnsi="IBM Plex Sans Arabic" w:cs="IBM Plex Sans Arabic"/>
           <w:rtl/>
         </w:rPr>
-        <w:t>على أيّ أساس صدر هذا الحكم</w:t>
+        <w:t>كيف وصلنا إلى هذا الحكم</w:t>
       </w:r>
     </w:p>
     <w:p>
@@ -624,7 +624,7 @@
           <w:rFonts w:ascii="IBM Plex Sans Arabic" w:hAnsi="IBM Plex Sans Arabic" w:cs="IBM Plex Sans Arabic"/>
           <w:rtl/>
         </w:rPr>
-        <w:t>قاعدة الحكم مُعلنة قبل النظر في الأرقام: نوصي بالمضي حين تبلغ قوة الفرصة 65 من 100 فأعلى ويبلغ مستوى الثقة 60% فأعلى وبلا شروط مفتوحة؛ ونرفض حين تنزل القوة دون 45 أو عند اختلال أمان السوق؛ وما بينهما دخول مشروط بشروط مسمّاة أدناه.</w:t>
+        <w:t>وضعنا قاعدة الحكم قبل النظر في الأرقام. نوصي بالدخول إذا بلغت قوة الفرصة 65 من 100 أو أكثر، وبلغت ثقتنا في هذا التقييم 60% أو أكثر، ولم يبقَ شرط معلّق. ولا نوصي بالدخول إذا نزلت قوة الفرصة عن 45، أو تبيّن أن السوق غير آمن. وما بين الحدّين دخول مشروط، وشروطه مذكورة أدناه.</w:t>
       </w:r>
     </w:p>
     <w:p>
@@ -820,7 +820,7 @@
                 <w:rFonts w:ascii="IBM Plex Sans Arabic" w:hAnsi="IBM Plex Sans Arabic" w:cs="IBM Plex Sans Arabic"/>
                 <w:rtl/>
               </w:rPr>
-              <w:t>مرصودٌ من مصادر مباشرة.</w:t>
+              <w:t>مبنيّ على بيانات من مصادرها الأصلية.</w:t>
             </w:r>
           </w:p>
         </w:tc>
@@ -900,7 +900,7 @@
                 <w:rFonts w:ascii="IBM Plex Sans Arabic" w:hAnsi="IBM Plex Sans Arabic" w:cs="IBM Plex Sans Arabic"/>
                 <w:rtl/>
               </w:rPr>
-              <w:t>مرصودٌ من مصادر مباشرة.</w:t>
+              <w:t>مبنيّ على بيانات من مصادرها الأصلية.</w:t>
             </w:r>
           </w:p>
         </w:tc>
@@ -977,7 +977,7 @@
                 <w:rFonts w:ascii="IBM Plex Sans Arabic" w:hAnsi="IBM Plex Sans Arabic" w:cs="IBM Plex Sans Arabic"/>
                 <w:rtl/>
               </w:rPr>
-              <w:t>يقيس انخفاضَ التعرفة ووضوحَ الاشتراطات المنشورة — لا يعني حصولَ منشأتك على الموافقات.</w:t>
+              <w:t>يعكس انخفاض الرسوم الجمركية ووضوح الاشتراطات المنشورة، ولا يعني أن منشأتك حصلت على الموافقات المطلوبة.</w:t>
             </w:r>
           </w:p>
         </w:tc>
@@ -1057,7 +1057,7 @@
                 <w:rFonts w:ascii="IBM Plex Sans Arabic" w:hAnsi="IBM Plex Sans Arabic" w:cs="IBM Plex Sans Arabic"/>
                 <w:rtl/>
               </w:rPr>
-              <w:t>ينقصنا: هامش السعر عند الحدود، موقع سعرك مقابل السوق — أكمِلها قبل أي التزام.</w:t>
+              <w:t>ينقصنا: هامش السعر عند الحدود، موقع سعرك مقابل السوق. أكمِل هذه البيانات قبل أي التزام.</w:t>
             </w:r>
           </w:p>
         </w:tc>
@@ -1134,7 +1134,7 @@
                 <w:rFonts w:ascii="IBM Plex Sans Arabic" w:hAnsi="IBM Plex Sans Arabic" w:cs="IBM Plex Sans Arabic"/>
                 <w:rtl/>
               </w:rPr>
-              <w:t>ينقصنا: الاستقرار السياسي، جودة التنظيم، أداء اللوجستيات، استقرار العملة — أكمِلها قبل أي التزام.</w:t>
+              <w:t>ينقصنا: الاستقرار السياسي، جودة التنظيم، أداء اللوجستيات، استقرار العملة. أكمِل هذه البيانات قبل أي التزام.</w:t>
             </w:r>
           </w:p>
         </w:tc>
@@ -1151,7 +1151,7 @@
           <w:rFonts w:ascii="IBM Plex Sans Arabic" w:hAnsi="IBM Plex Sans Arabic" w:cs="IBM Plex Sans Arabic"/>
           <w:rtl/>
         </w:rPr>
-        <w:t>ما يجب إغلاقه قبل الالتزام</w:t>
+        <w:t>ما يجب حسمه قبل الالتزام</w:t>
       </w:r>
     </w:p>
     <w:p>
@@ -1165,7 +1165,7 @@
           <w:rFonts w:ascii="IBM Plex Sans Arabic" w:hAnsi="IBM Plex Sans Arabic" w:cs="IBM Plex Sans Arabic"/>
           <w:rtl/>
         </w:rPr>
-        <w:t>الشرط 1: جانب هامش الربحية لم يُحسب بعد — يتطلب: هامش السعر عند الحدود، موقع سعرك مقابل السوق. أكمِلها قبل أي التزام إنتاجي أو شحني.</w:t>
+        <w:t>الشرط 1: لم نحسب هامش الربحية بعد، لأن الحساب يحتاج إلى: هامش السعر عند الحدود، موقع سعرك مقابل السوق. أكمِل هذه البيانات قبل أي التزام بالإنتاج أو الشحن.</w:t>
       </w:r>
     </w:p>
     <w:p>
@@ -1179,7 +1179,7 @@
           <w:rFonts w:ascii="IBM Plex Sans Arabic" w:hAnsi="IBM Plex Sans Arabic" w:cs="IBM Plex Sans Arabic"/>
           <w:rtl/>
         </w:rPr>
-        <w:t>الشرط 2: جانب أمان السوق (المخاطر) لم يُحسب بعد — يتطلب: الاستقرار السياسي، جودة التنظيم، أداء اللوجستيات، استقرار العملة. أكمِلها قبل أي التزام إنتاجي أو شحني.</w:t>
+        <w:t>الشرط 2: لم نحسب أمان السوق (المخاطر) بعد، لأن الحساب يحتاج إلى: الاستقرار السياسي، جودة التنظيم، أداء اللوجستيات، استقرار العملة. أكمِل هذه البيانات قبل أي التزام بالإنتاج أو الشحن.</w:t>
       </w:r>
     </w:p>
     <w:p>
@@ -1193,7 +1193,7 @@
           <w:rFonts w:ascii="IBM Plex Sans Arabic" w:hAnsi="IBM Plex Sans Arabic" w:cs="IBM Plex Sans Arabic"/>
           <w:rtl/>
         </w:rPr>
-        <w:t>الشرط 3: جانب الملاءمة التنظيمية ضعيف (‏38%‏) — عالِجه قبل الالتزام، أو ادخل بحجمٍ يحتمل ضعفه.</w:t>
+        <w:t>الشرط 3: مستوى الملاءمة التنظيمية ضعيف (‏38%‏). عالِج هذا الضعف قبل الالتزام، أو ابدأ بكمية صغيرة تتحمّله.</w:t>
       </w:r>
     </w:p>
     <w:p>
@@ -1867,7 +1867,7 @@
           <w:rFonts w:ascii="IBM Plex Sans Arabic" w:hAnsi="IBM Plex Sans Arabic" w:cs="IBM Plex Sans Arabic"/>
           <w:rtl/>
         </w:rPr>
-        <w:t>أقوى ما يُقال ضدّ هذا الحكم</w:t>
+        <w:t>أقوى اعتراض على هذا الحكم</w:t>
       </w:r>
     </w:p>
     <w:p>
@@ -1880,7 +1880,7 @@
           <w:rFonts w:ascii="IBM Plex Sans Arabic" w:hAnsi="IBM Plex Sans Arabic" w:cs="IBM Plex Sans Arabic"/>
           <w:rtl/>
         </w:rPr>
-        <w:t>أقوى حجة ضد الدخول المشروط: من جهةٍ أقوى الجوانب «جاذبية السوق» (‏84%‏) يدعم مضيّاً كاملاً، ومن جهةٍ أضعفها «الملاءمة التنظيمية» (‏38%‏) يدعم رفضاً. لماذا لم تُعتمد أيٌّ منهما: الدرجة في النطاق الشرطي والشروط المفتوحة مسماة — الحسم قبل إغلاقها التزام بلا أساس.</w:t>
+        <w:t>يمكن قراءة هذا الحكم في اتجاهين: «جاذبية السوق» أقوى الجوانب (‏84%‏) ويدعم الدخول الكامل، و«الملاءمة التنظيمية» أضعفها (‏38%‏) ويدعم عدم الدخول. لم نأخذ بأيٍّ من الاتجاهين، لأن التقييم الكلي يقع في نطاق الدخول المشروط، والقرار النهائي ينتظر استيفاء الشروط المحددة.</w:t>
       </w:r>
     </w:p>
     <w:p>
@@ -8804,7 +8804,7 @@
           <w:rFonts w:ascii="IBM Plex Sans Arabic" w:hAnsi="IBM Plex Sans Arabic" w:cs="IBM Plex Sans Arabic"/>
           <w:rtl/>
         </w:rPr>
-        <w:t>الرمز مُدخل صراحة في الطلب أو محسوم من مرجع الأصناف — راجع منهجية التقرير</w:t>
+        <w:t>الرمز مُدخل صراحة في الطلب أو محسوم من مرجع الأصناف</w:t>
       </w:r>
     </w:p>
     <w:p>
@@ -10512,7 +10512,7 @@
                 <w:rFonts w:ascii="IBM Plex Sans Arabic" w:hAnsi="IBM Plex Sans Arabic" w:cs="IBM Plex Sans Arabic"/>
                 <w:rtl/>
               </w:rPr>
-              <w:t>2026-09-27</w:t>
+              <w:t>2026-10-14</w:t>
             </w:r>
           </w:p>
         </w:tc>

--- a/samples/client_report_latest.docx
+++ b/samples/client_report_latest.docx
@@ -422,7 +422,7 @@
                 <w:rFonts w:ascii="IBM Plex Sans Arabic" w:hAnsi="IBM Plex Sans Arabic" w:cs="IBM Plex Sans Arabic"/>
                 <w:rtl/>
               </w:rPr>
-              <w:t>2026-10-14</w:t>
+              <w:t>2026-10-15</w:t>
             </w:r>
           </w:p>
         </w:tc>
@@ -9336,7 +9336,7 @@
           <w:rFonts w:ascii="IBM Plex Sans Arabic" w:hAnsi="IBM Plex Sans Arabic" w:cs="IBM Plex Sans Arabic"/>
           <w:rtl/>
         </w:rPr>
-        <w:t>لم يتحقّق بعد: استكمال بيانات معدّل نموّ الواردات، دخل الفرد، حصّة السعودية الحالية و9 مكوّنات أخرى وإعادة تقييم القرار — إغلاق هذا الشرط يتطلّب توثيق المدخلات من مصدر مناسب، ثم إعادة الحساب قبل الالتزام بالبيع.</w:t>
+        <w:t>لم يتحقّق بعد: استكمال بيانات معدّل نموّ الواردات، دخل الفرد، حصّة السعودية الحالية وتسعة مكوّنات أخرى وإعادة تقييم القرار — إغلاق هذا الشرط يتطلّب توثيق المدخلات من مصدر مناسب، ثم إعادة الحساب قبل الالتزام بالبيع.</w:t>
       </w:r>
     </w:p>
     <w:tbl>
@@ -9356,8 +9356,7 @@
         <w:bidiVisual/>
       </w:tblPr>
       <w:tblGrid>
-        <w:gridCol w:w="4320"/>
-        <w:gridCol w:w="4320"/>
+        <w:gridCol w:w="8640"/>
       </w:tblGrid>
       <w:tr>
         <w:trPr>
@@ -9366,7 +9365,7 @@
         </w:trPr>
         <w:tc>
           <w:tcPr>
-            <w:tcW w:type="dxa" w:w="4680"/>
+            <w:tcW w:type="dxa" w:w="9360"/>
             <w:shd w:val="clear" w:fill="166534"/>
             <w:tcMar>
               <w:top w:w="100" w:type="dxa"/>
@@ -9391,33 +9390,6 @@
             </w:r>
           </w:p>
         </w:tc>
-        <w:tc>
-          <w:tcPr>
-            <w:tcW w:type="dxa" w:w="4680"/>
-            <w:shd w:val="clear" w:fill="166534"/>
-            <w:tcMar>
-              <w:top w:w="100" w:type="dxa"/>
-              <w:bottom w:w="100" w:type="dxa"/>
-              <w:left w:w="120" w:type="dxa"/>
-              <w:right w:w="120" w:type="dxa"/>
-            </w:tcMar>
-          </w:tcPr>
-          <w:p>
-            <w:pPr>
-              <w:bidi/>
-              <w:jc w:val="start"/>
-            </w:pPr>
-            <w:r>
-              <w:rPr>
-                <w:rFonts w:ascii="IBM Plex Sans Arabic" w:hAnsi="IBM Plex Sans Arabic" w:cs="IBM Plex Sans Arabic"/>
-                <w:b/>
-                <w:color w:val="FFFFFF"/>
-                <w:rtl/>
-              </w:rPr>
-              <w:t>كيف تعرفه</w:t>
-            </w:r>
-          </w:p>
-        </w:tc>
       </w:tr>
       <w:tr>
         <w:trPr>
@@ -9425,7 +9397,7 @@
         </w:trPr>
         <w:tc>
           <w:tcPr>
-            <w:tcW w:type="dxa" w:w="4680"/>
+            <w:tcW w:type="dxa" w:w="9360"/>
             <w:tcMar>
               <w:top w:w="100" w:type="dxa"/>
               <w:bottom w:w="100" w:type="dxa"/>
@@ -9444,30 +9416,6 @@
                 <w:rtl/>
               </w:rPr>
               <w:t>بنود الاشتراطات — لا يستند إلا إلى مصادر غير رسمية</w:t>
-            </w:r>
-          </w:p>
-        </w:tc>
-        <w:tc>
-          <w:tcPr>
-            <w:tcW w:type="dxa" w:w="4680"/>
-            <w:tcMar>
-              <w:top w:w="100" w:type="dxa"/>
-              <w:bottom w:w="100" w:type="dxa"/>
-              <w:left w:w="120" w:type="dxa"/>
-              <w:right w:w="120" w:type="dxa"/>
-            </w:tcMar>
-          </w:tcPr>
-          <w:p>
-            <w:pPr>
-              <w:bidi/>
-              <w:jc w:val="start"/>
-            </w:pPr>
-            <w:r>
-              <w:rPr>
-                <w:rFonts w:ascii="IBM Plex Sans Arabic" w:hAnsi="IBM Plex Sans Arabic" w:cs="IBM Plex Sans Arabic"/>
-                <w:rtl/>
-              </w:rPr>
-              <w:t>—</w:t>
             </w:r>
           </w:p>
         </w:tc>
@@ -10512,7 +10460,7 @@
                 <w:rFonts w:ascii="IBM Plex Sans Arabic" w:hAnsi="IBM Plex Sans Arabic" w:cs="IBM Plex Sans Arabic"/>
                 <w:rtl/>
               </w:rPr>
-              <w:t>2026-10-14</w:t>
+              <w:t>2026-10-15</w:t>
             </w:r>
           </w:p>
         </w:tc>

--- a/samples/client_report_latest.docx
+++ b/samples/client_report_latest.docx
@@ -8737,7 +8737,7 @@
           <w:rFonts w:ascii="IBM Plex Sans Arabic" w:hAnsi="IBM Plex Sans Arabic" w:cs="IBM Plex Sans Arabic"/>
           <w:rtl/>
         </w:rPr>
-        <w:t>سعر تجزئة مرصود برابط — المنشأ المغرب — رُصد 2026-07-02</w:t>
+        <w:t>سعر تجزئة مرصود برابط — المنشأ المغرب — المنشأ المغرب — رُصد 2026-07-02</w:t>
       </w:r>
     </w:p>
     <w:p>
@@ -8751,7 +8751,7 @@
           <w:rFonts w:ascii="IBM Plex Sans Arabic" w:hAnsi="IBM Plex Sans Arabic" w:cs="IBM Plex Sans Arabic"/>
           <w:rtl/>
         </w:rPr>
-        <w:t>سعر تجزئة مرصود — قناة متخصصة — رُصد 2026-07-02</w:t>
+        <w:t>سعر تجزئة مرصود — قناة متخصصة — قناة متخصصة — رُصد 2026-07-02</w:t>
       </w:r>
     </w:p>
     <w:p>

--- a/samples/client_report_latest.docx
+++ b/samples/client_report_latest.docx
@@ -8751,7 +8751,7 @@
           <w:rFonts w:ascii="IBM Plex Sans Arabic" w:hAnsi="IBM Plex Sans Arabic" w:cs="IBM Plex Sans Arabic"/>
           <w:rtl/>
         </w:rPr>
-        <w:t>سعر تجزئة مرصود — قناة متخصصة — قناة متخصصة — رُصد 2026-07-02</w:t>
+        <w:t>سعر تجزئة مرصود — قناة متخصصة — رُصد 2026-07-02</w:t>
       </w:r>
     </w:p>
     <w:p>

--- a/samples/client_report_latest.docx
+++ b/samples/client_report_latest.docx
@@ -422,7 +422,7 @@
                 <w:rFonts w:ascii="IBM Plex Sans Arabic" w:hAnsi="IBM Plex Sans Arabic" w:cs="IBM Plex Sans Arabic"/>
                 <w:rtl/>
               </w:rPr>
-              <w:t>2026-10-14</w:t>
+              <w:t>2026-10-15</w:t>
             </w:r>
           </w:p>
         </w:tc>
@@ -8737,7 +8737,7 @@
           <w:rFonts w:ascii="IBM Plex Sans Arabic" w:hAnsi="IBM Plex Sans Arabic" w:cs="IBM Plex Sans Arabic"/>
           <w:rtl/>
         </w:rPr>
-        <w:t>سعر تجزئة مرصود برابط — المنشأ المغرب — رُصد 2026-07-02</w:t>
+        <w:t>سعر تجزئة مرصود برابط — المنشأ المغرب — المنشأ المغرب — رُصد 2026-07-02</w:t>
       </w:r>
     </w:p>
     <w:p>
@@ -9336,7 +9336,7 @@
           <w:rFonts w:ascii="IBM Plex Sans Arabic" w:hAnsi="IBM Plex Sans Arabic" w:cs="IBM Plex Sans Arabic"/>
           <w:rtl/>
         </w:rPr>
-        <w:t>لم يتحقّق بعد: استكمال بيانات معدّل نموّ الواردات، دخل الفرد، حصّة السعودية الحالية و9 مكوّنات أخرى وإعادة تقييم القرار — إغلاق هذا الشرط يتطلّب توثيق المدخلات من مصدر مناسب، ثم إعادة الحساب قبل الالتزام بالبيع.</w:t>
+        <w:t>لم يتحقّق بعد: استكمال بيانات معدّل نموّ الواردات، دخل الفرد، حصّة السعودية الحالية وتسعة مكوّنات أخرى وإعادة تقييم القرار — إغلاق هذا الشرط يتطلّب توثيق المدخلات من مصدر مناسب، ثم إعادة الحساب قبل الالتزام بالبيع.</w:t>
       </w:r>
     </w:p>
     <w:tbl>
@@ -9356,8 +9356,7 @@
         <w:bidiVisual/>
       </w:tblPr>
       <w:tblGrid>
-        <w:gridCol w:w="4320"/>
-        <w:gridCol w:w="4320"/>
+        <w:gridCol w:w="8640"/>
       </w:tblGrid>
       <w:tr>
         <w:trPr>
@@ -9366,7 +9365,7 @@
         </w:trPr>
         <w:tc>
           <w:tcPr>
-            <w:tcW w:type="dxa" w:w="4680"/>
+            <w:tcW w:type="dxa" w:w="9360"/>
             <w:shd w:val="clear" w:fill="166534"/>
             <w:tcMar>
               <w:top w:w="100" w:type="dxa"/>
@@ -9391,33 +9390,6 @@
             </w:r>
           </w:p>
         </w:tc>
-        <w:tc>
-          <w:tcPr>
-            <w:tcW w:type="dxa" w:w="4680"/>
-            <w:shd w:val="clear" w:fill="166534"/>
-            <w:tcMar>
-              <w:top w:w="100" w:type="dxa"/>
-              <w:bottom w:w="100" w:type="dxa"/>
-              <w:left w:w="120" w:type="dxa"/>
-              <w:right w:w="120" w:type="dxa"/>
-            </w:tcMar>
-          </w:tcPr>
-          <w:p>
-            <w:pPr>
-              <w:bidi/>
-              <w:jc w:val="start"/>
-            </w:pPr>
-            <w:r>
-              <w:rPr>
-                <w:rFonts w:ascii="IBM Plex Sans Arabic" w:hAnsi="IBM Plex Sans Arabic" w:cs="IBM Plex Sans Arabic"/>
-                <w:b/>
-                <w:color w:val="FFFFFF"/>
-                <w:rtl/>
-              </w:rPr>
-              <w:t>كيف تعرفه</w:t>
-            </w:r>
-          </w:p>
-        </w:tc>
       </w:tr>
       <w:tr>
         <w:trPr>
@@ -9425,7 +9397,7 @@
         </w:trPr>
         <w:tc>
           <w:tcPr>
-            <w:tcW w:type="dxa" w:w="4680"/>
+            <w:tcW w:type="dxa" w:w="9360"/>
             <w:tcMar>
               <w:top w:w="100" w:type="dxa"/>
               <w:bottom w:w="100" w:type="dxa"/>
@@ -9444,30 +9416,6 @@
                 <w:rtl/>
               </w:rPr>
               <w:t>بنود الاشتراطات — لا يستند إلا إلى مصادر غير رسمية</w:t>
-            </w:r>
-          </w:p>
-        </w:tc>
-        <w:tc>
-          <w:tcPr>
-            <w:tcW w:type="dxa" w:w="4680"/>
-            <w:tcMar>
-              <w:top w:w="100" w:type="dxa"/>
-              <w:bottom w:w="100" w:type="dxa"/>
-              <w:left w:w="120" w:type="dxa"/>
-              <w:right w:w="120" w:type="dxa"/>
-            </w:tcMar>
-          </w:tcPr>
-          <w:p>
-            <w:pPr>
-              <w:bidi/>
-              <w:jc w:val="start"/>
-            </w:pPr>
-            <w:r>
-              <w:rPr>
-                <w:rFonts w:ascii="IBM Plex Sans Arabic" w:hAnsi="IBM Plex Sans Arabic" w:cs="IBM Plex Sans Arabic"/>
-                <w:rtl/>
-              </w:rPr>
-              <w:t>—</w:t>
             </w:r>
           </w:p>
         </w:tc>
@@ -10512,7 +10460,7 @@
                 <w:rFonts w:ascii="IBM Plex Sans Arabic" w:hAnsi="IBM Plex Sans Arabic" w:cs="IBM Plex Sans Arabic"/>
                 <w:rtl/>
               </w:rPr>
-              <w:t>2026-10-14</w:t>
+              <w:t>2026-10-15</w:t>
             </w:r>
           </w:p>
         </w:tc>

--- a/samples/client_report_latest.docx
+++ b/samples/client_report_latest.docx
@@ -9339,88 +9339,6 @@
         <w:t>لم يتحقّق بعد: استكمال بيانات معدّل نموّ الواردات، دخل الفرد، حصّة السعودية الحالية وتسعة مكوّنات أخرى وإعادة تقييم القرار — إغلاق هذا الشرط يتطلّب توثيق المدخلات من مصدر مناسب، ثم إعادة الحساب قبل الالتزام بالبيع.</w:t>
       </w:r>
     </w:p>
-    <w:tbl>
-      <w:tblPr>
-        <w:tblStyle w:val="TableGrid"/>
-        <w:tblW w:type="auto" w:w="0"/>
-        <w:tblLayout w:type="fixed"/>
-        <w:tblLook w:firstColumn="1" w:firstRow="1" w:lastColumn="0" w:lastRow="0" w:noHBand="0" w:noVBand="1" w:val="04A0"/>
-        <w:tblBorders>
-          <w:top w:val="single" w:sz="4" w:space="0" w:color="BBBBBB"/>
-          <w:left w:val="single" w:sz="4" w:space="0" w:color="BBBBBB"/>
-          <w:bottom w:val="single" w:sz="4" w:space="0" w:color="BBBBBB"/>
-          <w:right w:val="single" w:sz="4" w:space="0" w:color="BBBBBB"/>
-          <w:insideH w:val="single" w:sz="4" w:space="0" w:color="BBBBBB"/>
-          <w:insideV w:val="single" w:sz="4" w:space="0" w:color="BBBBBB"/>
-        </w:tblBorders>
-        <w:bidiVisual/>
-      </w:tblPr>
-      <w:tblGrid>
-        <w:gridCol w:w="8640"/>
-      </w:tblGrid>
-      <w:tr>
-        <w:trPr>
-          <w:cantSplit/>
-          <w:tblHeader/>
-        </w:trPr>
-        <w:tc>
-          <w:tcPr>
-            <w:tcW w:type="dxa" w:w="9360"/>
-            <w:shd w:val="clear" w:fill="166534"/>
-            <w:tcMar>
-              <w:top w:w="100" w:type="dxa"/>
-              <w:bottom w:w="100" w:type="dxa"/>
-              <w:left w:w="120" w:type="dxa"/>
-              <w:right w:w="120" w:type="dxa"/>
-            </w:tcMar>
-          </w:tcPr>
-          <w:p>
-            <w:pPr>
-              <w:bidi/>
-              <w:jc w:val="start"/>
-            </w:pPr>
-            <w:r>
-              <w:rPr>
-                <w:rFonts w:ascii="IBM Plex Sans Arabic" w:hAnsi="IBM Plex Sans Arabic" w:cs="IBM Plex Sans Arabic"/>
-                <w:b/>
-                <w:color w:val="FFFFFF"/>
-                <w:rtl/>
-              </w:rPr>
-              <w:t>ما لم نعرفه بعد</w:t>
-            </w:r>
-          </w:p>
-        </w:tc>
-      </w:tr>
-      <w:tr>
-        <w:trPr>
-          <w:cantSplit/>
-        </w:trPr>
-        <w:tc>
-          <w:tcPr>
-            <w:tcW w:type="dxa" w:w="9360"/>
-            <w:tcMar>
-              <w:top w:w="100" w:type="dxa"/>
-              <w:bottom w:w="100" w:type="dxa"/>
-              <w:left w:w="120" w:type="dxa"/>
-              <w:right w:w="120" w:type="dxa"/>
-            </w:tcMar>
-          </w:tcPr>
-          <w:p>
-            <w:pPr>
-              <w:bidi/>
-              <w:jc w:val="start"/>
-            </w:pPr>
-            <w:r>
-              <w:rPr>
-                <w:rFonts w:ascii="IBM Plex Sans Arabic" w:hAnsi="IBM Plex Sans Arabic" w:cs="IBM Plex Sans Arabic"/>
-                <w:rtl/>
-              </w:rPr>
-              <w:t>بنود الاشتراطات — لا يستند إلا إلى مصادر غير رسمية</w:t>
-            </w:r>
-          </w:p>
-        </w:tc>
-      </w:tr>
-    </w:tbl>
     <w:p>
       <w:pPr>
         <w:pStyle w:val="Heading1"/>

--- a/samples/client_report_latest.docx
+++ b/samples/client_report_latest.docx
@@ -422,7 +422,7 @@
                 <w:rFonts w:ascii="IBM Plex Sans Arabic" w:hAnsi="IBM Plex Sans Arabic" w:cs="IBM Plex Sans Arabic"/>
                 <w:rtl/>
               </w:rPr>
-              <w:t>2026-10-15</w:t>
+              <w:t>2026-10-21</w:t>
             </w:r>
           </w:p>
         </w:tc>
@@ -9183,7 +9183,7 @@
           <w:rFonts w:ascii="IBM Plex Sans Arabic" w:hAnsi="IBM Plex Sans Arabic" w:cs="IBM Plex Sans Arabic"/>
           <w:rtl/>
         </w:rPr>
-        <w:t>ما حجمُ هذا السوق فعلاً وهل ينمو؟ 38 مليون دولار (‏UN Comtrade‏)</w:t>
+        <w:t>ما حجمُ هذا السوق فعلاً وهل ينمو؟ 38 مليون دولار (‏UN Comtrade 2023‏)</w:t>
       </w:r>
     </w:p>
     <w:p>
@@ -10378,7 +10378,7 @@
                 <w:rFonts w:ascii="IBM Plex Sans Arabic" w:hAnsi="IBM Plex Sans Arabic" w:cs="IBM Plex Sans Arabic"/>
                 <w:rtl/>
               </w:rPr>
-              <w:t>2026-10-15</w:t>
+              <w:t>2026-10-21</w:t>
             </w:r>
           </w:p>
         </w:tc>
